--- a/Деловые коммуникации/Практика/ББМО_01_25_Железняков_РА_ПР_7.docx
+++ b/Деловые коммуникации/Практика/ББМО_01_25_Железняков_РА_ПР_7.docx
@@ -279,7 +279,15 @@
           <w:sz w:val="28"/>
           <w:szCs w:val="28"/>
         </w:rPr>
-        <w:t xml:space="preserve"> 1</w:t>
+        <w:t xml:space="preserve"> </w:t>
+      </w:r>
+      <w:r>
+        <w:rPr>
+          <w:rFonts w:ascii="Times New Roman" w:hAnsi="Times New Roman" w:cs="Times New Roman"/>
+          <w:sz w:val="28"/>
+          <w:szCs w:val="28"/>
+        </w:rPr>
+        <w:t>7</w:t>
       </w:r>
     </w:p>
     <w:p>
@@ -541,7 +549,15 @@
           <w:szCs w:val="28"/>
         </w:rPr>
         <w:lastRenderedPageBreak/>
-        <w:t xml:space="preserve">Задание 1 </w:t>
+        <w:t>Задание 1</w:t>
+      </w:r>
+      <w:r>
+        <w:rPr>
+          <w:rFonts w:ascii="Times New Roman" w:hAnsi="Times New Roman" w:cs="Times New Roman"/>
+          <w:sz w:val="28"/>
+          <w:szCs w:val="28"/>
+        </w:rPr>
+        <w:t>0</w:t>
       </w:r>
     </w:p>
     <w:p>
@@ -549,253 +565,1124 @@
         <w:pStyle w:val="a9"/>
         <w:numPr>
           <w:ilvl w:val="0"/>
-          <w:numId w:val="1"/>
+          <w:numId w:val="14"/>
         </w:numPr>
         <w:spacing w:after="0" w:line="360" w:lineRule="auto"/>
         <w:ind w:left="0" w:firstLine="709"/>
-        <w:rPr>
-          <w:rFonts w:ascii="Times New Roman" w:hAnsi="Times New Roman" w:cs="Times New Roman"/>
-          <w:sz w:val="28"/>
-          <w:szCs w:val="28"/>
-        </w:rPr>
-      </w:pPr>
-      <w:r>
-        <w:rPr>
-          <w:rFonts w:ascii="Times New Roman" w:hAnsi="Times New Roman" w:cs="Times New Roman"/>
-          <w:sz w:val="28"/>
-          <w:szCs w:val="28"/>
-        </w:rPr>
-        <w:t xml:space="preserve">Опишите сущность процесса коммуникации, его основные элементы (отправитель, сообщение, канал, получатель, обратная связь) и стадии (кодирование, передача, декодирование). Приведите примеры из деловой среды. </w:t>
-      </w:r>
-    </w:p>
-    <w:p>
-      <w:pPr>
-        <w:pStyle w:val="a3"/>
+        <w:jc w:val="both"/>
+        <w:rPr>
+          <w:rFonts w:ascii="Times New Roman" w:hAnsi="Times New Roman" w:cs="Times New Roman"/>
+          <w:sz w:val="28"/>
+          <w:szCs w:val="28"/>
+        </w:rPr>
+      </w:pPr>
+      <w:r>
+        <w:rPr>
+          <w:rFonts w:ascii="Times New Roman" w:hAnsi="Times New Roman" w:cs="Times New Roman"/>
+          <w:sz w:val="28"/>
+          <w:szCs w:val="28"/>
+        </w:rPr>
+        <w:t xml:space="preserve">Опишите основные правила вербального этикета в деловых коммуникациях. Приведите примеры, показывающие, как эти правила могут быть применены на практике. </w:t>
+      </w:r>
+    </w:p>
+    <w:p>
+      <w:pPr>
+        <w:spacing w:after="0" w:line="360" w:lineRule="auto"/>
         <w:ind w:firstLine="708"/>
-      </w:pPr>
-      <w:r>
-        <w:t>Коммуникация — это процесс обмена информацией, идеями, мыслями и эмоциями между двумя и более людьми с целью достижения взаимопонимания и получения определенного результата. В деловой среде эффективная коммуникация является ключевым элементом успеха, так как она обеспечивает координацию действий, принятие управленческих решений, мотивацию сотрудников и построение прочных отношений с партнерами и клиентами.</w:t>
-      </w:r>
-    </w:p>
-    <w:p>
-      <w:pPr>
-        <w:pStyle w:val="a3"/>
+        <w:jc w:val="both"/>
+        <w:rPr>
+          <w:rFonts w:ascii="Times New Roman" w:hAnsi="Times New Roman" w:cs="Times New Roman"/>
+          <w:sz w:val="28"/>
+          <w:szCs w:val="28"/>
+        </w:rPr>
+      </w:pPr>
+      <w:r>
+        <w:rPr>
+          <w:rFonts w:ascii="Times New Roman" w:hAnsi="Times New Roman" w:cs="Times New Roman"/>
+          <w:sz w:val="28"/>
+          <w:szCs w:val="28"/>
+        </w:rPr>
+        <w:t>Культура поведения в деловом общении немыслима без соблюдения правил </w:t>
+      </w:r>
+      <w:r>
+        <w:rPr>
+          <w:rFonts w:ascii="Times New Roman" w:hAnsi="Times New Roman" w:cs="Times New Roman"/>
+          <w:i/>
+          <w:iCs/>
+          <w:sz w:val="28"/>
+          <w:szCs w:val="28"/>
+        </w:rPr>
+        <w:t>вербального </w:t>
+      </w:r>
+      <w:r>
+        <w:rPr>
+          <w:rFonts w:ascii="Times New Roman" w:hAnsi="Times New Roman" w:cs="Times New Roman"/>
+          <w:sz w:val="28"/>
+          <w:szCs w:val="28"/>
+        </w:rPr>
+        <w:t>(словесного, речевого) </w:t>
+      </w:r>
+      <w:r>
+        <w:rPr>
+          <w:rFonts w:ascii="Times New Roman" w:hAnsi="Times New Roman" w:cs="Times New Roman"/>
+          <w:i/>
+          <w:iCs/>
+          <w:sz w:val="28"/>
+          <w:szCs w:val="28"/>
+        </w:rPr>
+        <w:t>этикета, </w:t>
+      </w:r>
+      <w:r>
+        <w:rPr>
+          <w:rFonts w:ascii="Times New Roman" w:hAnsi="Times New Roman" w:cs="Times New Roman"/>
+          <w:sz w:val="28"/>
+          <w:szCs w:val="28"/>
+        </w:rPr>
+        <w:t>связанного с формами и манерами речи, словарным запасом, т.е. со всем </w:t>
+      </w:r>
+      <w:r>
+        <w:rPr>
+          <w:rFonts w:ascii="Times New Roman" w:hAnsi="Times New Roman" w:cs="Times New Roman"/>
+          <w:i/>
+          <w:iCs/>
+          <w:sz w:val="28"/>
+          <w:szCs w:val="28"/>
+        </w:rPr>
+        <w:t>стилем речи, </w:t>
+      </w:r>
+      <w:r>
+        <w:rPr>
+          <w:rFonts w:ascii="Times New Roman" w:hAnsi="Times New Roman" w:cs="Times New Roman"/>
+          <w:sz w:val="28"/>
+          <w:szCs w:val="28"/>
+        </w:rPr>
+        <w:t>принятым в общении данного круга деловых людей. Вербальный этикет в деловой среде — это совокупность норм и правил, регулирующих речевое поведение в профессиональном общении. Соблюдение этих правил способствует созданию продуктивной атмосферы, укреплению деловой репутации и предотвращению конфликтов.</w:t>
+      </w:r>
+    </w:p>
+    <w:p>
+      <w:pPr>
+        <w:spacing w:after="0" w:line="360" w:lineRule="auto"/>
         <w:ind w:firstLine="708"/>
-      </w:pPr>
-      <w:r>
-        <w:t>Можно выделить несколько основных элементов коммуникации:</w:t>
-      </w:r>
-    </w:p>
-    <w:p>
-      <w:pPr>
-        <w:pStyle w:val="a3"/>
+        <w:jc w:val="both"/>
+        <w:rPr>
+          <w:rFonts w:ascii="Times New Roman" w:hAnsi="Times New Roman" w:cs="Times New Roman"/>
+          <w:sz w:val="28"/>
+          <w:szCs w:val="28"/>
+        </w:rPr>
+      </w:pPr>
+      <w:r>
+        <w:rPr>
+          <w:rFonts w:ascii="Times New Roman" w:hAnsi="Times New Roman" w:cs="Times New Roman"/>
+          <w:sz w:val="28"/>
+          <w:szCs w:val="28"/>
+        </w:rPr>
+        <w:t>В деловом разговоре надо </w:t>
+      </w:r>
+      <w:r>
+        <w:rPr>
+          <w:rFonts w:ascii="Times New Roman" w:hAnsi="Times New Roman" w:cs="Times New Roman"/>
+          <w:i/>
+          <w:iCs/>
+          <w:sz w:val="28"/>
+          <w:szCs w:val="28"/>
+        </w:rPr>
+        <w:t>уметь дать ответ </w:t>
+      </w:r>
+      <w:r>
+        <w:rPr>
+          <w:rFonts w:ascii="Times New Roman" w:hAnsi="Times New Roman" w:cs="Times New Roman"/>
+          <w:sz w:val="28"/>
+          <w:szCs w:val="28"/>
+        </w:rPr>
+        <w:t>на любой вопрос. Даже на простейшие, задаваемые ежедневно по несколько раз "Как дела?", всегда необходимо помнить о чувстве меры. </w:t>
+      </w:r>
+    </w:p>
+    <w:p>
+      <w:pPr>
+        <w:spacing w:after="0" w:line="360" w:lineRule="auto"/>
+        <w:ind w:firstLine="708"/>
+        <w:jc w:val="both"/>
+        <w:rPr>
+          <w:rFonts w:ascii="Times New Roman" w:hAnsi="Times New Roman" w:cs="Times New Roman"/>
+          <w:sz w:val="28"/>
+          <w:szCs w:val="28"/>
+        </w:rPr>
+      </w:pPr>
+      <w:r>
+        <w:rPr>
+          <w:rFonts w:ascii="Times New Roman" w:hAnsi="Times New Roman" w:cs="Times New Roman"/>
+          <w:sz w:val="28"/>
+          <w:szCs w:val="28"/>
+        </w:rPr>
+        <w:t>В вербальном (словесном, речевом) общении деловой этикет предполагает применение различных психологических приемов. Один из них — </w:t>
+      </w:r>
+      <w:r>
+        <w:rPr>
+          <w:rFonts w:ascii="Times New Roman" w:hAnsi="Times New Roman" w:cs="Times New Roman"/>
+          <w:i/>
+          <w:iCs/>
+          <w:sz w:val="28"/>
+          <w:szCs w:val="28"/>
+        </w:rPr>
+        <w:t>"формула поглаживания''. </w:t>
+      </w:r>
+      <w:r>
+        <w:rPr>
+          <w:rFonts w:ascii="Times New Roman" w:hAnsi="Times New Roman" w:cs="Times New Roman"/>
+          <w:sz w:val="28"/>
+          <w:szCs w:val="28"/>
+        </w:rPr>
+        <w:t>Это словесные обороты типа: "Удачи Вам!", "Желаю успеха", известные фразы: "Большому кораблю — большое плавание", "Ни пуха, ни пера!" и т.п., произносимые с различными оттенками.</w:t>
+      </w:r>
+    </w:p>
+    <w:p>
+      <w:pPr>
+        <w:spacing w:after="0" w:line="360" w:lineRule="auto"/>
+        <w:ind w:firstLine="708"/>
+        <w:jc w:val="both"/>
+        <w:rPr>
+          <w:rFonts w:ascii="Times New Roman" w:hAnsi="Times New Roman" w:cs="Times New Roman"/>
+          <w:sz w:val="28"/>
+          <w:szCs w:val="28"/>
+        </w:rPr>
+      </w:pPr>
+      <w:r>
+        <w:rPr>
+          <w:rFonts w:ascii="Times New Roman" w:hAnsi="Times New Roman" w:cs="Times New Roman"/>
+          <w:sz w:val="28"/>
+          <w:szCs w:val="28"/>
+        </w:rPr>
+        <w:t>В речевом этикете деловых людей большое значение имеют </w:t>
+      </w:r>
+      <w:r>
+        <w:rPr>
+          <w:rFonts w:ascii="Times New Roman" w:hAnsi="Times New Roman" w:cs="Times New Roman"/>
+          <w:i/>
+          <w:iCs/>
+          <w:sz w:val="28"/>
+          <w:szCs w:val="28"/>
+        </w:rPr>
+        <w:t>комплименты </w:t>
+      </w:r>
+      <w:r>
+        <w:rPr>
+          <w:rFonts w:ascii="Times New Roman" w:hAnsi="Times New Roman" w:cs="Times New Roman"/>
+          <w:sz w:val="28"/>
+          <w:szCs w:val="28"/>
+        </w:rPr>
+        <w:t>— приятные слова, выражающие одобрение, положительную оценку деятельности в бизнесе, подчеркивающие вкус в одежде, внешности, сбалансированность поступков партнера, т.е. оценку ума делового партнера.</w:t>
+      </w:r>
+    </w:p>
+    <w:p>
+      <w:pPr>
+        <w:spacing w:after="0" w:line="360" w:lineRule="auto"/>
+        <w:ind w:firstLine="708"/>
+        <w:jc w:val="both"/>
+        <w:rPr>
+          <w:rFonts w:ascii="Times New Roman" w:hAnsi="Times New Roman" w:cs="Times New Roman"/>
+          <w:sz w:val="28"/>
+          <w:szCs w:val="28"/>
+        </w:rPr>
+      </w:pPr>
+      <w:r>
+        <w:rPr>
+          <w:rFonts w:ascii="Times New Roman" w:hAnsi="Times New Roman" w:cs="Times New Roman"/>
+          <w:sz w:val="28"/>
+          <w:szCs w:val="28"/>
+        </w:rPr>
+        <w:t>Деловой этикет предписывает неукоснительное соблюдение при переговорах </w:t>
+      </w:r>
+      <w:r>
+        <w:rPr>
+          <w:rFonts w:ascii="Times New Roman" w:hAnsi="Times New Roman" w:cs="Times New Roman"/>
+          <w:i/>
+          <w:iCs/>
+          <w:sz w:val="28"/>
+          <w:szCs w:val="28"/>
+        </w:rPr>
+        <w:t>правил поведения страны — партнера </w:t>
+      </w:r>
+      <w:r>
+        <w:rPr>
+          <w:rFonts w:ascii="Times New Roman" w:hAnsi="Times New Roman" w:cs="Times New Roman"/>
+          <w:sz w:val="28"/>
+          <w:szCs w:val="28"/>
+        </w:rPr>
+        <w:t xml:space="preserve">по бизнесу. Правила общения людей связаны с образом и стилем жизни, национальными обычаями и традициями. Все это результат многовекового жизненного опыта, быта предшествующих поколений того или иного народа. Какие бы ни были </w:t>
+      </w:r>
+      <w:r>
+        <w:rPr>
+          <w:rFonts w:ascii="Times New Roman" w:hAnsi="Times New Roman" w:cs="Times New Roman"/>
+          <w:sz w:val="28"/>
+          <w:szCs w:val="28"/>
+        </w:rPr>
+        <w:lastRenderedPageBreak/>
+        <w:t>традиции, правила поведения, — их приходится выполнять, если, конечно, вы хотите добиться успеха.  Нередко надо соблюдать все правила даже в том случае, если они вам не по душе. Интересы дела выше ваших вкусов и пристрастий.</w:t>
+      </w:r>
+    </w:p>
+    <w:p>
+      <w:pPr>
+        <w:spacing w:after="0" w:line="360" w:lineRule="auto"/>
+        <w:ind w:firstLine="708"/>
+        <w:jc w:val="both"/>
+        <w:rPr>
+          <w:rFonts w:ascii="Times New Roman" w:hAnsi="Times New Roman" w:cs="Times New Roman"/>
+          <w:sz w:val="28"/>
+          <w:szCs w:val="28"/>
+        </w:rPr>
+      </w:pPr>
+      <w:r>
+        <w:rPr>
+          <w:rFonts w:ascii="Times New Roman" w:hAnsi="Times New Roman" w:cs="Times New Roman"/>
+          <w:sz w:val="28"/>
+          <w:szCs w:val="28"/>
+        </w:rPr>
+        <w:t>Деловой этикет требует особого поведения в </w:t>
+      </w:r>
+      <w:r>
+        <w:rPr>
+          <w:rFonts w:ascii="Times New Roman" w:hAnsi="Times New Roman" w:cs="Times New Roman"/>
+          <w:i/>
+          <w:iCs/>
+          <w:sz w:val="28"/>
+          <w:szCs w:val="28"/>
+        </w:rPr>
+        <w:t>общении с клиентами. </w:t>
+      </w:r>
+      <w:r>
+        <w:rPr>
+          <w:rFonts w:ascii="Times New Roman" w:hAnsi="Times New Roman" w:cs="Times New Roman"/>
+          <w:sz w:val="28"/>
+          <w:szCs w:val="28"/>
+        </w:rPr>
+        <w:t>В каждом виде услуг, оказываемых клиентам, есть свои профессиональные тонкости в поведении. Но всегда надо помнить, что определяет отношения с клиентами самый главный принцип: клиент — самый дорогой и желанный человек в вашем офисе (магазине, предприятии). Если клиентов много, то обычно стараются в первую очередь обслуживать женщин и престарелых. Но в любом случае в работе с клиентами надо быть хорошим психологом.</w:t>
+      </w:r>
+    </w:p>
+    <w:p>
+      <w:pPr>
+        <w:spacing w:after="0" w:line="360" w:lineRule="auto"/>
+        <w:jc w:val="both"/>
+        <w:rPr>
+          <w:rFonts w:ascii="Times New Roman" w:hAnsi="Times New Roman" w:cs="Times New Roman"/>
+          <w:sz w:val="28"/>
+          <w:szCs w:val="28"/>
+        </w:rPr>
+      </w:pPr>
+      <w:r>
+        <w:rPr>
+          <w:rFonts w:ascii="Times New Roman" w:hAnsi="Times New Roman" w:cs="Times New Roman"/>
+          <w:sz w:val="28"/>
+          <w:szCs w:val="28"/>
+        </w:rPr>
+        <w:tab/>
+        <w:t>Кратко можно выделить следующие правила:</w:t>
+      </w:r>
+    </w:p>
+    <w:p>
+      <w:pPr>
         <w:numPr>
           <w:ilvl w:val="0"/>
-          <w:numId w:val="3"/>
+          <w:numId w:val="15"/>
         </w:numPr>
-      </w:pPr>
-      <w:r>
-        <w:t>Отправитель (Коммуникатор) — это лицо или группа лиц, которое генерирует идею, собирает информацию и инициирует процесс коммуникации, стремясь передать сообщение другому лицу.</w:t>
-      </w:r>
-      <w:r>
-        <w:t xml:space="preserve"> </w:t>
-      </w:r>
-      <w:r>
-        <w:t>Пример: Менеджер, который ставит задачу своему отделу.</w:t>
-      </w:r>
-    </w:p>
-    <w:p>
-      <w:pPr>
-        <w:pStyle w:val="a3"/>
+        <w:spacing w:after="0" w:line="360" w:lineRule="auto"/>
+        <w:jc w:val="both"/>
+        <w:rPr>
+          <w:rFonts w:ascii="Times New Roman" w:hAnsi="Times New Roman" w:cs="Times New Roman"/>
+          <w:sz w:val="28"/>
+          <w:szCs w:val="28"/>
+        </w:rPr>
+      </w:pPr>
+      <w:r>
+        <w:rPr>
+          <w:rFonts w:ascii="Times New Roman" w:hAnsi="Times New Roman" w:cs="Times New Roman"/>
+          <w:sz w:val="28"/>
+          <w:szCs w:val="28"/>
+        </w:rPr>
+        <w:t>Уважение к собеседнику:</w:t>
+      </w:r>
+    </w:p>
+    <w:p>
+      <w:pPr>
+        <w:numPr>
+          <w:ilvl w:val="1"/>
+          <w:numId w:val="15"/>
+        </w:numPr>
+        <w:tabs>
+          <w:tab w:val="num" w:pos="1440"/>
+        </w:tabs>
+        <w:spacing w:after="0" w:line="360" w:lineRule="auto"/>
+        <w:jc w:val="both"/>
+        <w:rPr>
+          <w:rFonts w:ascii="Times New Roman" w:hAnsi="Times New Roman" w:cs="Times New Roman"/>
+          <w:sz w:val="28"/>
+          <w:szCs w:val="28"/>
+        </w:rPr>
+      </w:pPr>
+      <w:r>
+        <w:rPr>
+          <w:rFonts w:ascii="Times New Roman" w:hAnsi="Times New Roman" w:cs="Times New Roman"/>
+          <w:sz w:val="28"/>
+          <w:szCs w:val="28"/>
+        </w:rPr>
+        <w:t>Слушайте внимательно и не перебивайте.</w:t>
+      </w:r>
+    </w:p>
+    <w:p>
+      <w:pPr>
+        <w:numPr>
+          <w:ilvl w:val="1"/>
+          <w:numId w:val="15"/>
+        </w:numPr>
+        <w:tabs>
+          <w:tab w:val="num" w:pos="1440"/>
+        </w:tabs>
+        <w:spacing w:after="0" w:line="360" w:lineRule="auto"/>
+        <w:jc w:val="both"/>
+        <w:rPr>
+          <w:rFonts w:ascii="Times New Roman" w:hAnsi="Times New Roman" w:cs="Times New Roman"/>
+          <w:sz w:val="28"/>
+          <w:szCs w:val="28"/>
+        </w:rPr>
+      </w:pPr>
+      <w:r>
+        <w:rPr>
+          <w:rFonts w:ascii="Times New Roman" w:hAnsi="Times New Roman" w:cs="Times New Roman"/>
+          <w:sz w:val="28"/>
+          <w:szCs w:val="28"/>
+        </w:rPr>
+        <w:t>Избегайте грубых оценок и повышать голос.</w:t>
+      </w:r>
+    </w:p>
+    <w:p>
+      <w:pPr>
+        <w:numPr>
+          <w:ilvl w:val="1"/>
+          <w:numId w:val="15"/>
+        </w:numPr>
+        <w:tabs>
+          <w:tab w:val="num" w:pos="1440"/>
+        </w:tabs>
+        <w:spacing w:after="0" w:line="360" w:lineRule="auto"/>
+        <w:jc w:val="both"/>
+        <w:rPr>
+          <w:rFonts w:ascii="Times New Roman" w:hAnsi="Times New Roman" w:cs="Times New Roman"/>
+          <w:sz w:val="28"/>
+          <w:szCs w:val="28"/>
+        </w:rPr>
+      </w:pPr>
+      <w:r>
+        <w:rPr>
+          <w:rFonts w:ascii="Times New Roman" w:hAnsi="Times New Roman" w:cs="Times New Roman"/>
+          <w:sz w:val="28"/>
+          <w:szCs w:val="28"/>
+        </w:rPr>
+        <w:t>Ведите разговор в доброжелательной и вежливой манере.</w:t>
+      </w:r>
+    </w:p>
+    <w:p>
+      <w:pPr>
         <w:numPr>
           <w:ilvl w:val="0"/>
-          <w:numId w:val="3"/>
+          <w:numId w:val="15"/>
         </w:numPr>
-      </w:pPr>
-      <w:r>
-        <w:t>Сообщение — это непосредственно сама информация, идея или эмоция, которую отправитель хочет передать. Сообщение может быть вербальным (словесным) или невербальным.</w:t>
-      </w:r>
-      <w:r>
-        <w:t xml:space="preserve"> </w:t>
-      </w:r>
-      <w:r>
-        <w:t>Пример: Устное распоряжение, письмо по электронной почте, презентация нового продукта, отчет о проделанной работе.</w:t>
-      </w:r>
-    </w:p>
-    <w:p>
-      <w:pPr>
-        <w:pStyle w:val="a3"/>
+        <w:spacing w:after="0" w:line="360" w:lineRule="auto"/>
+        <w:jc w:val="both"/>
+        <w:rPr>
+          <w:rFonts w:ascii="Times New Roman" w:hAnsi="Times New Roman" w:cs="Times New Roman"/>
+          <w:sz w:val="28"/>
+          <w:szCs w:val="28"/>
+        </w:rPr>
+      </w:pPr>
+      <w:r>
+        <w:rPr>
+          <w:rFonts w:ascii="Times New Roman" w:hAnsi="Times New Roman" w:cs="Times New Roman"/>
+          <w:sz w:val="28"/>
+          <w:szCs w:val="28"/>
+        </w:rPr>
+        <w:t>Культура речи:</w:t>
+      </w:r>
+    </w:p>
+    <w:p>
+      <w:pPr>
+        <w:numPr>
+          <w:ilvl w:val="1"/>
+          <w:numId w:val="15"/>
+        </w:numPr>
+        <w:tabs>
+          <w:tab w:val="num" w:pos="1440"/>
+        </w:tabs>
+        <w:spacing w:after="0" w:line="360" w:lineRule="auto"/>
+        <w:jc w:val="both"/>
+        <w:rPr>
+          <w:rFonts w:ascii="Times New Roman" w:hAnsi="Times New Roman" w:cs="Times New Roman"/>
+          <w:sz w:val="28"/>
+          <w:szCs w:val="28"/>
+        </w:rPr>
+      </w:pPr>
+      <w:r>
+        <w:rPr>
+          <w:rFonts w:ascii="Times New Roman" w:hAnsi="Times New Roman" w:cs="Times New Roman"/>
+          <w:sz w:val="28"/>
+          <w:szCs w:val="28"/>
+        </w:rPr>
+        <w:t>Используйте грамотную речь без слов-паразитов.</w:t>
+      </w:r>
+    </w:p>
+    <w:p>
+      <w:pPr>
+        <w:numPr>
+          <w:ilvl w:val="1"/>
+          <w:numId w:val="15"/>
+        </w:numPr>
+        <w:tabs>
+          <w:tab w:val="num" w:pos="1440"/>
+        </w:tabs>
+        <w:spacing w:after="0" w:line="360" w:lineRule="auto"/>
+        <w:jc w:val="both"/>
+        <w:rPr>
+          <w:rFonts w:ascii="Times New Roman" w:hAnsi="Times New Roman" w:cs="Times New Roman"/>
+          <w:sz w:val="28"/>
+          <w:szCs w:val="28"/>
+        </w:rPr>
+      </w:pPr>
+      <w:r>
+        <w:rPr>
+          <w:rFonts w:ascii="Times New Roman" w:hAnsi="Times New Roman" w:cs="Times New Roman"/>
+          <w:sz w:val="28"/>
+          <w:szCs w:val="28"/>
+        </w:rPr>
+        <w:t>Говорите ясно, отчетливо и не бормочите.</w:t>
+      </w:r>
+    </w:p>
+    <w:p>
+      <w:pPr>
+        <w:numPr>
+          <w:ilvl w:val="1"/>
+          <w:numId w:val="15"/>
+        </w:numPr>
+        <w:tabs>
+          <w:tab w:val="num" w:pos="1440"/>
+        </w:tabs>
+        <w:spacing w:after="0" w:line="360" w:lineRule="auto"/>
+        <w:jc w:val="both"/>
+        <w:rPr>
+          <w:rFonts w:ascii="Times New Roman" w:hAnsi="Times New Roman" w:cs="Times New Roman"/>
+          <w:sz w:val="28"/>
+          <w:szCs w:val="28"/>
+        </w:rPr>
+      </w:pPr>
+      <w:r>
+        <w:rPr>
+          <w:rFonts w:ascii="Times New Roman" w:hAnsi="Times New Roman" w:cs="Times New Roman"/>
+          <w:sz w:val="28"/>
+          <w:szCs w:val="28"/>
+        </w:rPr>
+        <w:t>Избегайте нецензурной лексики, панибратства и неуместного юмора.</w:t>
+      </w:r>
+    </w:p>
+    <w:p>
+      <w:pPr>
         <w:numPr>
           <w:ilvl w:val="0"/>
-          <w:numId w:val="3"/>
+          <w:numId w:val="15"/>
         </w:numPr>
-      </w:pPr>
-      <w:r>
-        <w:t>Канал — это средство или путь, по которому передается сообщение от отправителя к получателю.</w:t>
-      </w:r>
-      <w:r>
-        <w:t xml:space="preserve"> </w:t>
-      </w:r>
-      <w:r>
-        <w:t>Пример: Электронная почта, телефонный звонок, видеоконференция, личная встреча, корпоративный мессенджер, служебная записка.</w:t>
-      </w:r>
-    </w:p>
-    <w:p>
-      <w:pPr>
-        <w:pStyle w:val="a3"/>
+        <w:spacing w:after="0" w:line="360" w:lineRule="auto"/>
+        <w:jc w:val="both"/>
+        <w:rPr>
+          <w:rFonts w:ascii="Times New Roman" w:hAnsi="Times New Roman" w:cs="Times New Roman"/>
+          <w:sz w:val="28"/>
+          <w:szCs w:val="28"/>
+        </w:rPr>
+      </w:pPr>
+      <w:r>
+        <w:rPr>
+          <w:rFonts w:ascii="Times New Roman" w:hAnsi="Times New Roman" w:cs="Times New Roman"/>
+          <w:sz w:val="28"/>
+          <w:szCs w:val="28"/>
+        </w:rPr>
+        <w:t>Четкость и лаконичность:</w:t>
+      </w:r>
+    </w:p>
+    <w:p>
+      <w:pPr>
+        <w:numPr>
+          <w:ilvl w:val="1"/>
+          <w:numId w:val="15"/>
+        </w:numPr>
+        <w:tabs>
+          <w:tab w:val="num" w:pos="1440"/>
+        </w:tabs>
+        <w:spacing w:after="0" w:line="360" w:lineRule="auto"/>
+        <w:jc w:val="both"/>
+        <w:rPr>
+          <w:rFonts w:ascii="Times New Roman" w:hAnsi="Times New Roman" w:cs="Times New Roman"/>
+          <w:sz w:val="28"/>
+          <w:szCs w:val="28"/>
+        </w:rPr>
+      </w:pPr>
+      <w:r>
+        <w:rPr>
+          <w:rFonts w:ascii="Times New Roman" w:hAnsi="Times New Roman" w:cs="Times New Roman"/>
+          <w:sz w:val="28"/>
+          <w:szCs w:val="28"/>
+        </w:rPr>
+        <w:t>Формулируйте мысли ясно, четко и по делу.</w:t>
+      </w:r>
+    </w:p>
+    <w:p>
+      <w:pPr>
+        <w:numPr>
+          <w:ilvl w:val="1"/>
+          <w:numId w:val="15"/>
+        </w:numPr>
+        <w:tabs>
+          <w:tab w:val="num" w:pos="1440"/>
+        </w:tabs>
+        <w:spacing w:after="0" w:line="360" w:lineRule="auto"/>
+        <w:jc w:val="both"/>
+        <w:rPr>
+          <w:rFonts w:ascii="Times New Roman" w:hAnsi="Times New Roman" w:cs="Times New Roman"/>
+          <w:sz w:val="28"/>
+          <w:szCs w:val="28"/>
+        </w:rPr>
+      </w:pPr>
+      <w:r>
+        <w:rPr>
+          <w:rFonts w:ascii="Times New Roman" w:hAnsi="Times New Roman" w:cs="Times New Roman"/>
+          <w:sz w:val="28"/>
+          <w:szCs w:val="28"/>
+        </w:rPr>
+        <w:t>Не затягивайте разговор и старайтесь концентрироваться на главном.</w:t>
+      </w:r>
+    </w:p>
+    <w:p>
+      <w:pPr>
         <w:numPr>
           <w:ilvl w:val="0"/>
-          <w:numId w:val="3"/>
+          <w:numId w:val="15"/>
         </w:numPr>
-      </w:pPr>
-      <w:r>
-        <w:t>Получатель (Реципиент) — это лицо или группа лиц, для которых предназначено сообщение. Задача получателя — интерпретировать (декодировать) сообщение.</w:t>
-      </w:r>
-      <w:r>
-        <w:t xml:space="preserve"> </w:t>
-      </w:r>
-      <w:r>
-        <w:t>Пример: Сотрудник, получающий задачу от менеджера; клиент, читающий коммерческое предложение.</w:t>
-      </w:r>
-    </w:p>
-    <w:p>
-      <w:pPr>
-        <w:pStyle w:val="a3"/>
+        <w:spacing w:after="0" w:line="360" w:lineRule="auto"/>
+        <w:jc w:val="both"/>
+        <w:rPr>
+          <w:rFonts w:ascii="Times New Roman" w:hAnsi="Times New Roman" w:cs="Times New Roman"/>
+          <w:sz w:val="28"/>
+          <w:szCs w:val="28"/>
+        </w:rPr>
+      </w:pPr>
+      <w:r>
+        <w:rPr>
+          <w:rFonts w:ascii="Times New Roman" w:hAnsi="Times New Roman" w:cs="Times New Roman"/>
+          <w:sz w:val="28"/>
+          <w:szCs w:val="28"/>
+        </w:rPr>
+        <w:t>Учет контекста:</w:t>
+      </w:r>
+    </w:p>
+    <w:p>
+      <w:pPr>
+        <w:numPr>
+          <w:ilvl w:val="1"/>
+          <w:numId w:val="15"/>
+        </w:numPr>
+        <w:tabs>
+          <w:tab w:val="num" w:pos="1440"/>
+        </w:tabs>
+        <w:spacing w:after="0" w:line="360" w:lineRule="auto"/>
+        <w:jc w:val="both"/>
+        <w:rPr>
+          <w:rFonts w:ascii="Times New Roman" w:hAnsi="Times New Roman" w:cs="Times New Roman"/>
+          <w:sz w:val="28"/>
+          <w:szCs w:val="28"/>
+        </w:rPr>
+      </w:pPr>
+      <w:r>
+        <w:rPr>
+          <w:rFonts w:ascii="Times New Roman" w:hAnsi="Times New Roman" w:cs="Times New Roman"/>
+          <w:sz w:val="28"/>
+          <w:szCs w:val="28"/>
+        </w:rPr>
+        <w:t>При общении с клиентами сохраняйте вежливый и приветливый тон.</w:t>
+      </w:r>
+    </w:p>
+    <w:p>
+      <w:pPr>
+        <w:numPr>
+          <w:ilvl w:val="1"/>
+          <w:numId w:val="15"/>
+        </w:numPr>
+        <w:tabs>
+          <w:tab w:val="num" w:pos="1440"/>
+        </w:tabs>
+        <w:spacing w:after="0" w:line="360" w:lineRule="auto"/>
+        <w:jc w:val="both"/>
+        <w:rPr>
+          <w:rFonts w:ascii="Times New Roman" w:hAnsi="Times New Roman" w:cs="Times New Roman"/>
+          <w:sz w:val="28"/>
+          <w:szCs w:val="28"/>
+        </w:rPr>
+      </w:pPr>
+      <w:r>
+        <w:rPr>
+          <w:rFonts w:ascii="Times New Roman" w:hAnsi="Times New Roman" w:cs="Times New Roman"/>
+          <w:sz w:val="28"/>
+          <w:szCs w:val="28"/>
+        </w:rPr>
+        <w:t>В разговоре с коллегами поддерживайте горизонтальное общение, а в общении с начальником соблюдайте субординацию.</w:t>
+      </w:r>
+    </w:p>
+    <w:p>
+      <w:pPr>
         <w:numPr>
           <w:ilvl w:val="0"/>
-          <w:numId w:val="3"/>
+          <w:numId w:val="15"/>
         </w:numPr>
-      </w:pPr>
-      <w:r>
+        <w:spacing w:after="0" w:line="360" w:lineRule="auto"/>
+        <w:jc w:val="both"/>
+        <w:rPr>
+          <w:rFonts w:ascii="Times New Roman" w:hAnsi="Times New Roman" w:cs="Times New Roman"/>
+          <w:sz w:val="28"/>
+          <w:szCs w:val="28"/>
+        </w:rPr>
+      </w:pPr>
+      <w:r>
+        <w:rPr>
+          <w:rFonts w:ascii="Times New Roman" w:hAnsi="Times New Roman" w:cs="Times New Roman"/>
+          <w:sz w:val="28"/>
+          <w:szCs w:val="28"/>
+        </w:rPr>
+        <w:t>Правила телефонного этикета:</w:t>
+      </w:r>
+    </w:p>
+    <w:p>
+      <w:pPr>
+        <w:numPr>
+          <w:ilvl w:val="1"/>
+          <w:numId w:val="15"/>
+        </w:numPr>
+        <w:tabs>
+          <w:tab w:val="num" w:pos="1440"/>
+        </w:tabs>
+        <w:spacing w:after="0" w:line="360" w:lineRule="auto"/>
+        <w:jc w:val="both"/>
+        <w:rPr>
+          <w:rFonts w:ascii="Times New Roman" w:hAnsi="Times New Roman" w:cs="Times New Roman"/>
+          <w:sz w:val="28"/>
+          <w:szCs w:val="28"/>
+        </w:rPr>
+      </w:pPr>
+      <w:r>
+        <w:rPr>
+          <w:rFonts w:ascii="Times New Roman" w:hAnsi="Times New Roman" w:cs="Times New Roman"/>
+          <w:sz w:val="28"/>
+          <w:szCs w:val="28"/>
+        </w:rPr>
+        <w:t>Представляйтесь при звонке, называя имя, должность и причину обращения.</w:t>
+      </w:r>
+    </w:p>
+    <w:p>
+      <w:pPr>
+        <w:numPr>
+          <w:ilvl w:val="1"/>
+          <w:numId w:val="15"/>
+        </w:numPr>
+        <w:tabs>
+          <w:tab w:val="num" w:pos="1440"/>
+        </w:tabs>
+        <w:spacing w:after="0" w:line="360" w:lineRule="auto"/>
+        <w:jc w:val="both"/>
+        <w:rPr>
+          <w:rFonts w:ascii="Times New Roman" w:hAnsi="Times New Roman" w:cs="Times New Roman"/>
+          <w:sz w:val="28"/>
+          <w:szCs w:val="28"/>
+        </w:rPr>
+      </w:pPr>
+      <w:r>
+        <w:rPr>
+          <w:rFonts w:ascii="Times New Roman" w:hAnsi="Times New Roman" w:cs="Times New Roman"/>
+          <w:sz w:val="28"/>
+          <w:szCs w:val="28"/>
+        </w:rPr>
         <w:lastRenderedPageBreak/>
-        <w:t>Обратная связь — это реакция получателя на сообщение отправителя, которая демонстрирует, как было понято и воспринято сообщение. Обратная связь замыкает коммуникационный цикл.</w:t>
-      </w:r>
-      <w:r>
+        <w:t>Если разговор прервался, перезвонить должен тот, кто звонил первым.</w:t>
+      </w:r>
+    </w:p>
+    <w:p>
+      <w:pPr>
+        <w:numPr>
+          <w:ilvl w:val="1"/>
+          <w:numId w:val="15"/>
+        </w:numPr>
+        <w:tabs>
+          <w:tab w:val="num" w:pos="1440"/>
+        </w:tabs>
+        <w:spacing w:after="0" w:line="360" w:lineRule="auto"/>
+        <w:jc w:val="both"/>
+        <w:rPr>
+          <w:rFonts w:ascii="Times New Roman" w:hAnsi="Times New Roman" w:cs="Times New Roman"/>
+          <w:sz w:val="28"/>
+          <w:szCs w:val="28"/>
+        </w:rPr>
+      </w:pPr>
+      <w:r>
+        <w:rPr>
+          <w:rFonts w:ascii="Times New Roman" w:hAnsi="Times New Roman" w:cs="Times New Roman"/>
+          <w:sz w:val="28"/>
+          <w:szCs w:val="28"/>
+        </w:rPr>
+        <w:t>Звоните только в рабочее время, учитывая часовые пояса</w:t>
+      </w:r>
+    </w:p>
+    <w:p>
+      <w:pPr>
+        <w:spacing w:after="0" w:line="360" w:lineRule="auto"/>
+        <w:ind w:firstLine="708"/>
+        <w:jc w:val="both"/>
+        <w:rPr>
+          <w:rFonts w:ascii="Times New Roman" w:hAnsi="Times New Roman" w:cs="Times New Roman"/>
+          <w:sz w:val="28"/>
+          <w:szCs w:val="28"/>
+        </w:rPr>
+      </w:pPr>
+      <w:r>
+        <w:rPr>
+          <w:rFonts w:ascii="Times New Roman" w:hAnsi="Times New Roman" w:cs="Times New Roman"/>
+          <w:sz w:val="28"/>
+          <w:szCs w:val="28"/>
+        </w:rPr>
+        <w:t xml:space="preserve">2. Создайте набор из 3 ситуаций, связанных с этикетом делового общения. Для каждой ситуации опишите возможные варианты поведения и обсудите, какой из них является наиболее этичным и почему. </w:t>
+      </w:r>
+    </w:p>
+    <w:p>
+      <w:pPr>
+        <w:spacing w:after="0" w:line="360" w:lineRule="auto"/>
+        <w:jc w:val="both"/>
+        <w:rPr>
+          <w:rFonts w:ascii="Times New Roman" w:hAnsi="Times New Roman" w:cs="Times New Roman"/>
+          <w:b/>
+          <w:bCs/>
+          <w:sz w:val="28"/>
+          <w:szCs w:val="28"/>
+        </w:rPr>
+      </w:pPr>
+      <w:r>
+        <w:rPr>
+          <w:rFonts w:ascii="Times New Roman" w:hAnsi="Times New Roman" w:cs="Times New Roman"/>
+          <w:b/>
+          <w:bCs/>
+          <w:sz w:val="28"/>
+          <w:szCs w:val="28"/>
+        </w:rPr>
+        <w:t>Ситуация 1: Конфиденциальная информация конкурента</w:t>
+      </w:r>
+    </w:p>
+    <w:p>
+      <w:pPr>
+        <w:spacing w:after="0" w:line="360" w:lineRule="auto"/>
+        <w:ind w:firstLine="708"/>
+        <w:jc w:val="both"/>
+        <w:rPr>
+          <w:rFonts w:ascii="Times New Roman" w:hAnsi="Times New Roman" w:cs="Times New Roman"/>
+          <w:sz w:val="28"/>
+          <w:szCs w:val="28"/>
+        </w:rPr>
+      </w:pPr>
+      <w:r>
+        <w:rPr>
+          <w:rFonts w:ascii="Times New Roman" w:hAnsi="Times New Roman" w:cs="Times New Roman"/>
+          <w:sz w:val="28"/>
+          <w:szCs w:val="28"/>
+        </w:rPr>
+        <w:t>Описание ситуации:</w:t>
+      </w:r>
+      <w:r>
+        <w:rPr>
+          <w:rFonts w:ascii="Times New Roman" w:hAnsi="Times New Roman" w:cs="Times New Roman"/>
+          <w:sz w:val="28"/>
+          <w:szCs w:val="28"/>
+        </w:rPr>
         <w:t xml:space="preserve"> </w:t>
       </w:r>
       <w:r>
-        <w:t>Пример: Сотрудник задает уточняющие вопросы по задаче, письменное подтверждение получения инструкции, согласие или отказ клиента на предложение.</w:t>
-      </w:r>
-    </w:p>
-    <w:p>
-      <w:pPr>
-        <w:pStyle w:val="a3"/>
-        <w:ind w:left="708"/>
-      </w:pPr>
-      <w:r>
-        <w:t>Также выделяются следующие стадии процесса коммуникации:</w:t>
-      </w:r>
-    </w:p>
-    <w:p>
-      <w:pPr>
-        <w:pStyle w:val="a3"/>
+        <w:rPr>
+          <w:rFonts w:ascii="Times New Roman" w:hAnsi="Times New Roman" w:cs="Times New Roman"/>
+          <w:sz w:val="28"/>
+          <w:szCs w:val="28"/>
+        </w:rPr>
+        <w:t>Менеджер по закупкам Александр на деловой конференции случайно подслушал разговор представителей компании-конкурента в кулуарах. Они обсуждали детали готовящегося к выпуску нового продукта и стратегию выхода с ним на рынок — информацию, которая пока не является публичной. Александр понимает, что эти сведения могут дать его компании стратегическое преимущество.</w:t>
+      </w:r>
+    </w:p>
+    <w:p>
+      <w:pPr>
+        <w:spacing w:after="0" w:line="360" w:lineRule="auto"/>
+        <w:jc w:val="both"/>
+        <w:rPr>
+          <w:rFonts w:ascii="Times New Roman" w:hAnsi="Times New Roman" w:cs="Times New Roman"/>
+          <w:sz w:val="28"/>
+          <w:szCs w:val="28"/>
+        </w:rPr>
+      </w:pPr>
+      <w:r>
+        <w:rPr>
+          <w:rFonts w:ascii="Times New Roman" w:hAnsi="Times New Roman" w:cs="Times New Roman"/>
+          <w:sz w:val="28"/>
+          <w:szCs w:val="28"/>
+        </w:rPr>
+        <w:t>Возможные варианты поведения:</w:t>
+      </w:r>
+    </w:p>
+    <w:p>
+      <w:pPr>
         <w:numPr>
           <w:ilvl w:val="0"/>
-          <w:numId w:val="4"/>
+          <w:numId w:val="16"/>
         </w:numPr>
-        <w:tabs>
-          <w:tab w:val="clear" w:pos="720"/>
-        </w:tabs>
-        <w:ind w:left="0" w:firstLine="709"/>
-      </w:pPr>
-      <w:r>
-        <w:t xml:space="preserve">Кодирование — этап, на котором отправитель преобразует свою идею или мысль в </w:t>
-      </w:r>
-      <w:r>
-        <w:t>соответствующую форму</w:t>
-      </w:r>
-      <w:r>
-        <w:t xml:space="preserve"> (слова, жесты, цифры), чтобы передать ее получателю. Успех кодирования зависит от ясности мысли, знания языка и контекста.</w:t>
-      </w:r>
-      <w:r>
-        <w:t xml:space="preserve"> </w:t>
-      </w:r>
-      <w:r>
-        <w:t>Пример: Менеджер формулирует цель проекта и задачи для команды в виде слайдов для презентации.</w:t>
-      </w:r>
-    </w:p>
-    <w:p>
-      <w:pPr>
-        <w:pStyle w:val="a3"/>
+        <w:spacing w:after="0" w:line="360" w:lineRule="auto"/>
+        <w:jc w:val="both"/>
+        <w:rPr>
+          <w:rFonts w:ascii="Times New Roman" w:hAnsi="Times New Roman" w:cs="Times New Roman"/>
+          <w:sz w:val="28"/>
+          <w:szCs w:val="28"/>
+        </w:rPr>
+      </w:pPr>
+      <w:r>
+        <w:rPr>
+          <w:rFonts w:ascii="Times New Roman" w:hAnsi="Times New Roman" w:cs="Times New Roman"/>
+          <w:sz w:val="28"/>
+          <w:szCs w:val="28"/>
+        </w:rPr>
+        <w:t>Вариант А</w:t>
+      </w:r>
+      <w:proofErr w:type="gramStart"/>
+      <w:r>
+        <w:rPr>
+          <w:rFonts w:ascii="Times New Roman" w:hAnsi="Times New Roman" w:cs="Times New Roman"/>
+          <w:sz w:val="28"/>
+          <w:szCs w:val="28"/>
+        </w:rPr>
+        <w:t>: Немедленно</w:t>
+      </w:r>
+      <w:proofErr w:type="gramEnd"/>
+      <w:r>
+        <w:rPr>
+          <w:rFonts w:ascii="Times New Roman" w:hAnsi="Times New Roman" w:cs="Times New Roman"/>
+          <w:sz w:val="28"/>
+          <w:szCs w:val="28"/>
+        </w:rPr>
+        <w:t xml:space="preserve"> записать всю услышанную информацию и передать ее отделу маркетинга и разработки своей компании для анализа и выработки контрмер.</w:t>
+      </w:r>
+    </w:p>
+    <w:p>
+      <w:pPr>
         <w:numPr>
           <w:ilvl w:val="0"/>
-          <w:numId w:val="4"/>
+          <w:numId w:val="16"/>
         </w:numPr>
-        <w:tabs>
-          <w:tab w:val="clear" w:pos="720"/>
-        </w:tabs>
-        <w:ind w:left="0" w:firstLine="709"/>
-      </w:pPr>
-      <w:r>
-        <w:t>Передача — этап, на котором закодированное сообщение отправляется получателю через выбранный канал связи.</w:t>
-      </w:r>
-      <w:r>
-        <w:t xml:space="preserve"> </w:t>
-      </w:r>
-      <w:r>
-        <w:t>Пример: Менеджер проводит онлайн-совещание, демонстрируя подготовленные слайды команде через платформу для видеоконференций.</w:t>
-      </w:r>
-    </w:p>
-    <w:p>
-      <w:pPr>
-        <w:pStyle w:val="a3"/>
+        <w:spacing w:after="0" w:line="360" w:lineRule="auto"/>
+        <w:jc w:val="both"/>
+        <w:rPr>
+          <w:rFonts w:ascii="Times New Roman" w:hAnsi="Times New Roman" w:cs="Times New Roman"/>
+          <w:sz w:val="28"/>
+          <w:szCs w:val="28"/>
+        </w:rPr>
+      </w:pPr>
+      <w:r>
+        <w:rPr>
+          <w:rFonts w:ascii="Times New Roman" w:hAnsi="Times New Roman" w:cs="Times New Roman"/>
+          <w:sz w:val="28"/>
+          <w:szCs w:val="28"/>
+        </w:rPr>
+        <w:t>Вариант Б</w:t>
+      </w:r>
+      <w:proofErr w:type="gramStart"/>
+      <w:r>
+        <w:rPr>
+          <w:rFonts w:ascii="Times New Roman" w:hAnsi="Times New Roman" w:cs="Times New Roman"/>
+          <w:sz w:val="28"/>
+          <w:szCs w:val="28"/>
+        </w:rPr>
+        <w:t>: Проигнорировать</w:t>
+      </w:r>
+      <w:proofErr w:type="gramEnd"/>
+      <w:r>
+        <w:rPr>
+          <w:rFonts w:ascii="Times New Roman" w:hAnsi="Times New Roman" w:cs="Times New Roman"/>
+          <w:sz w:val="28"/>
+          <w:szCs w:val="28"/>
+        </w:rPr>
+        <w:t xml:space="preserve"> услышанное, сделать вид, что ничего не было, и продолжить участие в конференции.</w:t>
+      </w:r>
+    </w:p>
+    <w:p>
+      <w:pPr>
         <w:numPr>
           <w:ilvl w:val="0"/>
-          <w:numId w:val="4"/>
+          <w:numId w:val="16"/>
         </w:numPr>
-        <w:tabs>
-          <w:tab w:val="clear" w:pos="720"/>
-        </w:tabs>
-        <w:ind w:left="0" w:firstLine="709"/>
-      </w:pPr>
-      <w:r>
-        <w:t>Декодирование — этап, на котором получатель интерпретирует и присваивает значение полученному сообщению. Эффективность декодирования зависит от опыта, знаний, восприятия и культурного бэкграунда получателя.</w:t>
-      </w:r>
-      <w:r>
+        <w:spacing w:after="0" w:line="360" w:lineRule="auto"/>
+        <w:jc w:val="both"/>
+        <w:rPr>
+          <w:rFonts w:ascii="Times New Roman" w:hAnsi="Times New Roman" w:cs="Times New Roman"/>
+          <w:sz w:val="28"/>
+          <w:szCs w:val="28"/>
+        </w:rPr>
+      </w:pPr>
+      <w:r>
+        <w:rPr>
+          <w:rFonts w:ascii="Times New Roman" w:hAnsi="Times New Roman" w:cs="Times New Roman"/>
+          <w:sz w:val="28"/>
+          <w:szCs w:val="28"/>
+        </w:rPr>
+        <w:t>Вариант В</w:t>
+      </w:r>
+      <w:proofErr w:type="gramStart"/>
+      <w:r>
+        <w:rPr>
+          <w:rFonts w:ascii="Times New Roman" w:hAnsi="Times New Roman" w:cs="Times New Roman"/>
+          <w:sz w:val="28"/>
+          <w:szCs w:val="28"/>
+        </w:rPr>
+        <w:t>: Вежливо</w:t>
+      </w:r>
+      <w:proofErr w:type="gramEnd"/>
+      <w:r>
+        <w:rPr>
+          <w:rFonts w:ascii="Times New Roman" w:hAnsi="Times New Roman" w:cs="Times New Roman"/>
+          <w:sz w:val="28"/>
+          <w:szCs w:val="28"/>
+        </w:rPr>
+        <w:t xml:space="preserve"> подойти к коллегам из компании-конкурента, представиться и тактично сообщить им, что он случайно услышал часть их разговора, и что, возможно, им стоит продолжить обсуждение в более приватной обстановке.</w:t>
+      </w:r>
+    </w:p>
+    <w:p>
+      <w:pPr>
+        <w:spacing w:after="0" w:line="360" w:lineRule="auto"/>
+        <w:ind w:firstLine="708"/>
+        <w:jc w:val="both"/>
+        <w:rPr>
+          <w:rFonts w:ascii="Times New Roman" w:hAnsi="Times New Roman" w:cs="Times New Roman"/>
+          <w:sz w:val="28"/>
+          <w:szCs w:val="28"/>
+        </w:rPr>
+      </w:pPr>
+      <w:r>
+        <w:rPr>
+          <w:rFonts w:ascii="Times New Roman" w:hAnsi="Times New Roman" w:cs="Times New Roman"/>
+          <w:sz w:val="28"/>
+          <w:szCs w:val="28"/>
+        </w:rPr>
+        <w:t>Наиболее этичным является Вариант В.</w:t>
+      </w:r>
+      <w:r>
+        <w:rPr>
+          <w:rFonts w:ascii="Times New Roman" w:hAnsi="Times New Roman" w:cs="Times New Roman"/>
+          <w:sz w:val="28"/>
+          <w:szCs w:val="28"/>
+        </w:rPr>
         <w:t xml:space="preserve"> </w:t>
       </w:r>
       <w:r>
-        <w:t>Пример: Члены команды слушают презентацию, читают слайды и пытаются понять свои конкретные обязанности в рамках проекта.</w:t>
-      </w:r>
-    </w:p>
-    <w:p>
-      <w:pPr>
-        <w:pStyle w:val="a3"/>
+        <w:rPr>
+          <w:rFonts w:ascii="Times New Roman" w:hAnsi="Times New Roman" w:cs="Times New Roman"/>
+          <w:sz w:val="28"/>
+          <w:szCs w:val="28"/>
+        </w:rPr>
+        <w:t xml:space="preserve">Этот вариант демонстрирует высочайший уровень профессиональной честности и порядочности. Он позволяет Александру поступить честно по отношению к коллегам, даже из конкурирующей компании, и предотвратить возможную утечку их коммерческой тайны. Вариант А является неэтичным, так как основан на использовании чужой неосторожности и может быть расценен как недобросовестная конкуренция. Вариант Б, хотя и не является активным </w:t>
+      </w:r>
+      <w:r>
+        <w:rPr>
+          <w:rFonts w:ascii="Times New Roman" w:hAnsi="Times New Roman" w:cs="Times New Roman"/>
+          <w:sz w:val="28"/>
+          <w:szCs w:val="28"/>
+        </w:rPr>
+        <w:lastRenderedPageBreak/>
+        <w:t>нарушением, пассивен и не способствует поддержанию атмосферы взаимного уважения на рынке. Долгосрочная репутация честного партнера и конкурента для компании Александра стоит дороже, чем сиюминутная тактическая выгода.</w:t>
+      </w:r>
+    </w:p>
+    <w:p>
+      <w:pPr>
+        <w:spacing w:after="0" w:line="360" w:lineRule="auto"/>
+        <w:jc w:val="both"/>
+        <w:rPr>
+          <w:rFonts w:ascii="Times New Roman" w:hAnsi="Times New Roman" w:cs="Times New Roman"/>
+          <w:b/>
+          <w:bCs/>
+          <w:sz w:val="28"/>
+          <w:szCs w:val="28"/>
+        </w:rPr>
+      </w:pPr>
+      <w:r>
+        <w:rPr>
+          <w:rFonts w:ascii="Times New Roman" w:hAnsi="Times New Roman" w:cs="Times New Roman"/>
+          <w:b/>
+          <w:bCs/>
+          <w:sz w:val="28"/>
+          <w:szCs w:val="28"/>
+        </w:rPr>
+        <w:t>Ситуация 2: Подарок от поставщика</w:t>
+      </w:r>
+    </w:p>
+    <w:p>
+      <w:pPr>
+        <w:spacing w:after="0" w:line="360" w:lineRule="auto"/>
         <w:ind w:firstLine="708"/>
-      </w:pPr>
-      <w:r>
-        <w:t xml:space="preserve">После чего процесс повторяется из раза в раз. </w:t>
-      </w:r>
-      <w:r>
-        <w:t>Таким образом, коммуникация — это циклический процесс, где каждый элемент и каждая стадия критически важны для достижения взаимопонимания и эффективного взаимодействия в деловой среде.</w:t>
-      </w:r>
-    </w:p>
-    <w:p>
-      <w:pPr>
-        <w:pStyle w:val="a9"/>
+        <w:jc w:val="both"/>
+        <w:rPr>
+          <w:rFonts w:ascii="Times New Roman" w:hAnsi="Times New Roman" w:cs="Times New Roman"/>
+          <w:sz w:val="28"/>
+          <w:szCs w:val="28"/>
+        </w:rPr>
+      </w:pPr>
+      <w:r>
+        <w:rPr>
+          <w:rFonts w:ascii="Times New Roman" w:hAnsi="Times New Roman" w:cs="Times New Roman"/>
+          <w:sz w:val="28"/>
+          <w:szCs w:val="28"/>
+        </w:rPr>
+        <w:t>Описание ситуации:</w:t>
+      </w:r>
+      <w:r>
+        <w:rPr>
+          <w:rFonts w:ascii="Times New Roman" w:hAnsi="Times New Roman" w:cs="Times New Roman"/>
+          <w:sz w:val="28"/>
+          <w:szCs w:val="28"/>
+        </w:rPr>
+        <w:t xml:space="preserve"> </w:t>
+      </w:r>
+      <w:r>
+        <w:rPr>
+          <w:rFonts w:ascii="Times New Roman" w:hAnsi="Times New Roman" w:cs="Times New Roman"/>
+          <w:sz w:val="28"/>
+          <w:szCs w:val="28"/>
+        </w:rPr>
+        <w:t>Менеджеру по закупкам Ольге накануне подписания крупного годового контракта с новым поставщиком курьер доставляет домой дорогой подарок — подарочную корзину с элитным алкоголем и ювелирное украшение. К подарку прилагается визитка представителя поставщика с пожеланиями успешного сотрудничества.</w:t>
+      </w:r>
+    </w:p>
+    <w:p>
+      <w:pPr>
+        <w:spacing w:after="0" w:line="360" w:lineRule="auto"/>
+        <w:jc w:val="both"/>
+        <w:rPr>
+          <w:rFonts w:ascii="Times New Roman" w:hAnsi="Times New Roman" w:cs="Times New Roman"/>
+          <w:sz w:val="28"/>
+          <w:szCs w:val="28"/>
+        </w:rPr>
+      </w:pPr>
+      <w:r>
+        <w:rPr>
+          <w:rFonts w:ascii="Times New Roman" w:hAnsi="Times New Roman" w:cs="Times New Roman"/>
+          <w:sz w:val="28"/>
+          <w:szCs w:val="28"/>
+        </w:rPr>
+        <w:t>Возможные варианты поведения:</w:t>
+      </w:r>
+    </w:p>
+    <w:p>
+      <w:pPr>
         <w:numPr>
           <w:ilvl w:val="0"/>
-          <w:numId w:val="1"/>
+          <w:numId w:val="18"/>
         </w:numPr>
         <w:spacing w:after="0" w:line="360" w:lineRule="auto"/>
-        <w:ind w:left="0" w:firstLine="709"/>
-        <w:rPr>
-          <w:szCs w:val="28"/>
-        </w:rPr>
-      </w:pPr>
-      <w:r>
-        <w:rPr>
-          <w:rFonts w:ascii="Times New Roman" w:hAnsi="Times New Roman" w:cs="Times New Roman"/>
-          <w:sz w:val="28"/>
-          <w:szCs w:val="28"/>
-        </w:rPr>
-        <w:t xml:space="preserve">Опишите, как коммуникация влияет на процесс руководства в организации. </w:t>
-      </w:r>
-    </w:p>
-    <w:p>
-      <w:pPr>
-        <w:spacing w:after="0" w:line="360" w:lineRule="auto"/>
-        <w:ind w:firstLine="709"/>
         <w:jc w:val="both"/>
         <w:rPr>
           <w:rFonts w:ascii="Times New Roman" w:hAnsi="Times New Roman" w:cs="Times New Roman"/>
@@ -809,46 +1696,34 @@
           <w:sz w:val="28"/>
           <w:szCs w:val="28"/>
         </w:rPr>
-        <w:t xml:space="preserve">Коммуникация является </w:t>
-      </w:r>
-      <w:r>
-        <w:rPr>
-          <w:rFonts w:ascii="Times New Roman" w:hAnsi="Times New Roman" w:cs="Times New Roman"/>
-          <w:sz w:val="28"/>
-          <w:szCs w:val="28"/>
-        </w:rPr>
-        <w:t>неотъемлемым</w:t>
-      </w:r>
-      <w:r>
-        <w:rPr>
-          <w:rFonts w:ascii="Times New Roman" w:hAnsi="Times New Roman" w:cs="Times New Roman"/>
-          <w:sz w:val="28"/>
-          <w:szCs w:val="28"/>
-        </w:rPr>
-        <w:t xml:space="preserve"> элементом и основным инструментом руководства. Эффективность лидера напрямую зависит от его способности выстраивать четкие, открытые и двусторонние коммуникационные </w:t>
-      </w:r>
-      <w:r>
-        <w:rPr>
-          <w:rFonts w:ascii="Times New Roman" w:hAnsi="Times New Roman" w:cs="Times New Roman"/>
-          <w:sz w:val="28"/>
-          <w:szCs w:val="28"/>
-        </w:rPr>
-        <w:lastRenderedPageBreak/>
-        <w:t>каналы. Влияние коммуникации на процесс руководства проявляется в реализации следующих ключевых управленческих функций:</w:t>
-      </w:r>
-    </w:p>
-    <w:p>
-      <w:pPr>
-        <w:pStyle w:val="a9"/>
+        <w:t>Вариант А</w:t>
+      </w:r>
+      <w:proofErr w:type="gramStart"/>
+      <w:r>
+        <w:rPr>
+          <w:rFonts w:ascii="Times New Roman" w:hAnsi="Times New Roman" w:cs="Times New Roman"/>
+          <w:sz w:val="28"/>
+          <w:szCs w:val="28"/>
+        </w:rPr>
+        <w:t>: Немедленно</w:t>
+      </w:r>
+      <w:proofErr w:type="gramEnd"/>
+      <w:r>
+        <w:rPr>
+          <w:rFonts w:ascii="Times New Roman" w:hAnsi="Times New Roman" w:cs="Times New Roman"/>
+          <w:sz w:val="28"/>
+          <w:szCs w:val="28"/>
+        </w:rPr>
+        <w:t xml:space="preserve"> проинформировать своего непосредственного руководителя и отдел комплаенс (если он есть) о полученном подарке. Действовать в соответствии с внутренними правилами компании (как правило, дорогостоящие подарки необходимо вернуть). Вежливо вернуть подарок поставщику с пояснением, что внутренние правила компании не позволяют принимать такие знаки внимания, и что решение о контракте будет приниматься исключительно на основе профессиональных критериев.</w:t>
+      </w:r>
+    </w:p>
+    <w:p>
+      <w:pPr>
         <w:numPr>
           <w:ilvl w:val="0"/>
-          <w:numId w:val="5"/>
+          <w:numId w:val="18"/>
         </w:numPr>
-        <w:tabs>
-          <w:tab w:val="clear" w:pos="720"/>
-        </w:tabs>
-        <w:spacing w:after="0" w:line="360" w:lineRule="auto"/>
-        <w:ind w:left="0" w:firstLine="709"/>
+        <w:spacing w:after="0" w:line="360" w:lineRule="auto"/>
         <w:jc w:val="both"/>
         <w:rPr>
           <w:rFonts w:ascii="Times New Roman" w:hAnsi="Times New Roman" w:cs="Times New Roman"/>
@@ -862,62 +1737,34 @@
           <w:sz w:val="28"/>
           <w:szCs w:val="28"/>
         </w:rPr>
-        <w:t>Постановка целей и доведение задач (Информационная функция)</w:t>
-      </w:r>
-      <w:r>
-        <w:rPr>
-          <w:rFonts w:ascii="Times New Roman" w:hAnsi="Times New Roman" w:cs="Times New Roman"/>
-          <w:sz w:val="28"/>
-          <w:szCs w:val="28"/>
-        </w:rPr>
-        <w:br/>
-        <w:t>Руководитель использует коммуникацию для трансляции стратегических целей организации и постановки конкретных задач перед сотрудниками. Без ясного и однозначного сообщения подчиненные не могут эффективно работать.</w:t>
-      </w:r>
-      <w:r>
-        <w:rPr>
-          <w:rFonts w:ascii="Times New Roman" w:hAnsi="Times New Roman" w:cs="Times New Roman"/>
-          <w:sz w:val="28"/>
-          <w:szCs w:val="28"/>
-        </w:rPr>
-        <w:t xml:space="preserve"> </w:t>
-      </w:r>
-      <w:r>
-        <w:rPr>
-          <w:rFonts w:ascii="Times New Roman" w:hAnsi="Times New Roman" w:cs="Times New Roman"/>
-          <w:sz w:val="28"/>
-          <w:szCs w:val="28"/>
-        </w:rPr>
-        <w:t>Пример: </w:t>
-      </w:r>
-      <w:r>
-        <w:rPr>
-          <w:rFonts w:ascii="Times New Roman" w:hAnsi="Times New Roman" w:cs="Times New Roman"/>
-          <w:sz w:val="28"/>
-          <w:szCs w:val="28"/>
-        </w:rPr>
-        <w:t>п</w:t>
-      </w:r>
-      <w:r>
-        <w:rPr>
-          <w:rFonts w:ascii="Times New Roman" w:hAnsi="Times New Roman" w:cs="Times New Roman"/>
-          <w:sz w:val="28"/>
-          <w:szCs w:val="28"/>
-        </w:rPr>
-        <w:t>роведение стартового совещания, на котором руководитель отдела объясняет команде цели нового квартала, используя презентацию и отвечая на вопросы для устранения недопонимания.</w:t>
-      </w:r>
-    </w:p>
-    <w:p>
-      <w:pPr>
-        <w:pStyle w:val="a9"/>
+        <w:t>Вариант Б</w:t>
+      </w:r>
+      <w:proofErr w:type="gramStart"/>
+      <w:r>
+        <w:rPr>
+          <w:rFonts w:ascii="Times New Roman" w:hAnsi="Times New Roman" w:cs="Times New Roman"/>
+          <w:sz w:val="28"/>
+          <w:szCs w:val="28"/>
+        </w:rPr>
+        <w:t>: Публично</w:t>
+      </w:r>
+      <w:proofErr w:type="gramEnd"/>
+      <w:r>
+        <w:rPr>
+          <w:rFonts w:ascii="Times New Roman" w:hAnsi="Times New Roman" w:cs="Times New Roman"/>
+          <w:sz w:val="28"/>
+          <w:szCs w:val="28"/>
+        </w:rPr>
+        <w:t>, например, в общем рабочем чате, обвинить поставщика в попытке дачи взятки и немедленно разорвать все переговоры.</w:t>
+      </w:r>
+    </w:p>
+    <w:p>
+      <w:pPr>
         <w:numPr>
           <w:ilvl w:val="0"/>
-          <w:numId w:val="5"/>
+          <w:numId w:val="18"/>
         </w:numPr>
-        <w:tabs>
-          <w:tab w:val="clear" w:pos="720"/>
-        </w:tabs>
-        <w:spacing w:after="0" w:line="360" w:lineRule="auto"/>
-        <w:ind w:left="0" w:firstLine="709"/>
+        <w:spacing w:after="0" w:line="360" w:lineRule="auto"/>
         <w:jc w:val="both"/>
         <w:rPr>
           <w:rFonts w:ascii="Times New Roman" w:hAnsi="Times New Roman" w:cs="Times New Roman"/>
@@ -931,16 +1778,61 @@
           <w:sz w:val="28"/>
           <w:szCs w:val="28"/>
         </w:rPr>
-        <w:t>Мотивация и влияние (Мотивационная функция)</w:t>
-      </w:r>
-      <w:r>
-        <w:rPr>
-          <w:rFonts w:ascii="Times New Roman" w:hAnsi="Times New Roman" w:cs="Times New Roman"/>
-          <w:sz w:val="28"/>
-          <w:szCs w:val="28"/>
-        </w:rPr>
-        <w:br/>
-        <w:t>С помощью вербальных и невербальных средств руководитель может вдохновлять сотрудников, признавать их заслуги и формировать приверженность общим целям. Обратная связь от руководителя — мощный мотивирующий или демотивирующий фактор.</w:t>
+        <w:t>Вариант В</w:t>
+      </w:r>
+      <w:proofErr w:type="gramStart"/>
+      <w:r>
+        <w:rPr>
+          <w:rFonts w:ascii="Times New Roman" w:hAnsi="Times New Roman" w:cs="Times New Roman"/>
+          <w:sz w:val="28"/>
+          <w:szCs w:val="28"/>
+        </w:rPr>
+        <w:t>: Принять</w:t>
+      </w:r>
+      <w:proofErr w:type="gramEnd"/>
+      <w:r>
+        <w:rPr>
+          <w:rFonts w:ascii="Times New Roman" w:hAnsi="Times New Roman" w:cs="Times New Roman"/>
+          <w:sz w:val="28"/>
+          <w:szCs w:val="28"/>
+        </w:rPr>
+        <w:t xml:space="preserve"> подарок, никому об этом не сообщив, и продолжить процедуру подписания контракта с этим поставщиком.</w:t>
+      </w:r>
+    </w:p>
+    <w:p>
+      <w:pPr>
+        <w:spacing w:after="0" w:line="360" w:lineRule="auto"/>
+        <w:ind w:firstLine="708"/>
+        <w:jc w:val="both"/>
+        <w:rPr>
+          <w:rFonts w:ascii="Times New Roman" w:hAnsi="Times New Roman" w:cs="Times New Roman"/>
+          <w:sz w:val="28"/>
+          <w:szCs w:val="28"/>
+        </w:rPr>
+      </w:pPr>
+      <w:r>
+        <w:rPr>
+          <w:rFonts w:ascii="Times New Roman" w:hAnsi="Times New Roman" w:cs="Times New Roman"/>
+          <w:sz w:val="28"/>
+          <w:szCs w:val="28"/>
+        </w:rPr>
+        <w:t xml:space="preserve">Наиболее этичным является Вариант </w:t>
+      </w:r>
+      <w:r>
+        <w:rPr>
+          <w:rFonts w:ascii="Times New Roman" w:hAnsi="Times New Roman" w:cs="Times New Roman"/>
+          <w:sz w:val="28"/>
+          <w:szCs w:val="28"/>
+        </w:rPr>
+        <w:t>А</w:t>
+      </w:r>
+      <w:r>
+        <w:rPr>
+          <w:rFonts w:ascii="Times New Roman" w:hAnsi="Times New Roman" w:cs="Times New Roman"/>
+          <w:sz w:val="28"/>
+          <w:szCs w:val="28"/>
+        </w:rPr>
+        <w:t>.</w:t>
       </w:r>
       <w:r>
         <w:rPr>
@@ -956,37 +1848,135 @@
           <w:sz w:val="28"/>
           <w:szCs w:val="28"/>
         </w:rPr>
-        <w:t>Пример: </w:t>
-      </w:r>
-      <w:r>
-        <w:rPr>
-          <w:rFonts w:ascii="Times New Roman" w:hAnsi="Times New Roman" w:cs="Times New Roman"/>
-          <w:sz w:val="28"/>
-          <w:szCs w:val="28"/>
-        </w:rPr>
-        <w:t>п</w:t>
-      </w:r>
-      <w:r>
-        <w:rPr>
-          <w:rFonts w:ascii="Times New Roman" w:hAnsi="Times New Roman" w:cs="Times New Roman"/>
-          <w:sz w:val="28"/>
-          <w:szCs w:val="28"/>
-        </w:rPr>
-        <w:t>убличная благодарность сотруднику на общем собрании за успешно завершенный проект (вербальный и невербальный сигнал одобрения) повышает его мотивацию и мотивацию коллег.</w:t>
-      </w:r>
-    </w:p>
-    <w:p>
-      <w:pPr>
-        <w:pStyle w:val="a9"/>
+        <w:t xml:space="preserve">Этот вариант снимает с Ольги любые подозрения в конфликте интересов и возможной коррупции. Он демонстрирует ее лояльность компании и приверженность принципам прозрачности. Вариант </w:t>
+      </w:r>
+      <w:r>
+        <w:rPr>
+          <w:rFonts w:ascii="Times New Roman" w:hAnsi="Times New Roman" w:cs="Times New Roman"/>
+          <w:sz w:val="28"/>
+          <w:szCs w:val="28"/>
+        </w:rPr>
+        <w:t>В</w:t>
+      </w:r>
+      <w:r>
+        <w:rPr>
+          <w:rFonts w:ascii="Times New Roman" w:hAnsi="Times New Roman" w:cs="Times New Roman"/>
+          <w:sz w:val="28"/>
+          <w:szCs w:val="28"/>
+        </w:rPr>
+        <w:t xml:space="preserve"> ставит под сомнение объективность Ольги и может быть расценен как получение взятки, что имеет дисциплинарные и даже уголовные последствия. Вариант Б излишне агрессивен и может нанести неоправданный репутационный ущерб поставщику (возможно, это была </w:t>
+      </w:r>
+      <w:r>
+        <w:rPr>
+          <w:rFonts w:ascii="Times New Roman" w:hAnsi="Times New Roman" w:cs="Times New Roman"/>
+          <w:sz w:val="28"/>
+          <w:szCs w:val="28"/>
+        </w:rPr>
+        <w:lastRenderedPageBreak/>
+        <w:t>искренняя, но неуместная попытка наладить отношения), а также сорвать выгодную для компании Ольги сделку без веских оснований</w:t>
+      </w:r>
+    </w:p>
+    <w:p>
+      <w:pPr>
+        <w:spacing w:after="0" w:line="360" w:lineRule="auto"/>
+        <w:ind w:firstLine="708"/>
+        <w:jc w:val="both"/>
+        <w:rPr>
+          <w:rFonts w:ascii="Times New Roman" w:hAnsi="Times New Roman" w:cs="Times New Roman"/>
+          <w:sz w:val="28"/>
+          <w:szCs w:val="28"/>
+        </w:rPr>
+      </w:pPr>
+      <w:r>
+        <w:rPr>
+          <w:rFonts w:ascii="Times New Roman" w:hAnsi="Times New Roman" w:cs="Times New Roman"/>
+          <w:sz w:val="28"/>
+          <w:szCs w:val="28"/>
+        </w:rPr>
+        <w:t>Ситуация 3: Ошибка коллеги на презентации</w:t>
+      </w:r>
+    </w:p>
+    <w:p>
+      <w:pPr>
+        <w:spacing w:after="0" w:line="360" w:lineRule="auto"/>
+        <w:ind w:firstLine="708"/>
+        <w:jc w:val="both"/>
+        <w:rPr>
+          <w:rFonts w:ascii="Times New Roman" w:hAnsi="Times New Roman" w:cs="Times New Roman"/>
+          <w:sz w:val="28"/>
+          <w:szCs w:val="28"/>
+        </w:rPr>
+      </w:pPr>
+      <w:r>
+        <w:rPr>
+          <w:rFonts w:ascii="Times New Roman" w:hAnsi="Times New Roman" w:cs="Times New Roman"/>
+          <w:sz w:val="28"/>
+          <w:szCs w:val="28"/>
+        </w:rPr>
+        <w:t>Описание ситуации</w:t>
+      </w:r>
+      <w:proofErr w:type="gramStart"/>
+      <w:r>
+        <w:rPr>
+          <w:rFonts w:ascii="Times New Roman" w:hAnsi="Times New Roman" w:cs="Times New Roman"/>
+          <w:sz w:val="28"/>
+          <w:szCs w:val="28"/>
+        </w:rPr>
+        <w:t>:</w:t>
+      </w:r>
+      <w:r>
+        <w:rPr>
+          <w:rFonts w:ascii="Times New Roman" w:hAnsi="Times New Roman" w:cs="Times New Roman"/>
+          <w:sz w:val="28"/>
+          <w:szCs w:val="28"/>
+        </w:rPr>
+        <w:t xml:space="preserve"> </w:t>
+      </w:r>
+      <w:r>
+        <w:rPr>
+          <w:rFonts w:ascii="Times New Roman" w:hAnsi="Times New Roman" w:cs="Times New Roman"/>
+          <w:sz w:val="28"/>
+          <w:szCs w:val="28"/>
+        </w:rPr>
+        <w:t>Во время</w:t>
+      </w:r>
+      <w:proofErr w:type="gramEnd"/>
+      <w:r>
+        <w:rPr>
+          <w:rFonts w:ascii="Times New Roman" w:hAnsi="Times New Roman" w:cs="Times New Roman"/>
+          <w:sz w:val="28"/>
+          <w:szCs w:val="28"/>
+        </w:rPr>
+        <w:t xml:space="preserve"> важной презентации для потенциального клиента ваш коллега, выступая с ключевым докладом, допускает фактическую ошибку в цифрах, которая искажает данные в выгодную для вашей компании сторону. Вы это заметили, но клиент — пока нет.</w:t>
+      </w:r>
+    </w:p>
+    <w:p>
+      <w:pPr>
+        <w:spacing w:after="0" w:line="360" w:lineRule="auto"/>
+        <w:ind w:firstLine="708"/>
+        <w:jc w:val="both"/>
+        <w:rPr>
+          <w:rFonts w:ascii="Times New Roman" w:hAnsi="Times New Roman" w:cs="Times New Roman"/>
+          <w:sz w:val="28"/>
+          <w:szCs w:val="28"/>
+        </w:rPr>
+      </w:pPr>
+      <w:r>
+        <w:rPr>
+          <w:rFonts w:ascii="Times New Roman" w:hAnsi="Times New Roman" w:cs="Times New Roman"/>
+          <w:sz w:val="28"/>
+          <w:szCs w:val="28"/>
+        </w:rPr>
+        <w:t>Возможные варианты поведения:</w:t>
+      </w:r>
+    </w:p>
+    <w:p>
+      <w:pPr>
         <w:numPr>
           <w:ilvl w:val="0"/>
-          <w:numId w:val="5"/>
+          <w:numId w:val="20"/>
         </w:numPr>
-        <w:tabs>
-          <w:tab w:val="clear" w:pos="720"/>
-        </w:tabs>
-        <w:spacing w:after="0" w:line="360" w:lineRule="auto"/>
-        <w:ind w:left="0" w:firstLine="709"/>
+        <w:spacing w:after="0" w:line="360" w:lineRule="auto"/>
         <w:jc w:val="both"/>
         <w:rPr>
           <w:rFonts w:ascii="Times New Roman" w:hAnsi="Times New Roman" w:cs="Times New Roman"/>
@@ -1000,62 +1990,34 @@
           <w:sz w:val="28"/>
           <w:szCs w:val="28"/>
         </w:rPr>
-        <w:t>Координация и контроль (Интеграционная функция)</w:t>
-      </w:r>
-      <w:r>
-        <w:rPr>
-          <w:rFonts w:ascii="Times New Roman" w:hAnsi="Times New Roman" w:cs="Times New Roman"/>
-          <w:sz w:val="28"/>
-          <w:szCs w:val="28"/>
-        </w:rPr>
-        <w:br/>
-        <w:t>Коммуникация обеспечивает согласованность действий между различными отделами и сотрудниками. Руководитель выступает в роли центра коммуникационной сети, собирая отчеты, выдавая инструкции и регулируя взаимодействие.</w:t>
-      </w:r>
-      <w:r>
-        <w:rPr>
-          <w:rFonts w:ascii="Times New Roman" w:hAnsi="Times New Roman" w:cs="Times New Roman"/>
-          <w:sz w:val="28"/>
-          <w:szCs w:val="28"/>
-        </w:rPr>
-        <w:t xml:space="preserve"> </w:t>
-      </w:r>
-      <w:r>
-        <w:rPr>
-          <w:rFonts w:ascii="Times New Roman" w:hAnsi="Times New Roman" w:cs="Times New Roman"/>
-          <w:sz w:val="28"/>
-          <w:szCs w:val="28"/>
-        </w:rPr>
-        <w:t>Пример: </w:t>
-      </w:r>
-      <w:r>
-        <w:rPr>
-          <w:rFonts w:ascii="Times New Roman" w:hAnsi="Times New Roman" w:cs="Times New Roman"/>
-          <w:sz w:val="28"/>
-          <w:szCs w:val="28"/>
-        </w:rPr>
-        <w:t>р</w:t>
-      </w:r>
-      <w:r>
-        <w:rPr>
-          <w:rFonts w:ascii="Times New Roman" w:hAnsi="Times New Roman" w:cs="Times New Roman"/>
-          <w:sz w:val="28"/>
-          <w:szCs w:val="28"/>
-        </w:rPr>
-        <w:t>егулярные планерки, на которых руководитель выслушивает отчеты от тимлидов о ходе работ и помогает устранить «узкие места» в сотрудничестве между отделами.</w:t>
-      </w:r>
-    </w:p>
-    <w:p>
-      <w:pPr>
-        <w:pStyle w:val="a9"/>
+        <w:t>Вариант А</w:t>
+      </w:r>
+      <w:proofErr w:type="gramStart"/>
+      <w:r>
+        <w:rPr>
+          <w:rFonts w:ascii="Times New Roman" w:hAnsi="Times New Roman" w:cs="Times New Roman"/>
+          <w:sz w:val="28"/>
+          <w:szCs w:val="28"/>
+        </w:rPr>
+        <w:t>: Промолчать</w:t>
+      </w:r>
+      <w:proofErr w:type="gramEnd"/>
+      <w:r>
+        <w:rPr>
+          <w:rFonts w:ascii="Times New Roman" w:hAnsi="Times New Roman" w:cs="Times New Roman"/>
+          <w:sz w:val="28"/>
+          <w:szCs w:val="28"/>
+        </w:rPr>
+        <w:t>, чтобы не подрывать доверие клиента и не срывать сделку. Обсудить ошибку с коллегой уже после встречи.</w:t>
+      </w:r>
+    </w:p>
+    <w:p>
+      <w:pPr>
         <w:numPr>
           <w:ilvl w:val="0"/>
-          <w:numId w:val="5"/>
+          <w:numId w:val="20"/>
         </w:numPr>
-        <w:tabs>
-          <w:tab w:val="clear" w:pos="720"/>
-        </w:tabs>
-        <w:spacing w:after="0" w:line="360" w:lineRule="auto"/>
-        <w:ind w:left="0" w:firstLine="709"/>
+        <w:spacing w:after="0" w:line="360" w:lineRule="auto"/>
         <w:jc w:val="both"/>
         <w:rPr>
           <w:rFonts w:ascii="Times New Roman" w:hAnsi="Times New Roman" w:cs="Times New Roman"/>
@@ -1069,71 +2031,34 @@
           <w:sz w:val="28"/>
           <w:szCs w:val="28"/>
         </w:rPr>
-        <w:t>Принятие управленческих решений (Аналитическая функция)</w:t>
-      </w:r>
-      <w:r>
-        <w:rPr>
-          <w:rFonts w:ascii="Times New Roman" w:hAnsi="Times New Roman" w:cs="Times New Roman"/>
-          <w:sz w:val="28"/>
-          <w:szCs w:val="28"/>
-        </w:rPr>
-        <w:br/>
-        <w:t>Качественные решения основываются на полной и точной информации. Руководитель зависит от восходящих коммуникационных потоков (от подчиненных) для получения данных о проблемах, рыночных изменениях и идеях для улучшений.</w:t>
-      </w:r>
-      <w:r>
-        <w:rPr>
-          <w:rFonts w:ascii="Times New Roman" w:hAnsi="Times New Roman" w:cs="Times New Roman"/>
-          <w:sz w:val="28"/>
-          <w:szCs w:val="28"/>
-        </w:rPr>
-        <w:t xml:space="preserve"> </w:t>
-      </w:r>
-      <w:r>
-        <w:rPr>
-          <w:rFonts w:ascii="Times New Roman" w:hAnsi="Times New Roman" w:cs="Times New Roman"/>
-          <w:sz w:val="28"/>
-          <w:szCs w:val="28"/>
-        </w:rPr>
-        <w:t>Пример: </w:t>
-      </w:r>
-      <w:r>
-        <w:rPr>
-          <w:rFonts w:ascii="Times New Roman" w:hAnsi="Times New Roman" w:cs="Times New Roman"/>
-          <w:sz w:val="28"/>
-          <w:szCs w:val="28"/>
-        </w:rPr>
-        <w:t>п</w:t>
-      </w:r>
-      <w:r>
-        <w:rPr>
-          <w:rFonts w:ascii="Times New Roman" w:hAnsi="Times New Roman" w:cs="Times New Roman"/>
-          <w:sz w:val="28"/>
-          <w:szCs w:val="28"/>
-        </w:rPr>
-        <w:t xml:space="preserve">еред запуском нового продукта руководитель проводит сессию с фокус-группой из сотрудников отдела продаж и маркетинга, </w:t>
-      </w:r>
-      <w:r>
-        <w:rPr>
-          <w:rFonts w:ascii="Times New Roman" w:hAnsi="Times New Roman" w:cs="Times New Roman"/>
-          <w:sz w:val="28"/>
-          <w:szCs w:val="28"/>
-        </w:rPr>
-        <w:lastRenderedPageBreak/>
-        <w:t>чтобы получить обратную связь и скорректировать стратегию на основе их мнений.</w:t>
-      </w:r>
-    </w:p>
-    <w:p>
-      <w:pPr>
-        <w:pStyle w:val="a9"/>
+        <w:t>Вариант Б</w:t>
+      </w:r>
+      <w:proofErr w:type="gramStart"/>
+      <w:r>
+        <w:rPr>
+          <w:rFonts w:ascii="Times New Roman" w:hAnsi="Times New Roman" w:cs="Times New Roman"/>
+          <w:sz w:val="28"/>
+          <w:szCs w:val="28"/>
+        </w:rPr>
+        <w:t>: Дождаться</w:t>
+      </w:r>
+      <w:proofErr w:type="gramEnd"/>
+      <w:r>
+        <w:rPr>
+          <w:rFonts w:ascii="Times New Roman" w:hAnsi="Times New Roman" w:cs="Times New Roman"/>
+          <w:sz w:val="28"/>
+          <w:szCs w:val="28"/>
+        </w:rPr>
+        <w:t xml:space="preserve"> паузы в выступлении коллеги или начала сессии вопросов и ответов. Вежливо взять слово и обратиться сначала к коллеге, а затем к клиенту: «Иван, позволь мне уточнить один момент для полной ясности. В слайде указаны предварительные данные, актуальная цифра составляет X. Мы приносим извинения за небольшую неточность и готовы предоставить детальный расчет».</w:t>
+      </w:r>
+    </w:p>
+    <w:p>
+      <w:pPr>
         <w:numPr>
           <w:ilvl w:val="0"/>
-          <w:numId w:val="5"/>
+          <w:numId w:val="20"/>
         </w:numPr>
-        <w:tabs>
-          <w:tab w:val="clear" w:pos="720"/>
-        </w:tabs>
-        <w:spacing w:after="0" w:line="360" w:lineRule="auto"/>
-        <w:ind w:left="0" w:firstLine="709"/>
+        <w:spacing w:after="0" w:line="360" w:lineRule="auto"/>
         <w:jc w:val="both"/>
         <w:rPr>
           <w:rFonts w:ascii="Times New Roman" w:hAnsi="Times New Roman" w:cs="Times New Roman"/>
@@ -1147,7 +2072,194 @@
           <w:sz w:val="28"/>
           <w:szCs w:val="28"/>
         </w:rPr>
-        <w:t>Разрешение конфликтов и управление изменениями (Стабилизирующая функция)</w:t>
+        <w:t>Вариант В</w:t>
+      </w:r>
+      <w:proofErr w:type="gramStart"/>
+      <w:r>
+        <w:rPr>
+          <w:rFonts w:ascii="Times New Roman" w:hAnsi="Times New Roman" w:cs="Times New Roman"/>
+          <w:sz w:val="28"/>
+          <w:szCs w:val="28"/>
+        </w:rPr>
+        <w:t>: Резко</w:t>
+      </w:r>
+      <w:proofErr w:type="gramEnd"/>
+      <w:r>
+        <w:rPr>
+          <w:rFonts w:ascii="Times New Roman" w:hAnsi="Times New Roman" w:cs="Times New Roman"/>
+          <w:sz w:val="28"/>
+          <w:szCs w:val="28"/>
+        </w:rPr>
+        <w:t xml:space="preserve"> прервать коллегу на самом видном месте и публично указать ему на ошибку, сказав: «Ты неправ, сейчас я все объясню».</w:t>
+      </w:r>
+    </w:p>
+    <w:p>
+      <w:pPr>
+        <w:spacing w:after="0" w:line="360" w:lineRule="auto"/>
+        <w:ind w:firstLine="708"/>
+        <w:jc w:val="both"/>
+        <w:rPr>
+          <w:rFonts w:ascii="Times New Roman" w:hAnsi="Times New Roman" w:cs="Times New Roman"/>
+          <w:sz w:val="28"/>
+          <w:szCs w:val="28"/>
+        </w:rPr>
+      </w:pPr>
+      <w:r>
+        <w:rPr>
+          <w:rFonts w:ascii="Times New Roman" w:hAnsi="Times New Roman" w:cs="Times New Roman"/>
+          <w:sz w:val="28"/>
+          <w:szCs w:val="28"/>
+        </w:rPr>
+        <w:t xml:space="preserve">Наиболее этичным является Вариант </w:t>
+      </w:r>
+      <w:r>
+        <w:rPr>
+          <w:rFonts w:ascii="Times New Roman" w:hAnsi="Times New Roman" w:cs="Times New Roman"/>
+          <w:sz w:val="28"/>
+          <w:szCs w:val="28"/>
+        </w:rPr>
+        <w:t>Б</w:t>
+      </w:r>
+      <w:r>
+        <w:rPr>
+          <w:rFonts w:ascii="Times New Roman" w:hAnsi="Times New Roman" w:cs="Times New Roman"/>
+          <w:sz w:val="28"/>
+          <w:szCs w:val="28"/>
+        </w:rPr>
+        <w:t>.</w:t>
+      </w:r>
+      <w:r>
+        <w:rPr>
+          <w:rFonts w:ascii="Times New Roman" w:hAnsi="Times New Roman" w:cs="Times New Roman"/>
+          <w:sz w:val="28"/>
+          <w:szCs w:val="28"/>
+        </w:rPr>
+        <w:t xml:space="preserve"> </w:t>
+      </w:r>
+      <w:r>
+        <w:rPr>
+          <w:rFonts w:ascii="Times New Roman" w:hAnsi="Times New Roman" w:cs="Times New Roman"/>
+          <w:sz w:val="28"/>
+          <w:szCs w:val="28"/>
+        </w:rPr>
+        <w:t xml:space="preserve">Этот вариант позволяет исправить ошибку, сохранив лицо и своего коллеги, и компании. Он демонстрирует клиенту честность, прозрачность и профессионализм команды, что в долгосрочной перспективе укрепляет доверие гораздо сильнее, чем сиюминутная выгода от некорректных данных. Вариант А является обманом и, если клиент обнаружит ошибку позже, приведет к полной потере репутации и возможному судебному разбирательству. Вариант </w:t>
+      </w:r>
+      <w:r>
+        <w:rPr>
+          <w:rFonts w:ascii="Times New Roman" w:hAnsi="Times New Roman" w:cs="Times New Roman"/>
+          <w:sz w:val="28"/>
+          <w:szCs w:val="28"/>
+        </w:rPr>
+        <w:t>В</w:t>
+      </w:r>
+      <w:r>
+        <w:rPr>
+          <w:rFonts w:ascii="Times New Roman" w:hAnsi="Times New Roman" w:cs="Times New Roman"/>
+          <w:sz w:val="28"/>
+          <w:szCs w:val="28"/>
+        </w:rPr>
+        <w:t>, хотя и направлен на исправление ошибки, непродуктивен, так как унижает коллегу перед клиентом и подрывает внутреннюю сплоченность команды, что также производит крайне негативное впечатление.</w:t>
+      </w:r>
+    </w:p>
+    <w:p>
+      <w:pPr>
+        <w:spacing w:after="0" w:line="360" w:lineRule="auto"/>
+        <w:ind w:firstLine="708"/>
+        <w:jc w:val="both"/>
+        <w:rPr>
+          <w:rFonts w:ascii="Times New Roman" w:hAnsi="Times New Roman" w:cs="Times New Roman"/>
+          <w:sz w:val="28"/>
+          <w:szCs w:val="28"/>
+        </w:rPr>
+      </w:pPr>
+    </w:p>
+    <w:p>
+      <w:pPr>
+        <w:spacing w:after="0" w:line="360" w:lineRule="auto"/>
+        <w:ind w:firstLine="708"/>
+        <w:jc w:val="both"/>
+        <w:rPr>
+          <w:rFonts w:ascii="Times New Roman" w:hAnsi="Times New Roman" w:cs="Times New Roman"/>
+          <w:sz w:val="28"/>
+          <w:szCs w:val="28"/>
+        </w:rPr>
+      </w:pPr>
+      <w:r>
+        <w:rPr>
+          <w:rFonts w:ascii="Times New Roman" w:hAnsi="Times New Roman" w:cs="Times New Roman"/>
+          <w:sz w:val="28"/>
+          <w:szCs w:val="28"/>
+        </w:rPr>
+        <w:lastRenderedPageBreak/>
+        <w:t>3. Объясните, как соблюдение правил этикета помогает формировать положительный имидж делового человека. Приведите примеры из истории бизнеса или реальной жизни.</w:t>
+      </w:r>
+    </w:p>
+    <w:p>
+      <w:pPr>
+        <w:spacing w:after="0" w:line="360" w:lineRule="auto"/>
+        <w:ind w:firstLine="708"/>
+        <w:jc w:val="both"/>
+        <w:rPr>
+          <w:rFonts w:ascii="Times New Roman" w:hAnsi="Times New Roman" w:cs="Times New Roman"/>
+          <w:sz w:val="28"/>
+          <w:szCs w:val="28"/>
+        </w:rPr>
+      </w:pPr>
+      <w:r>
+        <w:rPr>
+          <w:rFonts w:ascii="Times New Roman" w:hAnsi="Times New Roman" w:cs="Times New Roman"/>
+          <w:sz w:val="28"/>
+          <w:szCs w:val="28"/>
+        </w:rPr>
+        <w:t>Соблюдение правил делового этикета является не просто формальностью, а мощным инструментом формирования положительного имиджа. Имидж — это целостное восприятие человека деловыми партнерами, клиентами и коллегами, и этикет служит его фундаментом, так как проявляется в конкретных действиях и повседневно</w:t>
+      </w:r>
+      <w:r>
+        <w:rPr>
+          <w:rFonts w:ascii="Times New Roman" w:hAnsi="Times New Roman" w:cs="Times New Roman"/>
+          <w:sz w:val="28"/>
+          <w:szCs w:val="28"/>
+        </w:rPr>
+        <w:t>м поведении.</w:t>
+      </w:r>
+    </w:p>
+    <w:p>
+      <w:pPr>
+        <w:spacing w:after="0" w:line="360" w:lineRule="auto"/>
+        <w:ind w:firstLine="708"/>
+        <w:jc w:val="both"/>
+        <w:rPr>
+          <w:rFonts w:ascii="Times New Roman" w:hAnsi="Times New Roman" w:cs="Times New Roman"/>
+          <w:sz w:val="28"/>
+          <w:szCs w:val="28"/>
+        </w:rPr>
+      </w:pPr>
+      <w:r>
+        <w:rPr>
+          <w:rFonts w:ascii="Times New Roman" w:hAnsi="Times New Roman" w:cs="Times New Roman"/>
+          <w:sz w:val="28"/>
+          <w:szCs w:val="28"/>
+        </w:rPr>
+        <w:t>Ключевые аспекты влияния делового этикета на имидж:</w:t>
+      </w:r>
+    </w:p>
+    <w:p>
+      <w:pPr>
+        <w:spacing w:after="0" w:line="360" w:lineRule="auto"/>
+        <w:ind w:firstLine="708"/>
+        <w:jc w:val="both"/>
+        <w:rPr>
+          <w:rFonts w:ascii="Times New Roman" w:hAnsi="Times New Roman" w:cs="Times New Roman"/>
+          <w:sz w:val="28"/>
+          <w:szCs w:val="28"/>
+        </w:rPr>
+      </w:pPr>
+      <w:r>
+        <w:rPr>
+          <w:rFonts w:ascii="Times New Roman" w:hAnsi="Times New Roman" w:cs="Times New Roman"/>
+          <w:sz w:val="28"/>
+          <w:szCs w:val="28"/>
+        </w:rPr>
+        <w:t>1. Демонстрация профессионализма и компетентности</w:t>
       </w:r>
       <w:r>
         <w:rPr>
@@ -1163,8 +2275,162 @@
           <w:sz w:val="28"/>
           <w:szCs w:val="28"/>
         </w:rPr>
-        <w:t>Любая организация сталкивается с конфликтами и необходимостью изменений. Роль руководителя — выступать медиатором, объяснять причины и цели изменений, гасить слухи и снимать сопротивление через открытый диалог.</w:t>
-      </w:r>
+        <w:t xml:space="preserve">Этикет подразумевает грамотную речь, пунктуальность, подготовленность к встречам и умение структурировать мысли. Все это сигнализирует о системном подходе к работе </w:t>
+      </w:r>
+      <w:r>
+        <w:rPr>
+          <w:rFonts w:ascii="Times New Roman" w:hAnsi="Times New Roman" w:cs="Times New Roman"/>
+          <w:sz w:val="28"/>
+          <w:szCs w:val="28"/>
+        </w:rPr>
+        <w:t xml:space="preserve">на </w:t>
+      </w:r>
+      <w:r>
+        <w:rPr>
+          <w:rFonts w:ascii="Times New Roman" w:hAnsi="Times New Roman" w:cs="Times New Roman"/>
+          <w:sz w:val="28"/>
+          <w:szCs w:val="28"/>
+        </w:rPr>
+        <w:t>высоком уровне.</w:t>
+      </w:r>
+    </w:p>
+    <w:p>
+      <w:pPr>
+        <w:spacing w:after="0" w:line="360" w:lineRule="auto"/>
+        <w:ind w:firstLine="708"/>
+        <w:jc w:val="both"/>
+        <w:rPr>
+          <w:rFonts w:ascii="Times New Roman" w:hAnsi="Times New Roman" w:cs="Times New Roman"/>
+          <w:sz w:val="28"/>
+          <w:szCs w:val="28"/>
+        </w:rPr>
+      </w:pPr>
+      <w:r>
+        <w:rPr>
+          <w:rFonts w:ascii="Times New Roman" w:hAnsi="Times New Roman" w:cs="Times New Roman"/>
+          <w:sz w:val="28"/>
+          <w:szCs w:val="28"/>
+        </w:rPr>
+        <w:t>2. Формирование репутации надежного и уважительного партнера</w:t>
+      </w:r>
+      <w:r>
+        <w:rPr>
+          <w:rFonts w:ascii="Times New Roman" w:hAnsi="Times New Roman" w:cs="Times New Roman"/>
+          <w:sz w:val="28"/>
+          <w:szCs w:val="28"/>
+        </w:rPr>
+        <w:t xml:space="preserve">. </w:t>
+      </w:r>
+      <w:r>
+        <w:rPr>
+          <w:rFonts w:ascii="Times New Roman" w:hAnsi="Times New Roman" w:cs="Times New Roman"/>
+          <w:sz w:val="28"/>
+          <w:szCs w:val="28"/>
+        </w:rPr>
+        <w:t>Соблюдение договоренностей, конфиденциальности и уважение к времени и статусу собеседника напрямую влияют на уровень доверия.</w:t>
+      </w:r>
+    </w:p>
+    <w:p>
+      <w:pPr>
+        <w:spacing w:after="0" w:line="360" w:lineRule="auto"/>
+        <w:ind w:firstLine="708"/>
+        <w:jc w:val="both"/>
+        <w:rPr>
+          <w:rFonts w:ascii="Times New Roman" w:hAnsi="Times New Roman" w:cs="Times New Roman"/>
+          <w:sz w:val="28"/>
+          <w:szCs w:val="28"/>
+        </w:rPr>
+      </w:pPr>
+      <w:r>
+        <w:rPr>
+          <w:rFonts w:ascii="Times New Roman" w:hAnsi="Times New Roman" w:cs="Times New Roman"/>
+          <w:sz w:val="28"/>
+          <w:szCs w:val="28"/>
+        </w:rPr>
+        <w:t>3. Создание атмосферы психологического комфорта и построение отношений</w:t>
+      </w:r>
+      <w:r>
+        <w:rPr>
+          <w:rFonts w:ascii="Times New Roman" w:hAnsi="Times New Roman" w:cs="Times New Roman"/>
+          <w:sz w:val="28"/>
+          <w:szCs w:val="28"/>
+        </w:rPr>
+        <w:t xml:space="preserve">. </w:t>
+      </w:r>
+      <w:r>
+        <w:rPr>
+          <w:rFonts w:ascii="Times New Roman" w:hAnsi="Times New Roman" w:cs="Times New Roman"/>
+          <w:sz w:val="28"/>
+          <w:szCs w:val="28"/>
+        </w:rPr>
+        <w:t>Этикет, включающий в себя тактичность, умение слушать и проявлять эмпатию, позволяет создавать комфортную среду для общения. Это помогает налаживать прочные, не только деловые, но и человеческие связи.</w:t>
+      </w:r>
+    </w:p>
+    <w:p>
+      <w:pPr>
+        <w:spacing w:after="0" w:line="360" w:lineRule="auto"/>
+        <w:ind w:firstLine="708"/>
+        <w:jc w:val="both"/>
+        <w:rPr>
+          <w:rFonts w:ascii="Times New Roman" w:hAnsi="Times New Roman" w:cs="Times New Roman"/>
+          <w:sz w:val="28"/>
+          <w:szCs w:val="28"/>
+        </w:rPr>
+      </w:pPr>
+      <w:r>
+        <w:rPr>
+          <w:rFonts w:ascii="Times New Roman" w:hAnsi="Times New Roman" w:cs="Times New Roman"/>
+          <w:sz w:val="28"/>
+          <w:szCs w:val="28"/>
+        </w:rPr>
+        <w:t>4. Укрепление личного бренда и дифференциация на рынке</w:t>
+      </w:r>
+      <w:r>
+        <w:rPr>
+          <w:rFonts w:ascii="Times New Roman" w:hAnsi="Times New Roman" w:cs="Times New Roman"/>
+          <w:sz w:val="28"/>
+          <w:szCs w:val="28"/>
+        </w:rPr>
+        <w:t xml:space="preserve">. </w:t>
+      </w:r>
+      <w:r>
+        <w:rPr>
+          <w:rFonts w:ascii="Times New Roman" w:hAnsi="Times New Roman" w:cs="Times New Roman"/>
+          <w:sz w:val="28"/>
+          <w:szCs w:val="28"/>
+        </w:rPr>
+        <w:t>В условиях высокой конкуренции соблюдение этикета становится конкурентным преимуществом. Деловой человек, известный своими безупречными манерами, выделяется на фоне других.</w:t>
+      </w:r>
+    </w:p>
+    <w:p>
+      <w:pPr>
+        <w:spacing w:after="0" w:line="360" w:lineRule="auto"/>
+        <w:ind w:firstLine="708"/>
+        <w:jc w:val="both"/>
+        <w:rPr>
+          <w:rFonts w:ascii="Times New Roman" w:hAnsi="Times New Roman" w:cs="Times New Roman"/>
+          <w:sz w:val="28"/>
+          <w:szCs w:val="28"/>
+        </w:rPr>
+      </w:pPr>
+      <w:r>
+        <w:rPr>
+          <w:rFonts w:ascii="Times New Roman" w:hAnsi="Times New Roman" w:cs="Times New Roman"/>
+          <w:sz w:val="28"/>
+          <w:szCs w:val="28"/>
+        </w:rPr>
+        <w:t xml:space="preserve">Одним из ярчайших примеров соблюдения делового этикета </w:t>
+      </w:r>
+      <w:proofErr w:type="spellStart"/>
+      <w:r>
+        <w:rPr>
+          <w:rFonts w:ascii="Times New Roman" w:hAnsi="Times New Roman" w:cs="Times New Roman"/>
+          <w:sz w:val="28"/>
+          <w:szCs w:val="28"/>
+        </w:rPr>
+        <w:t>являвется</w:t>
+      </w:r>
+      <w:proofErr w:type="spellEnd"/>
       <w:r>
         <w:rPr>
           <w:rFonts w:ascii="Times New Roman" w:hAnsi="Times New Roman" w:cs="Times New Roman"/>
@@ -1179,37 +2445,48 @@
           <w:sz w:val="28"/>
           <w:szCs w:val="28"/>
         </w:rPr>
-        <w:t>Пример: </w:t>
-      </w:r>
-      <w:r>
-        <w:rPr>
-          <w:rFonts w:ascii="Times New Roman" w:hAnsi="Times New Roman" w:cs="Times New Roman"/>
-          <w:sz w:val="28"/>
-          <w:szCs w:val="28"/>
-        </w:rPr>
-        <w:t>п</w:t>
-      </w:r>
-      <w:r>
-        <w:rPr>
-          <w:rFonts w:ascii="Times New Roman" w:hAnsi="Times New Roman" w:cs="Times New Roman"/>
-          <w:sz w:val="28"/>
-          <w:szCs w:val="28"/>
-        </w:rPr>
-        <w:t>ри реорганизации отдела руководитель проводит серию индивидуальных и групповых встреч, чтобы честно объяснить причины изменений, выслушать опасения сотрудников и совместно наметить план перехода.</w:t>
-      </w:r>
-    </w:p>
-    <w:p>
-      <w:pPr>
-        <w:pStyle w:val="a9"/>
+        <w:t>Уоррен Баффетт</w:t>
+      </w:r>
+      <w:r>
+        <w:rPr>
+          <w:rFonts w:ascii="Times New Roman" w:hAnsi="Times New Roman" w:cs="Times New Roman"/>
+          <w:sz w:val="28"/>
+          <w:szCs w:val="28"/>
+        </w:rPr>
+        <w:t>. Он</w:t>
+      </w:r>
+      <w:r>
+        <w:rPr>
+          <w:rFonts w:ascii="Times New Roman" w:hAnsi="Times New Roman" w:cs="Times New Roman"/>
+          <w:sz w:val="28"/>
+          <w:szCs w:val="28"/>
+        </w:rPr>
+        <w:t xml:space="preserve"> построил свой имидж на фундаменте прозрачности, скромности и верности своему слову. В мире высоких финансов</w:t>
+      </w:r>
+      <w:r>
+        <w:rPr>
+          <w:rFonts w:ascii="Times New Roman" w:hAnsi="Times New Roman" w:cs="Times New Roman"/>
+          <w:sz w:val="28"/>
+          <w:szCs w:val="28"/>
+        </w:rPr>
+        <w:t xml:space="preserve"> </w:t>
+      </w:r>
+      <w:r>
+        <w:rPr>
+          <w:rFonts w:ascii="Times New Roman" w:hAnsi="Times New Roman" w:cs="Times New Roman"/>
+          <w:sz w:val="28"/>
+          <w:szCs w:val="28"/>
+        </w:rPr>
+        <w:t>его стиль общения и ведения дел кардинально отличается.</w:t>
+      </w:r>
+    </w:p>
+    <w:p>
+      <w:pPr>
         <w:numPr>
           <w:ilvl w:val="0"/>
-          <w:numId w:val="5"/>
+          <w:numId w:val="26"/>
         </w:numPr>
-        <w:tabs>
-          <w:tab w:val="clear" w:pos="720"/>
-        </w:tabs>
-        <w:spacing w:after="0" w:line="360" w:lineRule="auto"/>
-        <w:ind w:left="0" w:firstLine="709"/>
+        <w:spacing w:after="0" w:line="360" w:lineRule="auto"/>
         <w:jc w:val="both"/>
         <w:rPr>
           <w:rFonts w:ascii="Times New Roman" w:hAnsi="Times New Roman" w:cs="Times New Roman"/>
@@ -1223,66 +2500,15 @@
           <w:sz w:val="28"/>
           <w:szCs w:val="28"/>
         </w:rPr>
-        <w:t>Формирование организационной культуры и имиджа (Репрезентативная функция)</w:t>
-      </w:r>
-      <w:r>
-        <w:rPr>
-          <w:rFonts w:ascii="Times New Roman" w:hAnsi="Times New Roman" w:cs="Times New Roman"/>
-          <w:sz w:val="28"/>
-          <w:szCs w:val="28"/>
-        </w:rPr>
-        <w:t xml:space="preserve"> </w:t>
-      </w:r>
-      <w:r>
-        <w:rPr>
-          <w:rFonts w:ascii="Times New Roman" w:hAnsi="Times New Roman" w:cs="Times New Roman"/>
-          <w:sz w:val="28"/>
-          <w:szCs w:val="28"/>
-        </w:rPr>
-        <w:t>Стиль коммуникации руководителя (открытый или закрытый, формальный или неформальный) задает тон во всей организации. Он формирует культуру доверия, сотрудничества и инноваций или, наоборот, культуру страха и скрытности.</w:t>
-      </w:r>
-      <w:r>
-        <w:rPr>
-          <w:rFonts w:ascii="Times New Roman" w:hAnsi="Times New Roman" w:cs="Times New Roman"/>
-          <w:sz w:val="28"/>
-          <w:szCs w:val="28"/>
-        </w:rPr>
-        <w:t xml:space="preserve"> </w:t>
-      </w:r>
-      <w:r>
-        <w:rPr>
-          <w:rFonts w:ascii="Times New Roman" w:hAnsi="Times New Roman" w:cs="Times New Roman"/>
-          <w:sz w:val="28"/>
-          <w:szCs w:val="28"/>
-        </w:rPr>
-        <w:t>Пример: Руководитель, который всегда доступен для обсуждения идей («открытая дверь»), и сам активно участвует в корпоративных мероприятиях, формирует культуру открытости и сплоченности.</w:t>
-      </w:r>
-    </w:p>
-    <w:p>
-      <w:pPr>
-        <w:spacing w:after="0" w:line="360" w:lineRule="auto"/>
-        <w:ind w:firstLine="709"/>
-        <w:jc w:val="both"/>
-        <w:rPr>
-          <w:rFonts w:ascii="Times New Roman" w:hAnsi="Times New Roman" w:cs="Times New Roman"/>
-          <w:sz w:val="28"/>
-          <w:szCs w:val="28"/>
-        </w:rPr>
-      </w:pPr>
-      <w:r>
-        <w:rPr>
-          <w:rFonts w:ascii="Times New Roman" w:hAnsi="Times New Roman" w:cs="Times New Roman"/>
-          <w:sz w:val="28"/>
-          <w:szCs w:val="28"/>
-        </w:rPr>
-        <w:t>Последствия неэффективной коммуникации руководителя:</w:t>
+        <w:lastRenderedPageBreak/>
+        <w:t>Прозрачность и честность: Он никогда не боится признавать свои ошибки, подробно разбирая их. Это создает образ предельно честного и надежного управляющего.</w:t>
       </w:r>
     </w:p>
     <w:p>
       <w:pPr>
         <w:numPr>
           <w:ilvl w:val="0"/>
-          <w:numId w:val="11"/>
+          <w:numId w:val="26"/>
         </w:numPr>
         <w:spacing w:after="0" w:line="360" w:lineRule="auto"/>
         <w:jc w:val="both"/>
@@ -1298,14 +2524,48 @@
           <w:sz w:val="28"/>
           <w:szCs w:val="28"/>
         </w:rPr>
-        <w:t>Ошибки и низкое качество работы из-за непонимания задач.</w:t>
+        <w:t>Скромность в быту и общении</w:t>
+      </w:r>
+      <w:proofErr w:type="gramStart"/>
+      <w:r>
+        <w:rPr>
+          <w:rFonts w:ascii="Times New Roman" w:hAnsi="Times New Roman" w:cs="Times New Roman"/>
+          <w:sz w:val="28"/>
+          <w:szCs w:val="28"/>
+        </w:rPr>
+        <w:t>: Несмотря</w:t>
+      </w:r>
+      <w:proofErr w:type="gramEnd"/>
+      <w:r>
+        <w:rPr>
+          <w:rFonts w:ascii="Times New Roman" w:hAnsi="Times New Roman" w:cs="Times New Roman"/>
+          <w:sz w:val="28"/>
+          <w:szCs w:val="28"/>
+        </w:rPr>
+        <w:t xml:space="preserve"> на состояние в миллиарды, Баффетт известен своим скромным образом жизни и отсутствием показной роскоши. Он живет в том же доме, что купил </w:t>
+      </w:r>
+      <w:r>
+        <w:rPr>
+          <w:rFonts w:ascii="Times New Roman" w:hAnsi="Times New Roman" w:cs="Times New Roman"/>
+          <w:sz w:val="28"/>
+          <w:szCs w:val="28"/>
+        </w:rPr>
+        <w:t>очень давно</w:t>
+      </w:r>
+      <w:r>
+        <w:rPr>
+          <w:rFonts w:ascii="Times New Roman" w:hAnsi="Times New Roman" w:cs="Times New Roman"/>
+          <w:sz w:val="28"/>
+          <w:szCs w:val="28"/>
+        </w:rPr>
+        <w:t>, и общается с людьми без снобизма. Это формирует имидж «своего парня», вызывающего симпатию и доверие.</w:t>
       </w:r>
     </w:p>
     <w:p>
       <w:pPr>
         <w:numPr>
           <w:ilvl w:val="0"/>
-          <w:numId w:val="11"/>
+          <w:numId w:val="26"/>
         </w:numPr>
         <w:spacing w:after="0" w:line="360" w:lineRule="auto"/>
         <w:jc w:val="both"/>
@@ -1321,92 +2581,7 @@
           <w:sz w:val="28"/>
           <w:szCs w:val="28"/>
         </w:rPr>
-        <w:t>Демотивация и текучесть кадров.</w:t>
-      </w:r>
-    </w:p>
-    <w:p>
-      <w:pPr>
-        <w:numPr>
-          <w:ilvl w:val="0"/>
-          <w:numId w:val="11"/>
-        </w:numPr>
-        <w:spacing w:after="0" w:line="360" w:lineRule="auto"/>
-        <w:jc w:val="both"/>
-        <w:rPr>
-          <w:rFonts w:ascii="Times New Roman" w:hAnsi="Times New Roman" w:cs="Times New Roman"/>
-          <w:sz w:val="28"/>
-          <w:szCs w:val="28"/>
-        </w:rPr>
-      </w:pPr>
-      <w:r>
-        <w:rPr>
-          <w:rFonts w:ascii="Times New Roman" w:hAnsi="Times New Roman" w:cs="Times New Roman"/>
-          <w:sz w:val="28"/>
-          <w:szCs w:val="28"/>
-        </w:rPr>
-        <w:t>Межличностные</w:t>
-      </w:r>
-      <w:r>
-        <w:rPr>
-          <w:rFonts w:ascii="Times New Roman" w:hAnsi="Times New Roman" w:cs="Times New Roman"/>
-          <w:sz w:val="28"/>
-          <w:szCs w:val="28"/>
-        </w:rPr>
-        <w:t xml:space="preserve"> </w:t>
-      </w:r>
-      <w:r>
-        <w:rPr>
-          <w:rFonts w:ascii="Times New Roman" w:hAnsi="Times New Roman" w:cs="Times New Roman"/>
-          <w:sz w:val="28"/>
-          <w:szCs w:val="28"/>
-        </w:rPr>
-        <w:t>конфликты.</w:t>
-      </w:r>
-    </w:p>
-    <w:p>
-      <w:pPr>
-        <w:numPr>
-          <w:ilvl w:val="0"/>
-          <w:numId w:val="11"/>
-        </w:numPr>
-        <w:spacing w:after="0" w:line="360" w:lineRule="auto"/>
-        <w:jc w:val="both"/>
-        <w:rPr>
-          <w:rFonts w:ascii="Times New Roman" w:hAnsi="Times New Roman" w:cs="Times New Roman"/>
-          <w:sz w:val="28"/>
-          <w:szCs w:val="28"/>
-        </w:rPr>
-      </w:pPr>
-      <w:r>
-        <w:rPr>
-          <w:rFonts w:ascii="Times New Roman" w:hAnsi="Times New Roman" w:cs="Times New Roman"/>
-          <w:sz w:val="28"/>
-          <w:szCs w:val="28"/>
-        </w:rPr>
-        <w:t>Принятие неверных решений на основе искаженной информации.</w:t>
-      </w:r>
-    </w:p>
-    <w:p>
-      <w:pPr>
-        <w:numPr>
-          <w:ilvl w:val="0"/>
-          <w:numId w:val="11"/>
-        </w:numPr>
-        <w:spacing w:after="0" w:line="360" w:lineRule="auto"/>
-        <w:jc w:val="both"/>
-        <w:rPr>
-          <w:rFonts w:ascii="Times New Roman" w:hAnsi="Times New Roman" w:cs="Times New Roman"/>
-          <w:sz w:val="28"/>
-          <w:szCs w:val="28"/>
-        </w:rPr>
-      </w:pPr>
-      <w:r>
-        <w:rPr>
-          <w:rFonts w:ascii="Times New Roman" w:hAnsi="Times New Roman" w:cs="Times New Roman"/>
-          <w:sz w:val="28"/>
-          <w:szCs w:val="28"/>
-        </w:rPr>
-        <w:t>Сопротивление изменениям и распространение слухов.</w:t>
+        <w:t>Верность слову: В сделках его устное согласие часто считается более надежным, чем юридический контракт.</w:t>
       </w:r>
     </w:p>
     <w:p>
@@ -1426,26 +2601,29 @@
           <w:sz w:val="28"/>
           <w:szCs w:val="28"/>
         </w:rPr>
-        <w:t xml:space="preserve">Подведём итог. </w:t>
-      </w:r>
-      <w:r>
-        <w:rPr>
-          <w:rFonts w:ascii="Times New Roman" w:hAnsi="Times New Roman" w:cs="Times New Roman"/>
-          <w:sz w:val="28"/>
-          <w:szCs w:val="28"/>
-        </w:rPr>
-        <w:t>Коммуникация — это связывает воедино все управленческие действия, от постановки цели до контроля результата. Эффективный руководитель — это, прежде всего, эффективный коммуникатор, который умеет не только передавать информацию, но и слушать, убеждать, мотивировать и создавать атмосферу доверия через продуманное общение.</w:t>
-      </w:r>
-    </w:p>
-    <w:p>
-      <w:pPr>
-        <w:pStyle w:val="a9"/>
-        <w:numPr>
-          <w:ilvl w:val="0"/>
-          <w:numId w:val="1"/>
-        </w:numPr>
-        <w:spacing w:after="0" w:line="360" w:lineRule="auto"/>
-        <w:ind w:left="0" w:firstLine="709"/>
+        <w:t>Как итог, и</w:t>
+      </w:r>
+      <w:r>
+        <w:rPr>
+          <w:rFonts w:ascii="Times New Roman" w:hAnsi="Times New Roman" w:cs="Times New Roman"/>
+          <w:sz w:val="28"/>
+          <w:szCs w:val="28"/>
+        </w:rPr>
+        <w:t>нвесторы доверяют ему свои деньги, потому что верят не только его гению, но и его честности. Его положительный имидж позволяет ему заключать сделки на уникальных условиях, так как контрагенты уверены в его порядочности</w:t>
+      </w:r>
+      <w:r>
+        <w:rPr>
+          <w:rFonts w:ascii="Times New Roman" w:hAnsi="Times New Roman" w:cs="Times New Roman"/>
+          <w:sz w:val="28"/>
+          <w:szCs w:val="28"/>
+        </w:rPr>
+        <w:t>.</w:t>
+      </w:r>
+    </w:p>
+    <w:p>
+      <w:pPr>
+        <w:spacing w:after="0" w:line="360" w:lineRule="auto"/>
+        <w:ind w:firstLine="708"/>
         <w:jc w:val="both"/>
         <w:rPr>
           <w:rFonts w:ascii="Times New Roman" w:hAnsi="Times New Roman" w:cs="Times New Roman"/>
@@ -1453,1960 +2631,19 @@
           <w:szCs w:val="28"/>
         </w:rPr>
       </w:pPr>
-      <w:r>
-        <w:rPr>
-          <w:rFonts w:ascii="Times New Roman" w:hAnsi="Times New Roman" w:cs="Times New Roman"/>
-          <w:sz w:val="28"/>
-          <w:szCs w:val="28"/>
-        </w:rPr>
-        <w:t xml:space="preserve">Создайте таблицу или схему, представляющую различные виды коммуникаций в организационных системах (вертикальные, горизонтальные, </w:t>
-      </w:r>
-      <w:r>
-        <w:rPr>
-          <w:rFonts w:ascii="Times New Roman" w:hAnsi="Times New Roman" w:cs="Times New Roman"/>
-          <w:sz w:val="28"/>
-          <w:szCs w:val="28"/>
-        </w:rPr>
-        <w:lastRenderedPageBreak/>
-        <w:t>формальные, неформальные и т.д.). Включите примеры каждого вида коммуникации в деловом контексте.</w:t>
-      </w:r>
-    </w:p>
-    <w:p>
-      <w:pPr>
-        <w:pStyle w:val="a3"/>
-      </w:pPr>
-      <w:r>
-        <w:t>Организационные коммуникации можно классифицировать по направлению потока информации и по степени ее формальности. Ниже представлена таблица, которая систематизирует основные виды коммуникаций, их сущность и примеры в деловом контексте.</w:t>
-      </w:r>
-    </w:p>
-    <w:p>
-      <w:pPr>
-        <w:pStyle w:val="a3"/>
-      </w:pPr>
-      <w:r>
-        <w:rPr>
-          <w:rFonts w:eastAsiaTheme="majorEastAsia"/>
-        </w:rPr>
-        <w:t>Таблица: Виды коммуникаций в организационных системах</w:t>
-      </w:r>
-    </w:p>
-    <w:tbl>
-      <w:tblPr>
-        <w:tblW w:w="9603" w:type="dxa"/>
-        <w:tblLook w:val="04A0" w:firstRow="1" w:lastRow="0" w:firstColumn="1" w:lastColumn="0" w:noHBand="0" w:noVBand="1"/>
-      </w:tblPr>
-      <w:tblGrid>
-        <w:gridCol w:w="2288"/>
-        <w:gridCol w:w="3352"/>
-        <w:gridCol w:w="3963"/>
-      </w:tblGrid>
-      <w:tr>
-        <w:trPr>
-          <w:trHeight w:val="624"/>
-        </w:trPr>
-        <w:tc>
-          <w:tcPr>
-            <w:tcW w:w="2288" w:type="dxa"/>
-            <w:tcBorders>
-              <w:top w:val="single" w:sz="4" w:space="0" w:color="auto"/>
-              <w:left w:val="single" w:sz="4" w:space="0" w:color="auto"/>
-              <w:bottom w:val="single" w:sz="4" w:space="0" w:color="auto"/>
-              <w:right w:val="single" w:sz="4" w:space="0" w:color="auto"/>
-            </w:tcBorders>
-            <w:vAlign w:val="center"/>
-            <w:hideMark/>
-          </w:tcPr>
-          <w:p>
-            <w:pPr>
-              <w:spacing w:after="0" w:line="240" w:lineRule="auto"/>
-              <w:rPr>
-                <w:rFonts w:ascii="Times New Roman" w:eastAsia="Times New Roman" w:hAnsi="Times New Roman" w:cs="Times New Roman"/>
-                <w:color w:val="000000"/>
-                <w:sz w:val="24"/>
-                <w:szCs w:val="24"/>
-                <w:lang w:eastAsia="ru-RU"/>
-              </w:rPr>
-            </w:pPr>
-            <w:r>
-              <w:rPr>
-                <w:rFonts w:ascii="Times New Roman" w:eastAsia="Times New Roman" w:hAnsi="Times New Roman" w:cs="Times New Roman"/>
-                <w:color w:val="000000"/>
-                <w:sz w:val="24"/>
-                <w:szCs w:val="24"/>
-                <w:lang w:eastAsia="ru-RU"/>
-              </w:rPr>
-              <w:t>Вид</w:t>
-            </w:r>
-            <w:r>
-              <w:rPr>
-                <w:rFonts w:ascii="Times New Roman" w:eastAsia="Times New Roman" w:hAnsi="Times New Roman" w:cs="Times New Roman"/>
-                <w:color w:val="000000"/>
-                <w:sz w:val="24"/>
-                <w:szCs w:val="24"/>
-                <w:lang w:val="en-US" w:eastAsia="ru-RU"/>
-              </w:rPr>
-              <w:t xml:space="preserve"> </w:t>
-            </w:r>
-            <w:r>
-              <w:rPr>
-                <w:rFonts w:ascii="Times New Roman" w:eastAsia="Times New Roman" w:hAnsi="Times New Roman" w:cs="Times New Roman"/>
-                <w:color w:val="000000"/>
-                <w:sz w:val="24"/>
-                <w:szCs w:val="24"/>
-                <w:lang w:eastAsia="ru-RU"/>
-              </w:rPr>
-              <w:t>коммуникации</w:t>
-            </w:r>
-          </w:p>
-        </w:tc>
-        <w:tc>
-          <w:tcPr>
-            <w:tcW w:w="3352" w:type="dxa"/>
-            <w:tcBorders>
-              <w:top w:val="single" w:sz="4" w:space="0" w:color="auto"/>
-              <w:left w:val="nil"/>
-              <w:bottom w:val="single" w:sz="4" w:space="0" w:color="auto"/>
-              <w:right w:val="single" w:sz="4" w:space="0" w:color="auto"/>
-            </w:tcBorders>
-            <w:vAlign w:val="center"/>
-            <w:hideMark/>
-          </w:tcPr>
-          <w:p>
-            <w:pPr>
-              <w:spacing w:after="0" w:line="240" w:lineRule="auto"/>
-              <w:ind w:firstLineChars="100" w:firstLine="240"/>
-              <w:rPr>
-                <w:rFonts w:ascii="Times New Roman" w:eastAsia="Times New Roman" w:hAnsi="Times New Roman" w:cs="Times New Roman"/>
-                <w:color w:val="000000"/>
-                <w:sz w:val="24"/>
-                <w:szCs w:val="24"/>
-                <w:lang w:eastAsia="ru-RU"/>
-              </w:rPr>
-            </w:pPr>
-            <w:r>
-              <w:rPr>
-                <w:rFonts w:ascii="Times New Roman" w:eastAsia="Times New Roman" w:hAnsi="Times New Roman" w:cs="Times New Roman"/>
-                <w:color w:val="000000"/>
-                <w:sz w:val="24"/>
-                <w:szCs w:val="24"/>
-                <w:lang w:eastAsia="ru-RU"/>
-              </w:rPr>
-              <w:t>Сущность</w:t>
-            </w:r>
-          </w:p>
-        </w:tc>
-        <w:tc>
-          <w:tcPr>
-            <w:tcW w:w="3963" w:type="dxa"/>
-            <w:tcBorders>
-              <w:top w:val="single" w:sz="4" w:space="0" w:color="auto"/>
-              <w:left w:val="nil"/>
-              <w:bottom w:val="single" w:sz="4" w:space="0" w:color="auto"/>
-              <w:right w:val="single" w:sz="4" w:space="0" w:color="auto"/>
-            </w:tcBorders>
-            <w:vAlign w:val="center"/>
-            <w:hideMark/>
-          </w:tcPr>
-          <w:p>
-            <w:pPr>
-              <w:spacing w:after="0" w:line="240" w:lineRule="auto"/>
-              <w:ind w:firstLineChars="100" w:firstLine="240"/>
-              <w:rPr>
-                <w:rFonts w:ascii="Times New Roman" w:eastAsia="Times New Roman" w:hAnsi="Times New Roman" w:cs="Times New Roman"/>
-                <w:color w:val="000000"/>
-                <w:sz w:val="24"/>
-                <w:szCs w:val="24"/>
-                <w:lang w:eastAsia="ru-RU"/>
-              </w:rPr>
-            </w:pPr>
-            <w:r>
-              <w:rPr>
-                <w:rFonts w:ascii="Times New Roman" w:eastAsia="Times New Roman" w:hAnsi="Times New Roman" w:cs="Times New Roman"/>
-                <w:color w:val="000000"/>
-                <w:sz w:val="24"/>
-                <w:szCs w:val="24"/>
-                <w:lang w:eastAsia="ru-RU"/>
-              </w:rPr>
-              <w:t>Примеры в деловом контексте</w:t>
-            </w:r>
-          </w:p>
-        </w:tc>
-      </w:tr>
-      <w:tr>
-        <w:trPr>
-          <w:trHeight w:val="678"/>
-        </w:trPr>
-        <w:tc>
-          <w:tcPr>
-            <w:tcW w:w="2288" w:type="dxa"/>
-            <w:vMerge w:val="restart"/>
-            <w:tcBorders>
-              <w:top w:val="nil"/>
-              <w:left w:val="single" w:sz="4" w:space="0" w:color="auto"/>
-              <w:bottom w:val="single" w:sz="4" w:space="0" w:color="auto"/>
-              <w:right w:val="single" w:sz="4" w:space="0" w:color="auto"/>
-            </w:tcBorders>
-            <w:vAlign w:val="center"/>
-            <w:hideMark/>
-          </w:tcPr>
-          <w:p>
-            <w:pPr>
-              <w:spacing w:after="0" w:line="240" w:lineRule="auto"/>
-              <w:ind w:firstLineChars="100" w:firstLine="240"/>
-              <w:rPr>
-                <w:rFonts w:ascii="Times New Roman" w:eastAsia="Times New Roman" w:hAnsi="Times New Roman" w:cs="Times New Roman"/>
-                <w:color w:val="000000"/>
-                <w:sz w:val="24"/>
-                <w:szCs w:val="24"/>
-                <w:lang w:eastAsia="ru-RU"/>
-              </w:rPr>
-            </w:pPr>
-            <w:r>
-              <w:rPr>
-                <w:rFonts w:ascii="Times New Roman" w:eastAsia="Times New Roman" w:hAnsi="Times New Roman" w:cs="Times New Roman"/>
-                <w:color w:val="000000"/>
-                <w:sz w:val="24"/>
-                <w:szCs w:val="24"/>
-                <w:lang w:eastAsia="ru-RU"/>
-              </w:rPr>
-              <w:t>Вертикальные (нисходящие)</w:t>
-            </w:r>
-          </w:p>
-        </w:tc>
-        <w:tc>
-          <w:tcPr>
-            <w:tcW w:w="3352" w:type="dxa"/>
-            <w:vMerge w:val="restart"/>
-            <w:tcBorders>
-              <w:top w:val="nil"/>
-              <w:left w:val="single" w:sz="4" w:space="0" w:color="auto"/>
-              <w:bottom w:val="single" w:sz="4" w:space="0" w:color="auto"/>
-              <w:right w:val="single" w:sz="4" w:space="0" w:color="auto"/>
-            </w:tcBorders>
-            <w:vAlign w:val="center"/>
-            <w:hideMark/>
-          </w:tcPr>
-          <w:p>
-            <w:pPr>
-              <w:spacing w:after="0" w:line="240" w:lineRule="auto"/>
-              <w:ind w:firstLineChars="100" w:firstLine="240"/>
-              <w:rPr>
-                <w:rFonts w:ascii="Times New Roman" w:eastAsia="Times New Roman" w:hAnsi="Times New Roman" w:cs="Times New Roman"/>
-                <w:color w:val="000000"/>
-                <w:sz w:val="24"/>
-                <w:szCs w:val="24"/>
-                <w:lang w:eastAsia="ru-RU"/>
-              </w:rPr>
-            </w:pPr>
-            <w:r>
-              <w:rPr>
-                <w:rFonts w:ascii="Times New Roman" w:eastAsia="Times New Roman" w:hAnsi="Times New Roman" w:cs="Times New Roman"/>
-                <w:color w:val="000000"/>
-                <w:sz w:val="24"/>
-                <w:szCs w:val="24"/>
-                <w:lang w:eastAsia="ru-RU"/>
-              </w:rPr>
-              <w:t>Информация передается от высшего руководства к подчиненным по иерархии. Цели: постановка задач, информирование, инструктирование.</w:t>
-            </w:r>
-          </w:p>
-        </w:tc>
-        <w:tc>
-          <w:tcPr>
-            <w:tcW w:w="3963" w:type="dxa"/>
-            <w:tcBorders>
-              <w:top w:val="nil"/>
-              <w:left w:val="nil"/>
-              <w:bottom w:val="single" w:sz="4" w:space="0" w:color="auto"/>
-              <w:right w:val="single" w:sz="4" w:space="0" w:color="auto"/>
-            </w:tcBorders>
-            <w:vAlign w:val="center"/>
-            <w:hideMark/>
-          </w:tcPr>
-          <w:p>
-            <w:pPr>
-              <w:spacing w:after="0" w:line="240" w:lineRule="auto"/>
-              <w:ind w:firstLineChars="100" w:firstLine="240"/>
-              <w:rPr>
-                <w:rFonts w:ascii="Times New Roman" w:eastAsia="Times New Roman" w:hAnsi="Times New Roman" w:cs="Times New Roman"/>
-                <w:color w:val="000000"/>
-                <w:sz w:val="24"/>
-                <w:szCs w:val="24"/>
-                <w:lang w:eastAsia="ru-RU"/>
-              </w:rPr>
-            </w:pPr>
-            <w:r>
-              <w:rPr>
-                <w:rFonts w:ascii="Times New Roman" w:eastAsia="Times New Roman" w:hAnsi="Times New Roman" w:cs="Times New Roman"/>
-                <w:color w:val="000000"/>
-                <w:sz w:val="24"/>
-                <w:szCs w:val="24"/>
-                <w:lang w:eastAsia="ru-RU"/>
-              </w:rPr>
-              <w:t>• Приказ генерального директора о новой стратегии.</w:t>
-            </w:r>
-          </w:p>
-        </w:tc>
-      </w:tr>
-      <w:tr>
-        <w:trPr>
-          <w:trHeight w:val="709"/>
-        </w:trPr>
-        <w:tc>
-          <w:tcPr>
-            <w:tcW w:w="2288" w:type="dxa"/>
-            <w:vMerge/>
-            <w:tcBorders>
-              <w:top w:val="nil"/>
-              <w:left w:val="single" w:sz="4" w:space="0" w:color="auto"/>
-              <w:bottom w:val="single" w:sz="4" w:space="0" w:color="auto"/>
-              <w:right w:val="single" w:sz="4" w:space="0" w:color="auto"/>
-            </w:tcBorders>
-            <w:vAlign w:val="center"/>
-            <w:hideMark/>
-          </w:tcPr>
-          <w:p>
-            <w:pPr>
-              <w:spacing w:after="0" w:line="240" w:lineRule="auto"/>
-              <w:rPr>
-                <w:rFonts w:ascii="Times New Roman" w:eastAsia="Times New Roman" w:hAnsi="Times New Roman" w:cs="Times New Roman"/>
-                <w:color w:val="000000"/>
-                <w:sz w:val="24"/>
-                <w:szCs w:val="24"/>
-                <w:lang w:eastAsia="ru-RU"/>
-              </w:rPr>
-            </w:pPr>
-          </w:p>
-        </w:tc>
-        <w:tc>
-          <w:tcPr>
-            <w:tcW w:w="3352" w:type="dxa"/>
-            <w:vMerge/>
-            <w:tcBorders>
-              <w:top w:val="nil"/>
-              <w:left w:val="single" w:sz="4" w:space="0" w:color="auto"/>
-              <w:bottom w:val="single" w:sz="4" w:space="0" w:color="auto"/>
-              <w:right w:val="single" w:sz="4" w:space="0" w:color="auto"/>
-            </w:tcBorders>
-            <w:vAlign w:val="center"/>
-            <w:hideMark/>
-          </w:tcPr>
-          <w:p>
-            <w:pPr>
-              <w:spacing w:after="0" w:line="240" w:lineRule="auto"/>
-              <w:rPr>
-                <w:rFonts w:ascii="Times New Roman" w:eastAsia="Times New Roman" w:hAnsi="Times New Roman" w:cs="Times New Roman"/>
-                <w:color w:val="000000"/>
-                <w:sz w:val="24"/>
-                <w:szCs w:val="24"/>
-                <w:lang w:eastAsia="ru-RU"/>
-              </w:rPr>
-            </w:pPr>
-          </w:p>
-        </w:tc>
-        <w:tc>
-          <w:tcPr>
-            <w:tcW w:w="3963" w:type="dxa"/>
-            <w:tcBorders>
-              <w:top w:val="nil"/>
-              <w:left w:val="nil"/>
-              <w:bottom w:val="single" w:sz="4" w:space="0" w:color="auto"/>
-              <w:right w:val="single" w:sz="4" w:space="0" w:color="auto"/>
-            </w:tcBorders>
-            <w:vAlign w:val="center"/>
-            <w:hideMark/>
-          </w:tcPr>
-          <w:p>
-            <w:pPr>
-              <w:spacing w:after="0" w:line="240" w:lineRule="auto"/>
-              <w:ind w:firstLineChars="100" w:firstLine="240"/>
-              <w:rPr>
-                <w:rFonts w:ascii="Times New Roman" w:eastAsia="Times New Roman" w:hAnsi="Times New Roman" w:cs="Times New Roman"/>
-                <w:color w:val="000000"/>
-                <w:sz w:val="24"/>
-                <w:szCs w:val="24"/>
-                <w:lang w:eastAsia="ru-RU"/>
-              </w:rPr>
-            </w:pPr>
-            <w:r>
-              <w:rPr>
-                <w:rFonts w:ascii="Times New Roman" w:eastAsia="Times New Roman" w:hAnsi="Times New Roman" w:cs="Times New Roman"/>
-                <w:color w:val="000000"/>
-                <w:sz w:val="24"/>
-                <w:szCs w:val="24"/>
-                <w:lang w:eastAsia="ru-RU"/>
-              </w:rPr>
-              <w:t>• Письмо от начальника отдела с планом работ на месяц.</w:t>
-            </w:r>
-          </w:p>
-        </w:tc>
-      </w:tr>
-      <w:tr>
-        <w:trPr>
-          <w:trHeight w:val="936"/>
-        </w:trPr>
-        <w:tc>
-          <w:tcPr>
-            <w:tcW w:w="2288" w:type="dxa"/>
-            <w:vMerge/>
-            <w:tcBorders>
-              <w:top w:val="nil"/>
-              <w:left w:val="single" w:sz="4" w:space="0" w:color="auto"/>
-              <w:bottom w:val="single" w:sz="4" w:space="0" w:color="auto"/>
-              <w:right w:val="single" w:sz="4" w:space="0" w:color="auto"/>
-            </w:tcBorders>
-            <w:vAlign w:val="center"/>
-            <w:hideMark/>
-          </w:tcPr>
-          <w:p>
-            <w:pPr>
-              <w:spacing w:after="0" w:line="240" w:lineRule="auto"/>
-              <w:rPr>
-                <w:rFonts w:ascii="Times New Roman" w:eastAsia="Times New Roman" w:hAnsi="Times New Roman" w:cs="Times New Roman"/>
-                <w:color w:val="000000"/>
-                <w:sz w:val="24"/>
-                <w:szCs w:val="24"/>
-                <w:lang w:eastAsia="ru-RU"/>
-              </w:rPr>
-            </w:pPr>
-          </w:p>
-        </w:tc>
-        <w:tc>
-          <w:tcPr>
-            <w:tcW w:w="3352" w:type="dxa"/>
-            <w:vMerge/>
-            <w:tcBorders>
-              <w:top w:val="nil"/>
-              <w:left w:val="single" w:sz="4" w:space="0" w:color="auto"/>
-              <w:bottom w:val="single" w:sz="4" w:space="0" w:color="auto"/>
-              <w:right w:val="single" w:sz="4" w:space="0" w:color="auto"/>
-            </w:tcBorders>
-            <w:vAlign w:val="center"/>
-            <w:hideMark/>
-          </w:tcPr>
-          <w:p>
-            <w:pPr>
-              <w:spacing w:after="0" w:line="240" w:lineRule="auto"/>
-              <w:rPr>
-                <w:rFonts w:ascii="Times New Roman" w:eastAsia="Times New Roman" w:hAnsi="Times New Roman" w:cs="Times New Roman"/>
-                <w:color w:val="000000"/>
-                <w:sz w:val="24"/>
-                <w:szCs w:val="24"/>
-                <w:lang w:eastAsia="ru-RU"/>
-              </w:rPr>
-            </w:pPr>
-          </w:p>
-        </w:tc>
-        <w:tc>
-          <w:tcPr>
-            <w:tcW w:w="3963" w:type="dxa"/>
-            <w:tcBorders>
-              <w:top w:val="nil"/>
-              <w:left w:val="nil"/>
-              <w:bottom w:val="single" w:sz="4" w:space="0" w:color="auto"/>
-              <w:right w:val="single" w:sz="4" w:space="0" w:color="auto"/>
-            </w:tcBorders>
-            <w:vAlign w:val="center"/>
-            <w:hideMark/>
-          </w:tcPr>
-          <w:p>
-            <w:pPr>
-              <w:spacing w:after="0" w:line="240" w:lineRule="auto"/>
-              <w:ind w:firstLineChars="100" w:firstLine="240"/>
-              <w:rPr>
-                <w:rFonts w:ascii="Times New Roman" w:eastAsia="Times New Roman" w:hAnsi="Times New Roman" w:cs="Times New Roman"/>
-                <w:color w:val="000000"/>
-                <w:sz w:val="24"/>
-                <w:szCs w:val="24"/>
-                <w:lang w:eastAsia="ru-RU"/>
-              </w:rPr>
-            </w:pPr>
-            <w:r>
-              <w:rPr>
-                <w:rFonts w:ascii="Times New Roman" w:eastAsia="Times New Roman" w:hAnsi="Times New Roman" w:cs="Times New Roman"/>
-                <w:color w:val="000000"/>
-                <w:sz w:val="24"/>
-                <w:szCs w:val="24"/>
-                <w:lang w:eastAsia="ru-RU"/>
-              </w:rPr>
-              <w:t>• Корпоративный бюллетень или рассылка от HR.</w:t>
-            </w:r>
-          </w:p>
-        </w:tc>
-      </w:tr>
-      <w:tr>
-        <w:trPr>
-          <w:trHeight w:val="554"/>
-        </w:trPr>
-        <w:tc>
-          <w:tcPr>
-            <w:tcW w:w="2288" w:type="dxa"/>
-            <w:vMerge w:val="restart"/>
-            <w:tcBorders>
-              <w:top w:val="nil"/>
-              <w:left w:val="single" w:sz="4" w:space="0" w:color="auto"/>
-              <w:bottom w:val="single" w:sz="4" w:space="0" w:color="auto"/>
-              <w:right w:val="single" w:sz="4" w:space="0" w:color="auto"/>
-            </w:tcBorders>
-            <w:vAlign w:val="center"/>
-            <w:hideMark/>
-          </w:tcPr>
-          <w:p>
-            <w:pPr>
-              <w:spacing w:after="0" w:line="240" w:lineRule="auto"/>
-              <w:ind w:firstLineChars="100" w:firstLine="240"/>
-              <w:rPr>
-                <w:rFonts w:ascii="Times New Roman" w:eastAsia="Times New Roman" w:hAnsi="Times New Roman" w:cs="Times New Roman"/>
-                <w:color w:val="000000"/>
-                <w:sz w:val="24"/>
-                <w:szCs w:val="24"/>
-                <w:lang w:eastAsia="ru-RU"/>
-              </w:rPr>
-            </w:pPr>
-            <w:r>
-              <w:rPr>
-                <w:rFonts w:ascii="Times New Roman" w:eastAsia="Times New Roman" w:hAnsi="Times New Roman" w:cs="Times New Roman"/>
-                <w:color w:val="000000"/>
-                <w:sz w:val="24"/>
-                <w:szCs w:val="24"/>
-                <w:lang w:eastAsia="ru-RU"/>
-              </w:rPr>
-              <w:t>Вертикальные (восходящие)</w:t>
-            </w:r>
-          </w:p>
-        </w:tc>
-        <w:tc>
-          <w:tcPr>
-            <w:tcW w:w="3352" w:type="dxa"/>
-            <w:vMerge w:val="restart"/>
-            <w:tcBorders>
-              <w:top w:val="nil"/>
-              <w:left w:val="single" w:sz="4" w:space="0" w:color="auto"/>
-              <w:bottom w:val="single" w:sz="4" w:space="0" w:color="auto"/>
-              <w:right w:val="single" w:sz="4" w:space="0" w:color="auto"/>
-            </w:tcBorders>
-            <w:vAlign w:val="center"/>
-            <w:hideMark/>
-          </w:tcPr>
-          <w:p>
-            <w:pPr>
-              <w:spacing w:after="0" w:line="240" w:lineRule="auto"/>
-              <w:ind w:firstLineChars="100" w:firstLine="240"/>
-              <w:rPr>
-                <w:rFonts w:ascii="Times New Roman" w:eastAsia="Times New Roman" w:hAnsi="Times New Roman" w:cs="Times New Roman"/>
-                <w:color w:val="000000"/>
-                <w:sz w:val="24"/>
-                <w:szCs w:val="24"/>
-                <w:lang w:eastAsia="ru-RU"/>
-              </w:rPr>
-            </w:pPr>
-            <w:r>
-              <w:rPr>
-                <w:rFonts w:ascii="Times New Roman" w:eastAsia="Times New Roman" w:hAnsi="Times New Roman" w:cs="Times New Roman"/>
-                <w:color w:val="000000"/>
-                <w:sz w:val="24"/>
-                <w:szCs w:val="24"/>
-                <w:lang w:eastAsia="ru-RU"/>
-              </w:rPr>
-              <w:t>Информация движется от подчиненных к руководителям. Цели: отчетность, информирование о проблемах, подача предложений.</w:t>
-            </w:r>
-          </w:p>
-        </w:tc>
-        <w:tc>
-          <w:tcPr>
-            <w:tcW w:w="3963" w:type="dxa"/>
-            <w:tcBorders>
-              <w:top w:val="nil"/>
-              <w:left w:val="nil"/>
-              <w:bottom w:val="single" w:sz="4" w:space="0" w:color="auto"/>
-              <w:right w:val="single" w:sz="4" w:space="0" w:color="auto"/>
-            </w:tcBorders>
-            <w:vAlign w:val="center"/>
-            <w:hideMark/>
-          </w:tcPr>
-          <w:p>
-            <w:pPr>
-              <w:spacing w:after="0" w:line="240" w:lineRule="auto"/>
-              <w:ind w:firstLineChars="100" w:firstLine="240"/>
-              <w:rPr>
-                <w:rFonts w:ascii="Times New Roman" w:eastAsia="Times New Roman" w:hAnsi="Times New Roman" w:cs="Times New Roman"/>
-                <w:color w:val="000000"/>
-                <w:sz w:val="24"/>
-                <w:szCs w:val="24"/>
-                <w:lang w:eastAsia="ru-RU"/>
-              </w:rPr>
-            </w:pPr>
-            <w:r>
-              <w:rPr>
-                <w:rFonts w:ascii="Times New Roman" w:eastAsia="Times New Roman" w:hAnsi="Times New Roman" w:cs="Times New Roman"/>
-                <w:color w:val="000000"/>
-                <w:sz w:val="24"/>
-                <w:szCs w:val="24"/>
-                <w:lang w:eastAsia="ru-RU"/>
-              </w:rPr>
-              <w:t>• Отчет сотрудника о выполненной работе.</w:t>
-            </w:r>
-          </w:p>
-        </w:tc>
-      </w:tr>
-      <w:tr>
-        <w:trPr>
-          <w:trHeight w:val="1036"/>
-        </w:trPr>
-        <w:tc>
-          <w:tcPr>
-            <w:tcW w:w="2288" w:type="dxa"/>
-            <w:vMerge/>
-            <w:tcBorders>
-              <w:top w:val="nil"/>
-              <w:left w:val="single" w:sz="4" w:space="0" w:color="auto"/>
-              <w:bottom w:val="single" w:sz="4" w:space="0" w:color="auto"/>
-              <w:right w:val="single" w:sz="4" w:space="0" w:color="auto"/>
-            </w:tcBorders>
-            <w:vAlign w:val="center"/>
-            <w:hideMark/>
-          </w:tcPr>
-          <w:p>
-            <w:pPr>
-              <w:spacing w:after="0" w:line="240" w:lineRule="auto"/>
-              <w:rPr>
-                <w:rFonts w:ascii="Times New Roman" w:eastAsia="Times New Roman" w:hAnsi="Times New Roman" w:cs="Times New Roman"/>
-                <w:color w:val="000000"/>
-                <w:sz w:val="24"/>
-                <w:szCs w:val="24"/>
-                <w:lang w:eastAsia="ru-RU"/>
-              </w:rPr>
-            </w:pPr>
-          </w:p>
-        </w:tc>
-        <w:tc>
-          <w:tcPr>
-            <w:tcW w:w="3352" w:type="dxa"/>
-            <w:vMerge/>
-            <w:tcBorders>
-              <w:top w:val="nil"/>
-              <w:left w:val="single" w:sz="4" w:space="0" w:color="auto"/>
-              <w:bottom w:val="single" w:sz="4" w:space="0" w:color="auto"/>
-              <w:right w:val="single" w:sz="4" w:space="0" w:color="auto"/>
-            </w:tcBorders>
-            <w:vAlign w:val="center"/>
-            <w:hideMark/>
-          </w:tcPr>
-          <w:p>
-            <w:pPr>
-              <w:spacing w:after="0" w:line="240" w:lineRule="auto"/>
-              <w:rPr>
-                <w:rFonts w:ascii="Times New Roman" w:eastAsia="Times New Roman" w:hAnsi="Times New Roman" w:cs="Times New Roman"/>
-                <w:color w:val="000000"/>
-                <w:sz w:val="24"/>
-                <w:szCs w:val="24"/>
-                <w:lang w:eastAsia="ru-RU"/>
-              </w:rPr>
-            </w:pPr>
-          </w:p>
-        </w:tc>
-        <w:tc>
-          <w:tcPr>
-            <w:tcW w:w="3963" w:type="dxa"/>
-            <w:tcBorders>
-              <w:top w:val="nil"/>
-              <w:left w:val="nil"/>
-              <w:bottom w:val="single" w:sz="4" w:space="0" w:color="auto"/>
-              <w:right w:val="single" w:sz="4" w:space="0" w:color="auto"/>
-            </w:tcBorders>
-            <w:vAlign w:val="center"/>
-            <w:hideMark/>
-          </w:tcPr>
-          <w:p>
-            <w:pPr>
-              <w:spacing w:after="0" w:line="240" w:lineRule="auto"/>
-              <w:ind w:firstLineChars="100" w:firstLine="240"/>
-              <w:rPr>
-                <w:rFonts w:ascii="Times New Roman" w:eastAsia="Times New Roman" w:hAnsi="Times New Roman" w:cs="Times New Roman"/>
-                <w:color w:val="000000"/>
-                <w:sz w:val="24"/>
-                <w:szCs w:val="24"/>
-                <w:lang w:eastAsia="ru-RU"/>
-              </w:rPr>
-            </w:pPr>
-            <w:r>
-              <w:rPr>
-                <w:rFonts w:ascii="Times New Roman" w:eastAsia="Times New Roman" w:hAnsi="Times New Roman" w:cs="Times New Roman"/>
-                <w:color w:val="000000"/>
-                <w:sz w:val="24"/>
-                <w:szCs w:val="24"/>
-                <w:lang w:eastAsia="ru-RU"/>
-              </w:rPr>
-              <w:t>• Благодарность или жалоба от сотрудника через канал обратной связи.</w:t>
-            </w:r>
-          </w:p>
-        </w:tc>
-      </w:tr>
-      <w:tr>
-        <w:trPr>
-          <w:trHeight w:val="696"/>
-        </w:trPr>
-        <w:tc>
-          <w:tcPr>
-            <w:tcW w:w="2288" w:type="dxa"/>
-            <w:vMerge/>
-            <w:tcBorders>
-              <w:top w:val="nil"/>
-              <w:left w:val="single" w:sz="4" w:space="0" w:color="auto"/>
-              <w:bottom w:val="single" w:sz="4" w:space="0" w:color="auto"/>
-              <w:right w:val="single" w:sz="4" w:space="0" w:color="auto"/>
-            </w:tcBorders>
-            <w:vAlign w:val="center"/>
-            <w:hideMark/>
-          </w:tcPr>
-          <w:p>
-            <w:pPr>
-              <w:spacing w:after="0" w:line="240" w:lineRule="auto"/>
-              <w:rPr>
-                <w:rFonts w:ascii="Times New Roman" w:eastAsia="Times New Roman" w:hAnsi="Times New Roman" w:cs="Times New Roman"/>
-                <w:color w:val="000000"/>
-                <w:sz w:val="24"/>
-                <w:szCs w:val="24"/>
-                <w:lang w:eastAsia="ru-RU"/>
-              </w:rPr>
-            </w:pPr>
-          </w:p>
-        </w:tc>
-        <w:tc>
-          <w:tcPr>
-            <w:tcW w:w="3352" w:type="dxa"/>
-            <w:vMerge/>
-            <w:tcBorders>
-              <w:top w:val="nil"/>
-              <w:left w:val="single" w:sz="4" w:space="0" w:color="auto"/>
-              <w:bottom w:val="single" w:sz="4" w:space="0" w:color="auto"/>
-              <w:right w:val="single" w:sz="4" w:space="0" w:color="auto"/>
-            </w:tcBorders>
-            <w:vAlign w:val="center"/>
-            <w:hideMark/>
-          </w:tcPr>
-          <w:p>
-            <w:pPr>
-              <w:spacing w:after="0" w:line="240" w:lineRule="auto"/>
-              <w:rPr>
-                <w:rFonts w:ascii="Times New Roman" w:eastAsia="Times New Roman" w:hAnsi="Times New Roman" w:cs="Times New Roman"/>
-                <w:color w:val="000000"/>
-                <w:sz w:val="24"/>
-                <w:szCs w:val="24"/>
-                <w:lang w:eastAsia="ru-RU"/>
-              </w:rPr>
-            </w:pPr>
-          </w:p>
-        </w:tc>
-        <w:tc>
-          <w:tcPr>
-            <w:tcW w:w="3963" w:type="dxa"/>
-            <w:tcBorders>
-              <w:top w:val="nil"/>
-              <w:left w:val="nil"/>
-              <w:bottom w:val="single" w:sz="4" w:space="0" w:color="auto"/>
-              <w:right w:val="single" w:sz="4" w:space="0" w:color="auto"/>
-            </w:tcBorders>
-            <w:vAlign w:val="center"/>
-            <w:hideMark/>
-          </w:tcPr>
-          <w:p>
-            <w:pPr>
-              <w:spacing w:after="0" w:line="240" w:lineRule="auto"/>
-              <w:ind w:firstLineChars="100" w:firstLine="240"/>
-              <w:rPr>
-                <w:rFonts w:ascii="Times New Roman" w:eastAsia="Times New Roman" w:hAnsi="Times New Roman" w:cs="Times New Roman"/>
-                <w:color w:val="000000"/>
-                <w:sz w:val="24"/>
-                <w:szCs w:val="24"/>
-                <w:lang w:eastAsia="ru-RU"/>
-              </w:rPr>
-            </w:pPr>
-            <w:r>
-              <w:rPr>
-                <w:rFonts w:ascii="Times New Roman" w:eastAsia="Times New Roman" w:hAnsi="Times New Roman" w:cs="Times New Roman"/>
-                <w:color w:val="000000"/>
-                <w:sz w:val="24"/>
-                <w:szCs w:val="24"/>
-                <w:lang w:eastAsia="ru-RU"/>
-              </w:rPr>
-              <w:t>• Предложение по улучшению процесса от рядового специалиста.</w:t>
-            </w:r>
-          </w:p>
-        </w:tc>
-      </w:tr>
-      <w:tr>
-        <w:trPr>
-          <w:trHeight w:val="956"/>
-        </w:trPr>
-        <w:tc>
-          <w:tcPr>
-            <w:tcW w:w="2288" w:type="dxa"/>
-            <w:vMerge w:val="restart"/>
-            <w:tcBorders>
-              <w:top w:val="nil"/>
-              <w:left w:val="single" w:sz="4" w:space="0" w:color="auto"/>
-              <w:bottom w:val="single" w:sz="4" w:space="0" w:color="auto"/>
-              <w:right w:val="single" w:sz="4" w:space="0" w:color="auto"/>
-            </w:tcBorders>
-            <w:vAlign w:val="center"/>
-            <w:hideMark/>
-          </w:tcPr>
-          <w:p>
-            <w:pPr>
-              <w:spacing w:after="0" w:line="240" w:lineRule="auto"/>
-              <w:ind w:firstLineChars="100" w:firstLine="240"/>
-              <w:rPr>
-                <w:rFonts w:ascii="Times New Roman" w:eastAsia="Times New Roman" w:hAnsi="Times New Roman" w:cs="Times New Roman"/>
-                <w:color w:val="000000"/>
-                <w:sz w:val="24"/>
-                <w:szCs w:val="24"/>
-                <w:lang w:eastAsia="ru-RU"/>
-              </w:rPr>
-            </w:pPr>
-            <w:r>
-              <w:rPr>
-                <w:rFonts w:ascii="Times New Roman" w:eastAsia="Times New Roman" w:hAnsi="Times New Roman" w:cs="Times New Roman"/>
-                <w:color w:val="000000"/>
-                <w:sz w:val="24"/>
-                <w:szCs w:val="24"/>
-                <w:lang w:eastAsia="ru-RU"/>
-              </w:rPr>
-              <w:t>Горизонтальные</w:t>
-            </w:r>
-          </w:p>
-        </w:tc>
-        <w:tc>
-          <w:tcPr>
-            <w:tcW w:w="3352" w:type="dxa"/>
-            <w:vMerge w:val="restart"/>
-            <w:tcBorders>
-              <w:top w:val="nil"/>
-              <w:left w:val="single" w:sz="4" w:space="0" w:color="auto"/>
-              <w:bottom w:val="single" w:sz="4" w:space="0" w:color="auto"/>
-              <w:right w:val="single" w:sz="4" w:space="0" w:color="auto"/>
-            </w:tcBorders>
-            <w:vAlign w:val="center"/>
-            <w:hideMark/>
-          </w:tcPr>
-          <w:p>
-            <w:pPr>
-              <w:spacing w:after="0" w:line="240" w:lineRule="auto"/>
-              <w:ind w:firstLineChars="100" w:firstLine="240"/>
-              <w:rPr>
-                <w:rFonts w:ascii="Times New Roman" w:eastAsia="Times New Roman" w:hAnsi="Times New Roman" w:cs="Times New Roman"/>
-                <w:color w:val="000000"/>
-                <w:sz w:val="24"/>
-                <w:szCs w:val="24"/>
-                <w:lang w:eastAsia="ru-RU"/>
-              </w:rPr>
-            </w:pPr>
-            <w:r>
-              <w:rPr>
-                <w:rFonts w:ascii="Times New Roman" w:eastAsia="Times New Roman" w:hAnsi="Times New Roman" w:cs="Times New Roman"/>
-                <w:color w:val="000000"/>
-                <w:sz w:val="24"/>
-                <w:szCs w:val="24"/>
-                <w:lang w:eastAsia="ru-RU"/>
-              </w:rPr>
-              <w:t>Взаимодействие между сотрудниками или отделами одного иерархического уровня. Цели: координация, решение проблем, обмен опытом.</w:t>
-            </w:r>
-          </w:p>
-        </w:tc>
-        <w:tc>
-          <w:tcPr>
-            <w:tcW w:w="3963" w:type="dxa"/>
-            <w:tcBorders>
-              <w:top w:val="nil"/>
-              <w:left w:val="nil"/>
-              <w:bottom w:val="single" w:sz="4" w:space="0" w:color="auto"/>
-              <w:right w:val="single" w:sz="4" w:space="0" w:color="auto"/>
-            </w:tcBorders>
-            <w:vAlign w:val="center"/>
-            <w:hideMark/>
-          </w:tcPr>
-          <w:p>
-            <w:pPr>
-              <w:spacing w:after="0" w:line="240" w:lineRule="auto"/>
-              <w:ind w:firstLineChars="100" w:firstLine="240"/>
-              <w:rPr>
-                <w:rFonts w:ascii="Times New Roman" w:eastAsia="Times New Roman" w:hAnsi="Times New Roman" w:cs="Times New Roman"/>
-                <w:color w:val="000000"/>
-                <w:sz w:val="24"/>
-                <w:szCs w:val="24"/>
-                <w:lang w:eastAsia="ru-RU"/>
-              </w:rPr>
-            </w:pPr>
-            <w:r>
-              <w:rPr>
-                <w:rFonts w:ascii="Times New Roman" w:eastAsia="Times New Roman" w:hAnsi="Times New Roman" w:cs="Times New Roman"/>
-                <w:color w:val="000000"/>
-                <w:sz w:val="24"/>
-                <w:szCs w:val="24"/>
-                <w:lang w:eastAsia="ru-RU"/>
-              </w:rPr>
-              <w:t>• Совещание между менеджерами по продажам и маркетингу для согласования кампании.</w:t>
-            </w:r>
-          </w:p>
-        </w:tc>
-      </w:tr>
-      <w:tr>
-        <w:trPr>
-          <w:trHeight w:val="969"/>
-        </w:trPr>
-        <w:tc>
-          <w:tcPr>
-            <w:tcW w:w="2288" w:type="dxa"/>
-            <w:vMerge/>
-            <w:tcBorders>
-              <w:top w:val="nil"/>
-              <w:left w:val="single" w:sz="4" w:space="0" w:color="auto"/>
-              <w:bottom w:val="single" w:sz="4" w:space="0" w:color="auto"/>
-              <w:right w:val="single" w:sz="4" w:space="0" w:color="auto"/>
-            </w:tcBorders>
-            <w:vAlign w:val="center"/>
-            <w:hideMark/>
-          </w:tcPr>
-          <w:p>
-            <w:pPr>
-              <w:spacing w:after="0" w:line="240" w:lineRule="auto"/>
-              <w:rPr>
-                <w:rFonts w:ascii="Times New Roman" w:eastAsia="Times New Roman" w:hAnsi="Times New Roman" w:cs="Times New Roman"/>
-                <w:color w:val="000000"/>
-                <w:sz w:val="24"/>
-                <w:szCs w:val="24"/>
-                <w:lang w:eastAsia="ru-RU"/>
-              </w:rPr>
-            </w:pPr>
-          </w:p>
-        </w:tc>
-        <w:tc>
-          <w:tcPr>
-            <w:tcW w:w="3352" w:type="dxa"/>
-            <w:vMerge/>
-            <w:tcBorders>
-              <w:top w:val="nil"/>
-              <w:left w:val="single" w:sz="4" w:space="0" w:color="auto"/>
-              <w:bottom w:val="single" w:sz="4" w:space="0" w:color="auto"/>
-              <w:right w:val="single" w:sz="4" w:space="0" w:color="auto"/>
-            </w:tcBorders>
-            <w:vAlign w:val="center"/>
-            <w:hideMark/>
-          </w:tcPr>
-          <w:p>
-            <w:pPr>
-              <w:spacing w:after="0" w:line="240" w:lineRule="auto"/>
-              <w:rPr>
-                <w:rFonts w:ascii="Times New Roman" w:eastAsia="Times New Roman" w:hAnsi="Times New Roman" w:cs="Times New Roman"/>
-                <w:color w:val="000000"/>
-                <w:sz w:val="24"/>
-                <w:szCs w:val="24"/>
-                <w:lang w:eastAsia="ru-RU"/>
-              </w:rPr>
-            </w:pPr>
-          </w:p>
-        </w:tc>
-        <w:tc>
-          <w:tcPr>
-            <w:tcW w:w="3963" w:type="dxa"/>
-            <w:tcBorders>
-              <w:top w:val="nil"/>
-              <w:left w:val="nil"/>
-              <w:bottom w:val="single" w:sz="4" w:space="0" w:color="auto"/>
-              <w:right w:val="single" w:sz="4" w:space="0" w:color="auto"/>
-            </w:tcBorders>
-            <w:vAlign w:val="center"/>
-            <w:hideMark/>
-          </w:tcPr>
-          <w:p>
-            <w:pPr>
-              <w:spacing w:after="0" w:line="240" w:lineRule="auto"/>
-              <w:ind w:firstLineChars="100" w:firstLine="240"/>
-              <w:rPr>
-                <w:rFonts w:ascii="Times New Roman" w:eastAsia="Times New Roman" w:hAnsi="Times New Roman" w:cs="Times New Roman"/>
-                <w:color w:val="000000"/>
-                <w:sz w:val="24"/>
-                <w:szCs w:val="24"/>
-                <w:lang w:eastAsia="ru-RU"/>
-              </w:rPr>
-            </w:pPr>
-            <w:r>
-              <w:rPr>
-                <w:rFonts w:ascii="Times New Roman" w:eastAsia="Times New Roman" w:hAnsi="Times New Roman" w:cs="Times New Roman"/>
-                <w:color w:val="000000"/>
-                <w:sz w:val="24"/>
-                <w:szCs w:val="24"/>
-                <w:lang w:eastAsia="ru-RU"/>
-              </w:rPr>
-              <w:t>• Переписка между коллегами из разных отделов для совместного проекта.</w:t>
-            </w:r>
-          </w:p>
-        </w:tc>
-      </w:tr>
-      <w:tr>
-        <w:trPr>
-          <w:trHeight w:val="700"/>
-        </w:trPr>
-        <w:tc>
-          <w:tcPr>
-            <w:tcW w:w="2288" w:type="dxa"/>
-            <w:vMerge/>
-            <w:tcBorders>
-              <w:top w:val="nil"/>
-              <w:left w:val="single" w:sz="4" w:space="0" w:color="auto"/>
-              <w:bottom w:val="single" w:sz="4" w:space="0" w:color="auto"/>
-              <w:right w:val="single" w:sz="4" w:space="0" w:color="auto"/>
-            </w:tcBorders>
-            <w:vAlign w:val="center"/>
-            <w:hideMark/>
-          </w:tcPr>
-          <w:p>
-            <w:pPr>
-              <w:spacing w:after="0" w:line="240" w:lineRule="auto"/>
-              <w:rPr>
-                <w:rFonts w:ascii="Times New Roman" w:eastAsia="Times New Roman" w:hAnsi="Times New Roman" w:cs="Times New Roman"/>
-                <w:color w:val="000000"/>
-                <w:sz w:val="24"/>
-                <w:szCs w:val="24"/>
-                <w:lang w:eastAsia="ru-RU"/>
-              </w:rPr>
-            </w:pPr>
-          </w:p>
-        </w:tc>
-        <w:tc>
-          <w:tcPr>
-            <w:tcW w:w="3352" w:type="dxa"/>
-            <w:vMerge/>
-            <w:tcBorders>
-              <w:top w:val="nil"/>
-              <w:left w:val="single" w:sz="4" w:space="0" w:color="auto"/>
-              <w:bottom w:val="single" w:sz="4" w:space="0" w:color="auto"/>
-              <w:right w:val="single" w:sz="4" w:space="0" w:color="auto"/>
-            </w:tcBorders>
-            <w:vAlign w:val="center"/>
-            <w:hideMark/>
-          </w:tcPr>
-          <w:p>
-            <w:pPr>
-              <w:spacing w:after="0" w:line="240" w:lineRule="auto"/>
-              <w:rPr>
-                <w:rFonts w:ascii="Times New Roman" w:eastAsia="Times New Roman" w:hAnsi="Times New Roman" w:cs="Times New Roman"/>
-                <w:color w:val="000000"/>
-                <w:sz w:val="24"/>
-                <w:szCs w:val="24"/>
-                <w:lang w:eastAsia="ru-RU"/>
-              </w:rPr>
-            </w:pPr>
-          </w:p>
-        </w:tc>
-        <w:tc>
-          <w:tcPr>
-            <w:tcW w:w="3963" w:type="dxa"/>
-            <w:tcBorders>
-              <w:top w:val="nil"/>
-              <w:left w:val="nil"/>
-              <w:bottom w:val="single" w:sz="4" w:space="0" w:color="auto"/>
-              <w:right w:val="single" w:sz="4" w:space="0" w:color="auto"/>
-            </w:tcBorders>
-            <w:vAlign w:val="center"/>
-            <w:hideMark/>
-          </w:tcPr>
-          <w:p>
-            <w:pPr>
-              <w:spacing w:after="0" w:line="240" w:lineRule="auto"/>
-              <w:ind w:firstLineChars="100" w:firstLine="240"/>
-              <w:rPr>
-                <w:rFonts w:ascii="Times New Roman" w:eastAsia="Times New Roman" w:hAnsi="Times New Roman" w:cs="Times New Roman"/>
-                <w:color w:val="000000"/>
-                <w:sz w:val="24"/>
-                <w:szCs w:val="24"/>
-                <w:lang w:eastAsia="ru-RU"/>
-              </w:rPr>
-            </w:pPr>
-            <w:r>
-              <w:rPr>
-                <w:rFonts w:ascii="Times New Roman" w:eastAsia="Times New Roman" w:hAnsi="Times New Roman" w:cs="Times New Roman"/>
-                <w:color w:val="000000"/>
-                <w:sz w:val="24"/>
-                <w:szCs w:val="24"/>
-                <w:lang w:eastAsia="ru-RU"/>
-              </w:rPr>
-              <w:t>• Обмен лучшими практиками между тимлидами.</w:t>
-            </w:r>
-          </w:p>
-        </w:tc>
-      </w:tr>
-      <w:tr>
-        <w:trPr>
-          <w:trHeight w:val="1127"/>
-        </w:trPr>
-        <w:tc>
-          <w:tcPr>
-            <w:tcW w:w="2288" w:type="dxa"/>
-            <w:vMerge w:val="restart"/>
-            <w:tcBorders>
-              <w:top w:val="nil"/>
-              <w:left w:val="single" w:sz="4" w:space="0" w:color="auto"/>
-              <w:bottom w:val="single" w:sz="4" w:space="0" w:color="auto"/>
-              <w:right w:val="single" w:sz="4" w:space="0" w:color="auto"/>
-            </w:tcBorders>
-            <w:vAlign w:val="center"/>
-            <w:hideMark/>
-          </w:tcPr>
-          <w:p>
-            <w:pPr>
-              <w:spacing w:after="0" w:line="240" w:lineRule="auto"/>
-              <w:ind w:firstLineChars="100" w:firstLine="240"/>
-              <w:rPr>
-                <w:rFonts w:ascii="Times New Roman" w:eastAsia="Times New Roman" w:hAnsi="Times New Roman" w:cs="Times New Roman"/>
-                <w:color w:val="000000"/>
-                <w:sz w:val="24"/>
-                <w:szCs w:val="24"/>
-                <w:lang w:eastAsia="ru-RU"/>
-              </w:rPr>
-            </w:pPr>
-            <w:r>
-              <w:rPr>
-                <w:rFonts w:ascii="Times New Roman" w:eastAsia="Times New Roman" w:hAnsi="Times New Roman" w:cs="Times New Roman"/>
-                <w:color w:val="000000"/>
-                <w:sz w:val="24"/>
-                <w:szCs w:val="24"/>
-                <w:lang w:eastAsia="ru-RU"/>
-              </w:rPr>
-              <w:t>Формальные</w:t>
-            </w:r>
-          </w:p>
-        </w:tc>
-        <w:tc>
-          <w:tcPr>
-            <w:tcW w:w="3352" w:type="dxa"/>
-            <w:vMerge w:val="restart"/>
-            <w:tcBorders>
-              <w:top w:val="nil"/>
-              <w:left w:val="single" w:sz="4" w:space="0" w:color="auto"/>
-              <w:bottom w:val="single" w:sz="4" w:space="0" w:color="auto"/>
-              <w:right w:val="single" w:sz="4" w:space="0" w:color="auto"/>
-            </w:tcBorders>
-            <w:vAlign w:val="center"/>
-            <w:hideMark/>
-          </w:tcPr>
-          <w:p>
-            <w:pPr>
-              <w:spacing w:after="0" w:line="240" w:lineRule="auto"/>
-              <w:ind w:firstLineChars="100" w:firstLine="240"/>
-              <w:rPr>
-                <w:rFonts w:ascii="Times New Roman" w:eastAsia="Times New Roman" w:hAnsi="Times New Roman" w:cs="Times New Roman"/>
-                <w:color w:val="000000"/>
-                <w:sz w:val="24"/>
-                <w:szCs w:val="24"/>
-                <w:lang w:eastAsia="ru-RU"/>
-              </w:rPr>
-            </w:pPr>
-            <w:r>
-              <w:rPr>
-                <w:rFonts w:ascii="Times New Roman" w:eastAsia="Times New Roman" w:hAnsi="Times New Roman" w:cs="Times New Roman"/>
-                <w:color w:val="000000"/>
-                <w:sz w:val="24"/>
-                <w:szCs w:val="24"/>
-                <w:lang w:eastAsia="ru-RU"/>
-              </w:rPr>
-              <w:t>Коммуникации, которые следуют официальным каналам, установленным организационной структурой. Регламентированы и документально зафиксированы.</w:t>
-            </w:r>
-          </w:p>
-        </w:tc>
-        <w:tc>
-          <w:tcPr>
-            <w:tcW w:w="3963" w:type="dxa"/>
-            <w:tcBorders>
-              <w:top w:val="nil"/>
-              <w:left w:val="nil"/>
-              <w:bottom w:val="single" w:sz="4" w:space="0" w:color="auto"/>
-              <w:right w:val="single" w:sz="4" w:space="0" w:color="auto"/>
-            </w:tcBorders>
-            <w:vAlign w:val="center"/>
-            <w:hideMark/>
-          </w:tcPr>
-          <w:p>
-            <w:pPr>
-              <w:spacing w:after="0" w:line="240" w:lineRule="auto"/>
-              <w:ind w:firstLineChars="100" w:firstLine="240"/>
-              <w:rPr>
-                <w:rFonts w:ascii="Times New Roman" w:eastAsia="Times New Roman" w:hAnsi="Times New Roman" w:cs="Times New Roman"/>
-                <w:color w:val="000000"/>
-                <w:sz w:val="24"/>
-                <w:szCs w:val="24"/>
-                <w:lang w:eastAsia="ru-RU"/>
-              </w:rPr>
-            </w:pPr>
-            <w:r>
-              <w:rPr>
-                <w:rFonts w:ascii="Times New Roman" w:eastAsia="Times New Roman" w:hAnsi="Times New Roman" w:cs="Times New Roman"/>
-                <w:color w:val="000000"/>
-                <w:sz w:val="24"/>
-                <w:szCs w:val="24"/>
-                <w:lang w:eastAsia="ru-RU"/>
-              </w:rPr>
-              <w:t>• Проведение собрания по регламенту с повесткой дня и протоколом.</w:t>
-            </w:r>
-          </w:p>
-        </w:tc>
-      </w:tr>
-      <w:tr>
-        <w:trPr>
-          <w:trHeight w:val="644"/>
-        </w:trPr>
-        <w:tc>
-          <w:tcPr>
-            <w:tcW w:w="2288" w:type="dxa"/>
-            <w:vMerge/>
-            <w:tcBorders>
-              <w:top w:val="nil"/>
-              <w:left w:val="single" w:sz="4" w:space="0" w:color="auto"/>
-              <w:bottom w:val="single" w:sz="4" w:space="0" w:color="auto"/>
-              <w:right w:val="single" w:sz="4" w:space="0" w:color="auto"/>
-            </w:tcBorders>
-            <w:vAlign w:val="center"/>
-            <w:hideMark/>
-          </w:tcPr>
-          <w:p>
-            <w:pPr>
-              <w:spacing w:after="0" w:line="240" w:lineRule="auto"/>
-              <w:rPr>
-                <w:rFonts w:ascii="Times New Roman" w:eastAsia="Times New Roman" w:hAnsi="Times New Roman" w:cs="Times New Roman"/>
-                <w:color w:val="000000"/>
-                <w:sz w:val="24"/>
-                <w:szCs w:val="24"/>
-                <w:lang w:eastAsia="ru-RU"/>
-              </w:rPr>
-            </w:pPr>
-          </w:p>
-        </w:tc>
-        <w:tc>
-          <w:tcPr>
-            <w:tcW w:w="3352" w:type="dxa"/>
-            <w:vMerge/>
-            <w:tcBorders>
-              <w:top w:val="nil"/>
-              <w:left w:val="single" w:sz="4" w:space="0" w:color="auto"/>
-              <w:bottom w:val="single" w:sz="4" w:space="0" w:color="auto"/>
-              <w:right w:val="single" w:sz="4" w:space="0" w:color="auto"/>
-            </w:tcBorders>
-            <w:vAlign w:val="center"/>
-            <w:hideMark/>
-          </w:tcPr>
-          <w:p>
-            <w:pPr>
-              <w:spacing w:after="0" w:line="240" w:lineRule="auto"/>
-              <w:rPr>
-                <w:rFonts w:ascii="Times New Roman" w:eastAsia="Times New Roman" w:hAnsi="Times New Roman" w:cs="Times New Roman"/>
-                <w:color w:val="000000"/>
-                <w:sz w:val="24"/>
-                <w:szCs w:val="24"/>
-                <w:lang w:eastAsia="ru-RU"/>
-              </w:rPr>
-            </w:pPr>
-          </w:p>
-        </w:tc>
-        <w:tc>
-          <w:tcPr>
-            <w:tcW w:w="3963" w:type="dxa"/>
-            <w:tcBorders>
-              <w:top w:val="nil"/>
-              <w:left w:val="nil"/>
-              <w:bottom w:val="single" w:sz="4" w:space="0" w:color="auto"/>
-              <w:right w:val="single" w:sz="4" w:space="0" w:color="auto"/>
-            </w:tcBorders>
-            <w:vAlign w:val="center"/>
-            <w:hideMark/>
-          </w:tcPr>
-          <w:p>
-            <w:pPr>
-              <w:spacing w:after="0" w:line="240" w:lineRule="auto"/>
-              <w:ind w:firstLineChars="100" w:firstLine="240"/>
-              <w:rPr>
-                <w:rFonts w:ascii="Times New Roman" w:eastAsia="Times New Roman" w:hAnsi="Times New Roman" w:cs="Times New Roman"/>
-                <w:color w:val="000000"/>
-                <w:sz w:val="24"/>
-                <w:szCs w:val="24"/>
-                <w:lang w:eastAsia="ru-RU"/>
-              </w:rPr>
-            </w:pPr>
-            <w:r>
-              <w:rPr>
-                <w:rFonts w:ascii="Times New Roman" w:eastAsia="Times New Roman" w:hAnsi="Times New Roman" w:cs="Times New Roman"/>
-                <w:color w:val="000000"/>
-                <w:sz w:val="24"/>
-                <w:szCs w:val="24"/>
-                <w:lang w:eastAsia="ru-RU"/>
-              </w:rPr>
-              <w:t>• Служебные записки и приказы.</w:t>
-            </w:r>
-          </w:p>
-        </w:tc>
-      </w:tr>
-      <w:tr>
-        <w:trPr>
-          <w:trHeight w:val="763"/>
-        </w:trPr>
-        <w:tc>
-          <w:tcPr>
-            <w:tcW w:w="2288" w:type="dxa"/>
-            <w:vMerge/>
-            <w:tcBorders>
-              <w:top w:val="nil"/>
-              <w:left w:val="single" w:sz="4" w:space="0" w:color="auto"/>
-              <w:bottom w:val="single" w:sz="4" w:space="0" w:color="auto"/>
-              <w:right w:val="single" w:sz="4" w:space="0" w:color="auto"/>
-            </w:tcBorders>
-            <w:vAlign w:val="center"/>
-            <w:hideMark/>
-          </w:tcPr>
-          <w:p>
-            <w:pPr>
-              <w:spacing w:after="0" w:line="240" w:lineRule="auto"/>
-              <w:rPr>
-                <w:rFonts w:ascii="Times New Roman" w:eastAsia="Times New Roman" w:hAnsi="Times New Roman" w:cs="Times New Roman"/>
-                <w:color w:val="000000"/>
-                <w:sz w:val="24"/>
-                <w:szCs w:val="24"/>
-                <w:lang w:eastAsia="ru-RU"/>
-              </w:rPr>
-            </w:pPr>
-          </w:p>
-        </w:tc>
-        <w:tc>
-          <w:tcPr>
-            <w:tcW w:w="3352" w:type="dxa"/>
-            <w:vMerge/>
-            <w:tcBorders>
-              <w:top w:val="nil"/>
-              <w:left w:val="single" w:sz="4" w:space="0" w:color="auto"/>
-              <w:bottom w:val="single" w:sz="4" w:space="0" w:color="auto"/>
-              <w:right w:val="single" w:sz="4" w:space="0" w:color="auto"/>
-            </w:tcBorders>
-            <w:vAlign w:val="center"/>
-            <w:hideMark/>
-          </w:tcPr>
-          <w:p>
-            <w:pPr>
-              <w:spacing w:after="0" w:line="240" w:lineRule="auto"/>
-              <w:rPr>
-                <w:rFonts w:ascii="Times New Roman" w:eastAsia="Times New Roman" w:hAnsi="Times New Roman" w:cs="Times New Roman"/>
-                <w:color w:val="000000"/>
-                <w:sz w:val="24"/>
-                <w:szCs w:val="24"/>
-                <w:lang w:eastAsia="ru-RU"/>
-              </w:rPr>
-            </w:pPr>
-          </w:p>
-        </w:tc>
-        <w:tc>
-          <w:tcPr>
-            <w:tcW w:w="3963" w:type="dxa"/>
-            <w:tcBorders>
-              <w:top w:val="nil"/>
-              <w:left w:val="nil"/>
-              <w:bottom w:val="single" w:sz="4" w:space="0" w:color="auto"/>
-              <w:right w:val="single" w:sz="4" w:space="0" w:color="auto"/>
-            </w:tcBorders>
-            <w:vAlign w:val="center"/>
-            <w:hideMark/>
-          </w:tcPr>
-          <w:p>
-            <w:pPr>
-              <w:spacing w:after="0" w:line="240" w:lineRule="auto"/>
-              <w:ind w:firstLineChars="100" w:firstLine="240"/>
-              <w:rPr>
-                <w:rFonts w:ascii="Times New Roman" w:eastAsia="Times New Roman" w:hAnsi="Times New Roman" w:cs="Times New Roman"/>
-                <w:color w:val="000000"/>
-                <w:sz w:val="24"/>
-                <w:szCs w:val="24"/>
-                <w:lang w:eastAsia="ru-RU"/>
-              </w:rPr>
-            </w:pPr>
-            <w:r>
-              <w:rPr>
-                <w:rFonts w:ascii="Times New Roman" w:eastAsia="Times New Roman" w:hAnsi="Times New Roman" w:cs="Times New Roman"/>
-                <w:color w:val="000000"/>
-                <w:sz w:val="24"/>
-                <w:szCs w:val="24"/>
-                <w:lang w:eastAsia="ru-RU"/>
-              </w:rPr>
-              <w:t>• Встреча с клиентом по официальному договору.</w:t>
-            </w:r>
-          </w:p>
-        </w:tc>
-      </w:tr>
-      <w:tr>
-        <w:trPr>
-          <w:trHeight w:val="742"/>
-        </w:trPr>
-        <w:tc>
-          <w:tcPr>
-            <w:tcW w:w="2288" w:type="dxa"/>
-            <w:vMerge w:val="restart"/>
-            <w:tcBorders>
-              <w:top w:val="nil"/>
-              <w:left w:val="single" w:sz="4" w:space="0" w:color="auto"/>
-              <w:bottom w:val="single" w:sz="4" w:space="0" w:color="auto"/>
-              <w:right w:val="single" w:sz="4" w:space="0" w:color="auto"/>
-            </w:tcBorders>
-            <w:vAlign w:val="center"/>
-            <w:hideMark/>
-          </w:tcPr>
-          <w:p>
-            <w:pPr>
-              <w:spacing w:after="0" w:line="240" w:lineRule="auto"/>
-              <w:ind w:firstLineChars="100" w:firstLine="240"/>
-              <w:rPr>
-                <w:rFonts w:ascii="Times New Roman" w:eastAsia="Times New Roman" w:hAnsi="Times New Roman" w:cs="Times New Roman"/>
-                <w:color w:val="000000"/>
-                <w:sz w:val="24"/>
-                <w:szCs w:val="24"/>
-                <w:lang w:eastAsia="ru-RU"/>
-              </w:rPr>
-            </w:pPr>
-            <w:r>
-              <w:rPr>
-                <w:rFonts w:ascii="Times New Roman" w:eastAsia="Times New Roman" w:hAnsi="Times New Roman" w:cs="Times New Roman"/>
-                <w:color w:val="000000"/>
-                <w:sz w:val="24"/>
-                <w:szCs w:val="24"/>
-                <w:lang w:eastAsia="ru-RU"/>
-              </w:rPr>
-              <w:lastRenderedPageBreak/>
-              <w:t>Неформальные</w:t>
-            </w:r>
-          </w:p>
-        </w:tc>
-        <w:tc>
-          <w:tcPr>
-            <w:tcW w:w="3352" w:type="dxa"/>
-            <w:vMerge w:val="restart"/>
-            <w:tcBorders>
-              <w:top w:val="nil"/>
-              <w:left w:val="single" w:sz="4" w:space="0" w:color="auto"/>
-              <w:bottom w:val="single" w:sz="4" w:space="0" w:color="auto"/>
-              <w:right w:val="single" w:sz="4" w:space="0" w:color="auto"/>
-            </w:tcBorders>
-            <w:vAlign w:val="center"/>
-            <w:hideMark/>
-          </w:tcPr>
-          <w:p>
-            <w:pPr>
-              <w:spacing w:after="0" w:line="240" w:lineRule="auto"/>
-              <w:ind w:firstLineChars="100" w:firstLine="240"/>
-              <w:rPr>
-                <w:rFonts w:ascii="Times New Roman" w:eastAsia="Times New Roman" w:hAnsi="Times New Roman" w:cs="Times New Roman"/>
-                <w:color w:val="000000"/>
-                <w:sz w:val="24"/>
-                <w:szCs w:val="24"/>
-                <w:lang w:eastAsia="ru-RU"/>
-              </w:rPr>
-            </w:pPr>
-            <w:r>
-              <w:rPr>
-                <w:rFonts w:ascii="Times New Roman" w:eastAsia="Times New Roman" w:hAnsi="Times New Roman" w:cs="Times New Roman"/>
-                <w:color w:val="000000"/>
-                <w:sz w:val="24"/>
-                <w:szCs w:val="24"/>
-                <w:lang w:eastAsia="ru-RU"/>
-              </w:rPr>
-              <w:t>Спонтанные коммуникации, возникающие на основе личных отношений и интересов. Не следуют официальной иерархии (например, "виноградная лоза").</w:t>
-            </w:r>
-          </w:p>
-        </w:tc>
-        <w:tc>
-          <w:tcPr>
-            <w:tcW w:w="3963" w:type="dxa"/>
-            <w:tcBorders>
-              <w:top w:val="nil"/>
-              <w:left w:val="nil"/>
-              <w:bottom w:val="single" w:sz="4" w:space="0" w:color="auto"/>
-              <w:right w:val="single" w:sz="4" w:space="0" w:color="auto"/>
-            </w:tcBorders>
-            <w:vAlign w:val="center"/>
-            <w:hideMark/>
-          </w:tcPr>
-          <w:p>
-            <w:pPr>
-              <w:spacing w:after="0" w:line="240" w:lineRule="auto"/>
-              <w:ind w:firstLineChars="100" w:firstLine="240"/>
-              <w:rPr>
-                <w:rFonts w:ascii="Times New Roman" w:eastAsia="Times New Roman" w:hAnsi="Times New Roman" w:cs="Times New Roman"/>
-                <w:color w:val="000000"/>
-                <w:sz w:val="24"/>
-                <w:szCs w:val="24"/>
-                <w:lang w:eastAsia="ru-RU"/>
-              </w:rPr>
-            </w:pPr>
-            <w:r>
-              <w:rPr>
-                <w:rFonts w:ascii="Times New Roman" w:eastAsia="Times New Roman" w:hAnsi="Times New Roman" w:cs="Times New Roman"/>
-                <w:color w:val="000000"/>
-                <w:sz w:val="24"/>
-                <w:szCs w:val="24"/>
-                <w:lang w:eastAsia="ru-RU"/>
-              </w:rPr>
-              <w:t>• Обсуждение новостей компании в курилке или корпоративном чате.</w:t>
-            </w:r>
-          </w:p>
-        </w:tc>
-      </w:tr>
-      <w:tr>
-        <w:trPr>
-          <w:trHeight w:val="696"/>
-        </w:trPr>
-        <w:tc>
-          <w:tcPr>
-            <w:tcW w:w="2288" w:type="dxa"/>
-            <w:vMerge/>
-            <w:tcBorders>
-              <w:top w:val="nil"/>
-              <w:left w:val="single" w:sz="4" w:space="0" w:color="auto"/>
-              <w:bottom w:val="single" w:sz="4" w:space="0" w:color="auto"/>
-              <w:right w:val="single" w:sz="4" w:space="0" w:color="auto"/>
-            </w:tcBorders>
-            <w:vAlign w:val="center"/>
-            <w:hideMark/>
-          </w:tcPr>
-          <w:p>
-            <w:pPr>
-              <w:spacing w:after="0" w:line="240" w:lineRule="auto"/>
-              <w:rPr>
-                <w:rFonts w:ascii="Times New Roman" w:eastAsia="Times New Roman" w:hAnsi="Times New Roman" w:cs="Times New Roman"/>
-                <w:color w:val="000000"/>
-                <w:sz w:val="24"/>
-                <w:szCs w:val="24"/>
-                <w:lang w:eastAsia="ru-RU"/>
-              </w:rPr>
-            </w:pPr>
-          </w:p>
-        </w:tc>
-        <w:tc>
-          <w:tcPr>
-            <w:tcW w:w="3352" w:type="dxa"/>
-            <w:vMerge/>
-            <w:tcBorders>
-              <w:top w:val="nil"/>
-              <w:left w:val="single" w:sz="4" w:space="0" w:color="auto"/>
-              <w:bottom w:val="single" w:sz="4" w:space="0" w:color="auto"/>
-              <w:right w:val="single" w:sz="4" w:space="0" w:color="auto"/>
-            </w:tcBorders>
-            <w:vAlign w:val="center"/>
-            <w:hideMark/>
-          </w:tcPr>
-          <w:p>
-            <w:pPr>
-              <w:spacing w:after="0" w:line="240" w:lineRule="auto"/>
-              <w:rPr>
-                <w:rFonts w:ascii="Times New Roman" w:eastAsia="Times New Roman" w:hAnsi="Times New Roman" w:cs="Times New Roman"/>
-                <w:color w:val="000000"/>
-                <w:sz w:val="24"/>
-                <w:szCs w:val="24"/>
-                <w:lang w:eastAsia="ru-RU"/>
-              </w:rPr>
-            </w:pPr>
-          </w:p>
-        </w:tc>
-        <w:tc>
-          <w:tcPr>
-            <w:tcW w:w="3963" w:type="dxa"/>
-            <w:tcBorders>
-              <w:top w:val="nil"/>
-              <w:left w:val="nil"/>
-              <w:bottom w:val="single" w:sz="4" w:space="0" w:color="auto"/>
-              <w:right w:val="single" w:sz="4" w:space="0" w:color="auto"/>
-            </w:tcBorders>
-            <w:vAlign w:val="center"/>
-            <w:hideMark/>
-          </w:tcPr>
-          <w:p>
-            <w:pPr>
-              <w:spacing w:after="0" w:line="240" w:lineRule="auto"/>
-              <w:ind w:firstLineChars="100" w:firstLine="240"/>
-              <w:rPr>
-                <w:rFonts w:ascii="Times New Roman" w:eastAsia="Times New Roman" w:hAnsi="Times New Roman" w:cs="Times New Roman"/>
-                <w:color w:val="000000"/>
-                <w:sz w:val="24"/>
-                <w:szCs w:val="24"/>
-                <w:lang w:eastAsia="ru-RU"/>
-              </w:rPr>
-            </w:pPr>
-            <w:r>
-              <w:rPr>
-                <w:rFonts w:ascii="Times New Roman" w:eastAsia="Times New Roman" w:hAnsi="Times New Roman" w:cs="Times New Roman"/>
-                <w:color w:val="000000"/>
-                <w:sz w:val="24"/>
-                <w:szCs w:val="24"/>
-                <w:lang w:eastAsia="ru-RU"/>
-              </w:rPr>
-              <w:t>• Советы более опытного коллеги новичку "за чашкой кофе".</w:t>
-            </w:r>
-          </w:p>
-        </w:tc>
-      </w:tr>
-      <w:tr>
-        <w:trPr>
-          <w:trHeight w:val="976"/>
-        </w:trPr>
-        <w:tc>
-          <w:tcPr>
-            <w:tcW w:w="2288" w:type="dxa"/>
-            <w:vMerge/>
-            <w:tcBorders>
-              <w:top w:val="nil"/>
-              <w:left w:val="single" w:sz="4" w:space="0" w:color="auto"/>
-              <w:bottom w:val="single" w:sz="4" w:space="0" w:color="auto"/>
-              <w:right w:val="single" w:sz="4" w:space="0" w:color="auto"/>
-            </w:tcBorders>
-            <w:vAlign w:val="center"/>
-            <w:hideMark/>
-          </w:tcPr>
-          <w:p>
-            <w:pPr>
-              <w:spacing w:after="0" w:line="240" w:lineRule="auto"/>
-              <w:rPr>
-                <w:rFonts w:ascii="Times New Roman" w:eastAsia="Times New Roman" w:hAnsi="Times New Roman" w:cs="Times New Roman"/>
-                <w:color w:val="000000"/>
-                <w:sz w:val="24"/>
-                <w:szCs w:val="24"/>
-                <w:lang w:eastAsia="ru-RU"/>
-              </w:rPr>
-            </w:pPr>
-          </w:p>
-        </w:tc>
-        <w:tc>
-          <w:tcPr>
-            <w:tcW w:w="3352" w:type="dxa"/>
-            <w:vMerge/>
-            <w:tcBorders>
-              <w:top w:val="nil"/>
-              <w:left w:val="single" w:sz="4" w:space="0" w:color="auto"/>
-              <w:bottom w:val="single" w:sz="4" w:space="0" w:color="auto"/>
-              <w:right w:val="single" w:sz="4" w:space="0" w:color="auto"/>
-            </w:tcBorders>
-            <w:vAlign w:val="center"/>
-            <w:hideMark/>
-          </w:tcPr>
-          <w:p>
-            <w:pPr>
-              <w:spacing w:after="0" w:line="240" w:lineRule="auto"/>
-              <w:rPr>
-                <w:rFonts w:ascii="Times New Roman" w:eastAsia="Times New Roman" w:hAnsi="Times New Roman" w:cs="Times New Roman"/>
-                <w:color w:val="000000"/>
-                <w:sz w:val="24"/>
-                <w:szCs w:val="24"/>
-                <w:lang w:eastAsia="ru-RU"/>
-              </w:rPr>
-            </w:pPr>
-          </w:p>
-        </w:tc>
-        <w:tc>
-          <w:tcPr>
-            <w:tcW w:w="3963" w:type="dxa"/>
-            <w:tcBorders>
-              <w:top w:val="nil"/>
-              <w:left w:val="nil"/>
-              <w:bottom w:val="single" w:sz="4" w:space="0" w:color="auto"/>
-              <w:right w:val="single" w:sz="4" w:space="0" w:color="auto"/>
-            </w:tcBorders>
-            <w:vAlign w:val="center"/>
-            <w:hideMark/>
-          </w:tcPr>
-          <w:p>
-            <w:pPr>
-              <w:spacing w:after="0" w:line="240" w:lineRule="auto"/>
-              <w:ind w:firstLineChars="100" w:firstLine="240"/>
-              <w:rPr>
-                <w:rFonts w:ascii="Times New Roman" w:eastAsia="Times New Roman" w:hAnsi="Times New Roman" w:cs="Times New Roman"/>
-                <w:color w:val="000000"/>
-                <w:sz w:val="24"/>
-                <w:szCs w:val="24"/>
-                <w:lang w:eastAsia="ru-RU"/>
-              </w:rPr>
-            </w:pPr>
-            <w:r>
-              <w:rPr>
-                <w:rFonts w:ascii="Times New Roman" w:eastAsia="Times New Roman" w:hAnsi="Times New Roman" w:cs="Times New Roman"/>
-                <w:color w:val="000000"/>
-                <w:sz w:val="24"/>
-                <w:szCs w:val="24"/>
-                <w:lang w:eastAsia="ru-RU"/>
-              </w:rPr>
-              <w:t>• Распространение слухов о предстоящих кадровых перестановках.</w:t>
-            </w:r>
-          </w:p>
-        </w:tc>
-      </w:tr>
-      <w:tr>
-        <w:trPr>
-          <w:trHeight w:val="847"/>
-        </w:trPr>
-        <w:tc>
-          <w:tcPr>
-            <w:tcW w:w="2288" w:type="dxa"/>
-            <w:vMerge w:val="restart"/>
-            <w:tcBorders>
-              <w:top w:val="nil"/>
-              <w:left w:val="single" w:sz="4" w:space="0" w:color="auto"/>
-              <w:bottom w:val="single" w:sz="4" w:space="0" w:color="auto"/>
-              <w:right w:val="single" w:sz="4" w:space="0" w:color="auto"/>
-            </w:tcBorders>
-            <w:vAlign w:val="center"/>
-            <w:hideMark/>
-          </w:tcPr>
-          <w:p>
-            <w:pPr>
-              <w:spacing w:after="0" w:line="240" w:lineRule="auto"/>
-              <w:ind w:firstLineChars="100" w:firstLine="240"/>
-              <w:rPr>
-                <w:rFonts w:ascii="Times New Roman" w:eastAsia="Times New Roman" w:hAnsi="Times New Roman" w:cs="Times New Roman"/>
-                <w:color w:val="000000"/>
-                <w:sz w:val="24"/>
-                <w:szCs w:val="24"/>
-                <w:lang w:eastAsia="ru-RU"/>
-              </w:rPr>
-            </w:pPr>
-            <w:r>
-              <w:rPr>
-                <w:rFonts w:ascii="Times New Roman" w:eastAsia="Times New Roman" w:hAnsi="Times New Roman" w:cs="Times New Roman"/>
-                <w:color w:val="000000"/>
-                <w:sz w:val="24"/>
-                <w:szCs w:val="24"/>
-                <w:lang w:eastAsia="ru-RU"/>
-              </w:rPr>
-              <w:t>Диагональные</w:t>
-            </w:r>
-          </w:p>
-        </w:tc>
-        <w:tc>
-          <w:tcPr>
-            <w:tcW w:w="3352" w:type="dxa"/>
-            <w:vMerge w:val="restart"/>
-            <w:tcBorders>
-              <w:top w:val="nil"/>
-              <w:left w:val="single" w:sz="4" w:space="0" w:color="auto"/>
-              <w:bottom w:val="single" w:sz="4" w:space="0" w:color="auto"/>
-              <w:right w:val="single" w:sz="4" w:space="0" w:color="auto"/>
-            </w:tcBorders>
-            <w:vAlign w:val="center"/>
-            <w:hideMark/>
-          </w:tcPr>
-          <w:p>
-            <w:pPr>
-              <w:spacing w:after="0" w:line="240" w:lineRule="auto"/>
-              <w:ind w:firstLineChars="100" w:firstLine="240"/>
-              <w:rPr>
-                <w:rFonts w:ascii="Times New Roman" w:eastAsia="Times New Roman" w:hAnsi="Times New Roman" w:cs="Times New Roman"/>
-                <w:color w:val="000000"/>
-                <w:sz w:val="24"/>
-                <w:szCs w:val="24"/>
-                <w:lang w:eastAsia="ru-RU"/>
-              </w:rPr>
-            </w:pPr>
-            <w:r>
-              <w:rPr>
-                <w:rFonts w:ascii="Times New Roman" w:eastAsia="Times New Roman" w:hAnsi="Times New Roman" w:cs="Times New Roman"/>
-                <w:color w:val="000000"/>
-                <w:sz w:val="24"/>
-                <w:szCs w:val="24"/>
-                <w:lang w:eastAsia="ru-RU"/>
-              </w:rPr>
-              <w:t>Коммуникации между сотрудниками из разных отделов и разных уровней иерархии. Часто используются в матричных структурах.</w:t>
-            </w:r>
-          </w:p>
-        </w:tc>
-        <w:tc>
-          <w:tcPr>
-            <w:tcW w:w="3963" w:type="dxa"/>
-            <w:tcBorders>
-              <w:top w:val="nil"/>
-              <w:left w:val="nil"/>
-              <w:bottom w:val="single" w:sz="4" w:space="0" w:color="auto"/>
-              <w:right w:val="single" w:sz="4" w:space="0" w:color="auto"/>
-            </w:tcBorders>
-            <w:vAlign w:val="center"/>
-            <w:hideMark/>
-          </w:tcPr>
-          <w:p>
-            <w:pPr>
-              <w:spacing w:after="0" w:line="240" w:lineRule="auto"/>
-              <w:ind w:firstLineChars="100" w:firstLine="240"/>
-              <w:rPr>
-                <w:rFonts w:ascii="Times New Roman" w:eastAsia="Times New Roman" w:hAnsi="Times New Roman" w:cs="Times New Roman"/>
-                <w:color w:val="000000"/>
-                <w:sz w:val="24"/>
-                <w:szCs w:val="24"/>
-                <w:lang w:eastAsia="ru-RU"/>
-              </w:rPr>
-            </w:pPr>
-            <w:r>
-              <w:rPr>
-                <w:rFonts w:ascii="Times New Roman" w:eastAsia="Times New Roman" w:hAnsi="Times New Roman" w:cs="Times New Roman"/>
-                <w:color w:val="000000"/>
-                <w:sz w:val="24"/>
-                <w:szCs w:val="24"/>
-                <w:lang w:eastAsia="ru-RU"/>
-              </w:rPr>
-              <w:t>• Специалист из отдела разработки напрямую обращается к финансовому директору для согласования бюджета проекта.</w:t>
-            </w:r>
-          </w:p>
-        </w:tc>
-      </w:tr>
-      <w:tr>
-        <w:trPr>
-          <w:trHeight w:val="1147"/>
-        </w:trPr>
-        <w:tc>
-          <w:tcPr>
-            <w:tcW w:w="2288" w:type="dxa"/>
-            <w:vMerge/>
-            <w:tcBorders>
-              <w:top w:val="nil"/>
-              <w:left w:val="single" w:sz="4" w:space="0" w:color="auto"/>
-              <w:bottom w:val="single" w:sz="4" w:space="0" w:color="auto"/>
-              <w:right w:val="single" w:sz="4" w:space="0" w:color="auto"/>
-            </w:tcBorders>
-            <w:vAlign w:val="center"/>
-            <w:hideMark/>
-          </w:tcPr>
-          <w:p>
-            <w:pPr>
-              <w:spacing w:after="0" w:line="240" w:lineRule="auto"/>
-              <w:rPr>
-                <w:rFonts w:ascii="Times New Roman" w:eastAsia="Times New Roman" w:hAnsi="Times New Roman" w:cs="Times New Roman"/>
-                <w:color w:val="000000"/>
-                <w:sz w:val="24"/>
-                <w:szCs w:val="24"/>
-                <w:lang w:eastAsia="ru-RU"/>
-              </w:rPr>
-            </w:pPr>
-          </w:p>
-        </w:tc>
-        <w:tc>
-          <w:tcPr>
-            <w:tcW w:w="3352" w:type="dxa"/>
-            <w:vMerge/>
-            <w:tcBorders>
-              <w:top w:val="nil"/>
-              <w:left w:val="single" w:sz="4" w:space="0" w:color="auto"/>
-              <w:bottom w:val="single" w:sz="4" w:space="0" w:color="auto"/>
-              <w:right w:val="single" w:sz="4" w:space="0" w:color="auto"/>
-            </w:tcBorders>
-            <w:vAlign w:val="center"/>
-            <w:hideMark/>
-          </w:tcPr>
-          <w:p>
-            <w:pPr>
-              <w:spacing w:after="0" w:line="240" w:lineRule="auto"/>
-              <w:rPr>
-                <w:rFonts w:ascii="Times New Roman" w:eastAsia="Times New Roman" w:hAnsi="Times New Roman" w:cs="Times New Roman"/>
-                <w:color w:val="000000"/>
-                <w:sz w:val="24"/>
-                <w:szCs w:val="24"/>
-                <w:lang w:eastAsia="ru-RU"/>
-              </w:rPr>
-            </w:pPr>
-          </w:p>
-        </w:tc>
-        <w:tc>
-          <w:tcPr>
-            <w:tcW w:w="3963" w:type="dxa"/>
-            <w:tcBorders>
-              <w:top w:val="nil"/>
-              <w:left w:val="nil"/>
-              <w:bottom w:val="single" w:sz="4" w:space="0" w:color="auto"/>
-              <w:right w:val="single" w:sz="4" w:space="0" w:color="auto"/>
-            </w:tcBorders>
-            <w:vAlign w:val="center"/>
-            <w:hideMark/>
-          </w:tcPr>
-          <w:p>
-            <w:pPr>
-              <w:spacing w:after="0" w:line="240" w:lineRule="auto"/>
-              <w:ind w:firstLineChars="100" w:firstLine="240"/>
-              <w:rPr>
-                <w:rFonts w:ascii="Times New Roman" w:eastAsia="Times New Roman" w:hAnsi="Times New Roman" w:cs="Times New Roman"/>
-                <w:color w:val="000000"/>
-                <w:sz w:val="24"/>
-                <w:szCs w:val="24"/>
-                <w:lang w:eastAsia="ru-RU"/>
-              </w:rPr>
-            </w:pPr>
-            <w:r>
-              <w:rPr>
-                <w:rFonts w:ascii="Times New Roman" w:eastAsia="Times New Roman" w:hAnsi="Times New Roman" w:cs="Times New Roman"/>
-                <w:color w:val="000000"/>
-                <w:sz w:val="24"/>
-                <w:szCs w:val="24"/>
-                <w:lang w:eastAsia="ru-RU"/>
-              </w:rPr>
-              <w:t>• Руководитель проектов координирует действия с рядовым исполнителем из другого функционального подразделения.</w:t>
-            </w:r>
-          </w:p>
-        </w:tc>
-      </w:tr>
-    </w:tbl>
-    <w:p>
-      <w:pPr>
-        <w:pStyle w:val="a3"/>
+    </w:p>
+    <w:p>
+      <w:pPr>
+        <w:spacing w:after="0" w:line="360" w:lineRule="auto"/>
         <w:ind w:firstLine="708"/>
-      </w:pPr>
-      <w:r>
-        <w:t>Вертикальные коммуникации являются стержнем управления организацией. Нисходящие потоки обеспечивают целостность и движение к общей цели, а восходящие — необходимы для обратной связи и корректировки решений.</w:t>
-      </w:r>
-    </w:p>
-    <w:p>
-      <w:pPr>
-        <w:pStyle w:val="a3"/>
-        <w:ind w:firstLine="708"/>
-      </w:pPr>
-      <w:r>
-        <w:t>Горизонтальные коммуникации критически важны для повышения гибкости и скорости решения задач, так как минимизируют задержки, связанные с прохождением информации через все уровни иерархии.</w:t>
-      </w:r>
-    </w:p>
-    <w:p>
-      <w:pPr>
-        <w:pStyle w:val="a3"/>
-        <w:ind w:firstLine="708"/>
-      </w:pPr>
-      <w:r>
-        <w:t>Формальные и неформальные коммуникации всегда сосуществуют. Эффективный руководитель должен учитывать наличие неформальных каналов, так как по ним передается не только информация, но и настроения в коллективе, однако для принятия юридически значимых решений всегда используются формальные каналы.</w:t>
-      </w:r>
-    </w:p>
-    <w:p>
-      <w:pPr>
-        <w:pStyle w:val="a3"/>
-        <w:ind w:firstLine="708"/>
-      </w:pPr>
-      <w:r>
-        <w:t xml:space="preserve">Диагональные коммуникации становятся все более распространенными в современных гибких организациях, так как позволяют быстро решать </w:t>
-      </w:r>
-      <w:proofErr w:type="spellStart"/>
-      <w:r>
-        <w:t>межфункциональные</w:t>
-      </w:r>
-      <w:proofErr w:type="spellEnd"/>
-      <w:r>
-        <w:t xml:space="preserve"> проблемы, хотя и могут создавать конфликты с прямым функциональным руководством.</w:t>
-      </w:r>
-    </w:p>
-    <w:p>
-      <w:pPr>
-        <w:pStyle w:val="a3"/>
-      </w:pPr>
-    </w:p>
-    <w:p>
-      <w:pPr>
-        <w:spacing w:after="0" w:line="360" w:lineRule="auto"/>
-        <w:rPr>
-          <w:rFonts w:ascii="Times New Roman" w:hAnsi="Times New Roman" w:cs="Times New Roman"/>
-          <w:sz w:val="28"/>
-          <w:szCs w:val="28"/>
-        </w:rPr>
-      </w:pPr>
-    </w:p>
-    <w:p/>
+        <w:jc w:val="both"/>
+        <w:rPr>
+          <w:rFonts w:ascii="Times New Roman" w:hAnsi="Times New Roman" w:cs="Times New Roman"/>
+          <w:sz w:val="28"/>
+          <w:szCs w:val="28"/>
+        </w:rPr>
+      </w:pPr>
+    </w:p>
     <w:sectPr>
       <w:type w:val="continuous"/>
       <w:pgSz w:w="11907" w:h="16840" w:code="9"/>
@@ -3570,6 +2807,155 @@
     </w:lvl>
   </w:abstractNum>
   <w:abstractNum w:abstractNumId="1" w15:restartNumberingAfterBreak="0">
+    <w:nsid w:val="08AD1450"/>
+    <w:multiLevelType w:val="multilevel"/>
+    <w:tmpl w:val="010EDBD6"/>
+    <w:lvl w:ilvl="0">
+      <w:start w:val="1"/>
+      <w:numFmt w:val="bullet"/>
+      <w:lvlText w:val=""/>
+      <w:lvlJc w:val="left"/>
+      <w:pPr>
+        <w:tabs>
+          <w:tab w:val="num" w:pos="720"/>
+        </w:tabs>
+        <w:ind w:left="720" w:hanging="360"/>
+      </w:pPr>
+      <w:rPr>
+        <w:rFonts w:ascii="Symbol" w:hAnsi="Symbol" w:hint="default"/>
+        <w:sz w:val="20"/>
+      </w:rPr>
+    </w:lvl>
+    <w:lvl w:ilvl="1" w:tentative="1">
+      <w:start w:val="1"/>
+      <w:numFmt w:val="bullet"/>
+      <w:lvlText w:val="o"/>
+      <w:lvlJc w:val="left"/>
+      <w:pPr>
+        <w:tabs>
+          <w:tab w:val="num" w:pos="1440"/>
+        </w:tabs>
+        <w:ind w:left="1440" w:hanging="360"/>
+      </w:pPr>
+      <w:rPr>
+        <w:rFonts w:ascii="Courier New" w:hAnsi="Courier New" w:hint="default"/>
+        <w:sz w:val="20"/>
+      </w:rPr>
+    </w:lvl>
+    <w:lvl w:ilvl="2" w:tentative="1">
+      <w:start w:val="1"/>
+      <w:numFmt w:val="bullet"/>
+      <w:lvlText w:val=""/>
+      <w:lvlJc w:val="left"/>
+      <w:pPr>
+        <w:tabs>
+          <w:tab w:val="num" w:pos="2160"/>
+        </w:tabs>
+        <w:ind w:left="2160" w:hanging="360"/>
+      </w:pPr>
+      <w:rPr>
+        <w:rFonts w:ascii="Wingdings" w:hAnsi="Wingdings" w:hint="default"/>
+        <w:sz w:val="20"/>
+      </w:rPr>
+    </w:lvl>
+    <w:lvl w:ilvl="3" w:tentative="1">
+      <w:start w:val="1"/>
+      <w:numFmt w:val="bullet"/>
+      <w:lvlText w:val=""/>
+      <w:lvlJc w:val="left"/>
+      <w:pPr>
+        <w:tabs>
+          <w:tab w:val="num" w:pos="2880"/>
+        </w:tabs>
+        <w:ind w:left="2880" w:hanging="360"/>
+      </w:pPr>
+      <w:rPr>
+        <w:rFonts w:ascii="Wingdings" w:hAnsi="Wingdings" w:hint="default"/>
+        <w:sz w:val="20"/>
+      </w:rPr>
+    </w:lvl>
+    <w:lvl w:ilvl="4" w:tentative="1">
+      <w:start w:val="1"/>
+      <w:numFmt w:val="bullet"/>
+      <w:lvlText w:val=""/>
+      <w:lvlJc w:val="left"/>
+      <w:pPr>
+        <w:tabs>
+          <w:tab w:val="num" w:pos="3600"/>
+        </w:tabs>
+        <w:ind w:left="3600" w:hanging="360"/>
+      </w:pPr>
+      <w:rPr>
+        <w:rFonts w:ascii="Wingdings" w:hAnsi="Wingdings" w:hint="default"/>
+        <w:sz w:val="20"/>
+      </w:rPr>
+    </w:lvl>
+    <w:lvl w:ilvl="5" w:tentative="1">
+      <w:start w:val="1"/>
+      <w:numFmt w:val="bullet"/>
+      <w:lvlText w:val=""/>
+      <w:lvlJc w:val="left"/>
+      <w:pPr>
+        <w:tabs>
+          <w:tab w:val="num" w:pos="4320"/>
+        </w:tabs>
+        <w:ind w:left="4320" w:hanging="360"/>
+      </w:pPr>
+      <w:rPr>
+        <w:rFonts w:ascii="Wingdings" w:hAnsi="Wingdings" w:hint="default"/>
+        <w:sz w:val="20"/>
+      </w:rPr>
+    </w:lvl>
+    <w:lvl w:ilvl="6" w:tentative="1">
+      <w:start w:val="1"/>
+      <w:numFmt w:val="bullet"/>
+      <w:lvlText w:val=""/>
+      <w:lvlJc w:val="left"/>
+      <w:pPr>
+        <w:tabs>
+          <w:tab w:val="num" w:pos="5040"/>
+        </w:tabs>
+        <w:ind w:left="5040" w:hanging="360"/>
+      </w:pPr>
+      <w:rPr>
+        <w:rFonts w:ascii="Wingdings" w:hAnsi="Wingdings" w:hint="default"/>
+        <w:sz w:val="20"/>
+      </w:rPr>
+    </w:lvl>
+    <w:lvl w:ilvl="7" w:tentative="1">
+      <w:start w:val="1"/>
+      <w:numFmt w:val="bullet"/>
+      <w:lvlText w:val=""/>
+      <w:lvlJc w:val="left"/>
+      <w:pPr>
+        <w:tabs>
+          <w:tab w:val="num" w:pos="5760"/>
+        </w:tabs>
+        <w:ind w:left="5760" w:hanging="360"/>
+      </w:pPr>
+      <w:rPr>
+        <w:rFonts w:ascii="Wingdings" w:hAnsi="Wingdings" w:hint="default"/>
+        <w:sz w:val="20"/>
+      </w:rPr>
+    </w:lvl>
+    <w:lvl w:ilvl="8" w:tentative="1">
+      <w:start w:val="1"/>
+      <w:numFmt w:val="bullet"/>
+      <w:lvlText w:val=""/>
+      <w:lvlJc w:val="left"/>
+      <w:pPr>
+        <w:tabs>
+          <w:tab w:val="num" w:pos="6480"/>
+        </w:tabs>
+        <w:ind w:left="6480" w:hanging="360"/>
+      </w:pPr>
+      <w:rPr>
+        <w:rFonts w:ascii="Wingdings" w:hAnsi="Wingdings" w:hint="default"/>
+        <w:sz w:val="20"/>
+      </w:rPr>
+    </w:lvl>
+  </w:abstractNum>
+  <w:abstractNum w:abstractNumId="2" w15:restartNumberingAfterBreak="0">
     <w:nsid w:val="0FCE7853"/>
     <w:multiLevelType w:val="multilevel"/>
     <w:tmpl w:val="9446D918"/>
@@ -3718,7 +3104,245 @@
       </w:rPr>
     </w:lvl>
   </w:abstractNum>
-  <w:abstractNum w:abstractNumId="2" w15:restartNumberingAfterBreak="0">
+  <w:abstractNum w:abstractNumId="3" w15:restartNumberingAfterBreak="0">
+    <w:nsid w:val="12381EC0"/>
+    <w:multiLevelType w:val="multilevel"/>
+    <w:tmpl w:val="E1480736"/>
+    <w:lvl w:ilvl="0">
+      <w:start w:val="1"/>
+      <w:numFmt w:val="bullet"/>
+      <w:lvlText w:val=""/>
+      <w:lvlJc w:val="left"/>
+      <w:pPr>
+        <w:tabs>
+          <w:tab w:val="num" w:pos="720"/>
+        </w:tabs>
+        <w:ind w:left="720" w:hanging="360"/>
+      </w:pPr>
+      <w:rPr>
+        <w:rFonts w:ascii="Symbol" w:hAnsi="Symbol" w:hint="default"/>
+        <w:sz w:val="20"/>
+      </w:rPr>
+    </w:lvl>
+    <w:lvl w:ilvl="1" w:tentative="1">
+      <w:start w:val="1"/>
+      <w:numFmt w:val="bullet"/>
+      <w:lvlText w:val="o"/>
+      <w:lvlJc w:val="left"/>
+      <w:pPr>
+        <w:tabs>
+          <w:tab w:val="num" w:pos="1440"/>
+        </w:tabs>
+        <w:ind w:left="1440" w:hanging="360"/>
+      </w:pPr>
+      <w:rPr>
+        <w:rFonts w:ascii="Courier New" w:hAnsi="Courier New" w:hint="default"/>
+        <w:sz w:val="20"/>
+      </w:rPr>
+    </w:lvl>
+    <w:lvl w:ilvl="2" w:tentative="1">
+      <w:start w:val="1"/>
+      <w:numFmt w:val="bullet"/>
+      <w:lvlText w:val=""/>
+      <w:lvlJc w:val="left"/>
+      <w:pPr>
+        <w:tabs>
+          <w:tab w:val="num" w:pos="2160"/>
+        </w:tabs>
+        <w:ind w:left="2160" w:hanging="360"/>
+      </w:pPr>
+      <w:rPr>
+        <w:rFonts w:ascii="Wingdings" w:hAnsi="Wingdings" w:hint="default"/>
+        <w:sz w:val="20"/>
+      </w:rPr>
+    </w:lvl>
+    <w:lvl w:ilvl="3" w:tentative="1">
+      <w:start w:val="1"/>
+      <w:numFmt w:val="bullet"/>
+      <w:lvlText w:val=""/>
+      <w:lvlJc w:val="left"/>
+      <w:pPr>
+        <w:tabs>
+          <w:tab w:val="num" w:pos="2880"/>
+        </w:tabs>
+        <w:ind w:left="2880" w:hanging="360"/>
+      </w:pPr>
+      <w:rPr>
+        <w:rFonts w:ascii="Wingdings" w:hAnsi="Wingdings" w:hint="default"/>
+        <w:sz w:val="20"/>
+      </w:rPr>
+    </w:lvl>
+    <w:lvl w:ilvl="4" w:tentative="1">
+      <w:start w:val="1"/>
+      <w:numFmt w:val="bullet"/>
+      <w:lvlText w:val=""/>
+      <w:lvlJc w:val="left"/>
+      <w:pPr>
+        <w:tabs>
+          <w:tab w:val="num" w:pos="3600"/>
+        </w:tabs>
+        <w:ind w:left="3600" w:hanging="360"/>
+      </w:pPr>
+      <w:rPr>
+        <w:rFonts w:ascii="Wingdings" w:hAnsi="Wingdings" w:hint="default"/>
+        <w:sz w:val="20"/>
+      </w:rPr>
+    </w:lvl>
+    <w:lvl w:ilvl="5" w:tentative="1">
+      <w:start w:val="1"/>
+      <w:numFmt w:val="bullet"/>
+      <w:lvlText w:val=""/>
+      <w:lvlJc w:val="left"/>
+      <w:pPr>
+        <w:tabs>
+          <w:tab w:val="num" w:pos="4320"/>
+        </w:tabs>
+        <w:ind w:left="4320" w:hanging="360"/>
+      </w:pPr>
+      <w:rPr>
+        <w:rFonts w:ascii="Wingdings" w:hAnsi="Wingdings" w:hint="default"/>
+        <w:sz w:val="20"/>
+      </w:rPr>
+    </w:lvl>
+    <w:lvl w:ilvl="6" w:tentative="1">
+      <w:start w:val="1"/>
+      <w:numFmt w:val="bullet"/>
+      <w:lvlText w:val=""/>
+      <w:lvlJc w:val="left"/>
+      <w:pPr>
+        <w:tabs>
+          <w:tab w:val="num" w:pos="5040"/>
+        </w:tabs>
+        <w:ind w:left="5040" w:hanging="360"/>
+      </w:pPr>
+      <w:rPr>
+        <w:rFonts w:ascii="Wingdings" w:hAnsi="Wingdings" w:hint="default"/>
+        <w:sz w:val="20"/>
+      </w:rPr>
+    </w:lvl>
+    <w:lvl w:ilvl="7" w:tentative="1">
+      <w:start w:val="1"/>
+      <w:numFmt w:val="bullet"/>
+      <w:lvlText w:val=""/>
+      <w:lvlJc w:val="left"/>
+      <w:pPr>
+        <w:tabs>
+          <w:tab w:val="num" w:pos="5760"/>
+        </w:tabs>
+        <w:ind w:left="5760" w:hanging="360"/>
+      </w:pPr>
+      <w:rPr>
+        <w:rFonts w:ascii="Wingdings" w:hAnsi="Wingdings" w:hint="default"/>
+        <w:sz w:val="20"/>
+      </w:rPr>
+    </w:lvl>
+    <w:lvl w:ilvl="8" w:tentative="1">
+      <w:start w:val="1"/>
+      <w:numFmt w:val="bullet"/>
+      <w:lvlText w:val=""/>
+      <w:lvlJc w:val="left"/>
+      <w:pPr>
+        <w:tabs>
+          <w:tab w:val="num" w:pos="6480"/>
+        </w:tabs>
+        <w:ind w:left="6480" w:hanging="360"/>
+      </w:pPr>
+      <w:rPr>
+        <w:rFonts w:ascii="Wingdings" w:hAnsi="Wingdings" w:hint="default"/>
+        <w:sz w:val="20"/>
+      </w:rPr>
+    </w:lvl>
+  </w:abstractNum>
+  <w:abstractNum w:abstractNumId="4" w15:restartNumberingAfterBreak="0">
+    <w:nsid w:val="18A77CF1"/>
+    <w:multiLevelType w:val="hybridMultilevel"/>
+    <w:tmpl w:val="03C4C370"/>
+    <w:lvl w:ilvl="0" w:tplc="0419000F">
+      <w:start w:val="1"/>
+      <w:numFmt w:val="decimal"/>
+      <w:lvlText w:val="%1."/>
+      <w:lvlJc w:val="left"/>
+      <w:pPr>
+        <w:ind w:left="720" w:hanging="360"/>
+      </w:pPr>
+      <w:rPr>
+        <w:rFonts w:hint="default"/>
+      </w:rPr>
+    </w:lvl>
+    <w:lvl w:ilvl="1" w:tplc="04190019" w:tentative="1">
+      <w:start w:val="1"/>
+      <w:numFmt w:val="lowerLetter"/>
+      <w:lvlText w:val="%2."/>
+      <w:lvlJc w:val="left"/>
+      <w:pPr>
+        <w:ind w:left="1440" w:hanging="360"/>
+      </w:pPr>
+    </w:lvl>
+    <w:lvl w:ilvl="2" w:tplc="0419001B" w:tentative="1">
+      <w:start w:val="1"/>
+      <w:numFmt w:val="lowerRoman"/>
+      <w:lvlText w:val="%3."/>
+      <w:lvlJc w:val="right"/>
+      <w:pPr>
+        <w:ind w:left="2160" w:hanging="180"/>
+      </w:pPr>
+    </w:lvl>
+    <w:lvl w:ilvl="3" w:tplc="0419000F" w:tentative="1">
+      <w:start w:val="1"/>
+      <w:numFmt w:val="decimal"/>
+      <w:lvlText w:val="%4."/>
+      <w:lvlJc w:val="left"/>
+      <w:pPr>
+        <w:ind w:left="2880" w:hanging="360"/>
+      </w:pPr>
+    </w:lvl>
+    <w:lvl w:ilvl="4" w:tplc="04190019" w:tentative="1">
+      <w:start w:val="1"/>
+      <w:numFmt w:val="lowerLetter"/>
+      <w:lvlText w:val="%5."/>
+      <w:lvlJc w:val="left"/>
+      <w:pPr>
+        <w:ind w:left="3600" w:hanging="360"/>
+      </w:pPr>
+    </w:lvl>
+    <w:lvl w:ilvl="5" w:tplc="0419001B" w:tentative="1">
+      <w:start w:val="1"/>
+      <w:numFmt w:val="lowerRoman"/>
+      <w:lvlText w:val="%6."/>
+      <w:lvlJc w:val="right"/>
+      <w:pPr>
+        <w:ind w:left="4320" w:hanging="180"/>
+      </w:pPr>
+    </w:lvl>
+    <w:lvl w:ilvl="6" w:tplc="0419000F" w:tentative="1">
+      <w:start w:val="1"/>
+      <w:numFmt w:val="decimal"/>
+      <w:lvlText w:val="%7."/>
+      <w:lvlJc w:val="left"/>
+      <w:pPr>
+        <w:ind w:left="5040" w:hanging="360"/>
+      </w:pPr>
+    </w:lvl>
+    <w:lvl w:ilvl="7" w:tplc="04190019" w:tentative="1">
+      <w:start w:val="1"/>
+      <w:numFmt w:val="lowerLetter"/>
+      <w:lvlText w:val="%8."/>
+      <w:lvlJc w:val="left"/>
+      <w:pPr>
+        <w:ind w:left="5760" w:hanging="360"/>
+      </w:pPr>
+    </w:lvl>
+    <w:lvl w:ilvl="8" w:tplc="0419001B" w:tentative="1">
+      <w:start w:val="1"/>
+      <w:numFmt w:val="lowerRoman"/>
+      <w:lvlText w:val="%9."/>
+      <w:lvlJc w:val="right"/>
+      <w:pPr>
+        <w:ind w:left="6480" w:hanging="180"/>
+      </w:pPr>
+    </w:lvl>
+  </w:abstractNum>
+  <w:abstractNum w:abstractNumId="5" w15:restartNumberingAfterBreak="0">
     <w:nsid w:val="20371A9C"/>
     <w:multiLevelType w:val="multilevel"/>
     <w:tmpl w:val="EFAC260C"/>
@@ -3867,7 +3491,7 @@
       </w:rPr>
     </w:lvl>
   </w:abstractNum>
-  <w:abstractNum w:abstractNumId="3" w15:restartNumberingAfterBreak="0">
+  <w:abstractNum w:abstractNumId="6" w15:restartNumberingAfterBreak="0">
     <w:nsid w:val="20A63679"/>
     <w:multiLevelType w:val="hybridMultilevel"/>
     <w:tmpl w:val="2F589BFE"/>
@@ -3956,7 +3580,7 @@
       </w:pPr>
     </w:lvl>
   </w:abstractNum>
-  <w:abstractNum w:abstractNumId="4" w15:restartNumberingAfterBreak="0">
+  <w:abstractNum w:abstractNumId="7" w15:restartNumberingAfterBreak="0">
     <w:nsid w:val="28DC4470"/>
     <w:multiLevelType w:val="multilevel"/>
     <w:tmpl w:val="7AC43BFC"/>
@@ -4105,7 +3729,120 @@
       </w:rPr>
     </w:lvl>
   </w:abstractNum>
-  <w:abstractNum w:abstractNumId="5" w15:restartNumberingAfterBreak="0">
+  <w:abstractNum w:abstractNumId="8" w15:restartNumberingAfterBreak="0">
+    <w:nsid w:val="2C13202A"/>
+    <w:multiLevelType w:val="multilevel"/>
+    <w:tmpl w:val="2E586BD8"/>
+    <w:lvl w:ilvl="0">
+      <w:start w:val="1"/>
+      <w:numFmt w:val="decimal"/>
+      <w:lvlText w:val="%1."/>
+      <w:lvlJc w:val="left"/>
+      <w:pPr>
+        <w:tabs>
+          <w:tab w:val="num" w:pos="720"/>
+        </w:tabs>
+        <w:ind w:left="720" w:hanging="360"/>
+      </w:pPr>
+    </w:lvl>
+    <w:lvl w:ilvl="1" w:tentative="1">
+      <w:start w:val="1"/>
+      <w:numFmt w:val="decimal"/>
+      <w:lvlText w:val="%2."/>
+      <w:lvlJc w:val="left"/>
+      <w:pPr>
+        <w:tabs>
+          <w:tab w:val="num" w:pos="1440"/>
+        </w:tabs>
+        <w:ind w:left="1440" w:hanging="360"/>
+      </w:pPr>
+    </w:lvl>
+    <w:lvl w:ilvl="2" w:tentative="1">
+      <w:start w:val="1"/>
+      <w:numFmt w:val="decimal"/>
+      <w:lvlText w:val="%3."/>
+      <w:lvlJc w:val="left"/>
+      <w:pPr>
+        <w:tabs>
+          <w:tab w:val="num" w:pos="2160"/>
+        </w:tabs>
+        <w:ind w:left="2160" w:hanging="360"/>
+      </w:pPr>
+    </w:lvl>
+    <w:lvl w:ilvl="3" w:tentative="1">
+      <w:start w:val="1"/>
+      <w:numFmt w:val="decimal"/>
+      <w:lvlText w:val="%4."/>
+      <w:lvlJc w:val="left"/>
+      <w:pPr>
+        <w:tabs>
+          <w:tab w:val="num" w:pos="2880"/>
+        </w:tabs>
+        <w:ind w:left="2880" w:hanging="360"/>
+      </w:pPr>
+    </w:lvl>
+    <w:lvl w:ilvl="4" w:tentative="1">
+      <w:start w:val="1"/>
+      <w:numFmt w:val="decimal"/>
+      <w:lvlText w:val="%5."/>
+      <w:lvlJc w:val="left"/>
+      <w:pPr>
+        <w:tabs>
+          <w:tab w:val="num" w:pos="3600"/>
+        </w:tabs>
+        <w:ind w:left="3600" w:hanging="360"/>
+      </w:pPr>
+    </w:lvl>
+    <w:lvl w:ilvl="5" w:tentative="1">
+      <w:start w:val="1"/>
+      <w:numFmt w:val="decimal"/>
+      <w:lvlText w:val="%6."/>
+      <w:lvlJc w:val="left"/>
+      <w:pPr>
+        <w:tabs>
+          <w:tab w:val="num" w:pos="4320"/>
+        </w:tabs>
+        <w:ind w:left="4320" w:hanging="360"/>
+      </w:pPr>
+    </w:lvl>
+    <w:lvl w:ilvl="6" w:tentative="1">
+      <w:start w:val="1"/>
+      <w:numFmt w:val="decimal"/>
+      <w:lvlText w:val="%7."/>
+      <w:lvlJc w:val="left"/>
+      <w:pPr>
+        <w:tabs>
+          <w:tab w:val="num" w:pos="5040"/>
+        </w:tabs>
+        <w:ind w:left="5040" w:hanging="360"/>
+      </w:pPr>
+    </w:lvl>
+    <w:lvl w:ilvl="7" w:tentative="1">
+      <w:start w:val="1"/>
+      <w:numFmt w:val="decimal"/>
+      <w:lvlText w:val="%8."/>
+      <w:lvlJc w:val="left"/>
+      <w:pPr>
+        <w:tabs>
+          <w:tab w:val="num" w:pos="5760"/>
+        </w:tabs>
+        <w:ind w:left="5760" w:hanging="360"/>
+      </w:pPr>
+    </w:lvl>
+    <w:lvl w:ilvl="8" w:tentative="1">
+      <w:start w:val="1"/>
+      <w:numFmt w:val="decimal"/>
+      <w:lvlText w:val="%9."/>
+      <w:lvlJc w:val="left"/>
+      <w:pPr>
+        <w:tabs>
+          <w:tab w:val="num" w:pos="6480"/>
+        </w:tabs>
+        <w:ind w:left="6480" w:hanging="360"/>
+      </w:pPr>
+    </w:lvl>
+  </w:abstractNum>
+  <w:abstractNum w:abstractNumId="9" w15:restartNumberingAfterBreak="0">
     <w:nsid w:val="34CC36C5"/>
     <w:multiLevelType w:val="multilevel"/>
     <w:tmpl w:val="C0C4A898"/>
@@ -4254,7 +3991,7 @@
       </w:rPr>
     </w:lvl>
   </w:abstractNum>
-  <w:abstractNum w:abstractNumId="6" w15:restartNumberingAfterBreak="0">
+  <w:abstractNum w:abstractNumId="10" w15:restartNumberingAfterBreak="0">
     <w:nsid w:val="3B5A27FE"/>
     <w:multiLevelType w:val="hybridMultilevel"/>
     <w:tmpl w:val="65444258"/>
@@ -4345,7 +4082,861 @@
       </w:pPr>
     </w:lvl>
   </w:abstractNum>
-  <w:abstractNum w:abstractNumId="7" w15:restartNumberingAfterBreak="0">
+  <w:abstractNum w:abstractNumId="11" w15:restartNumberingAfterBreak="0">
+    <w:nsid w:val="3BD92F99"/>
+    <w:multiLevelType w:val="multilevel"/>
+    <w:tmpl w:val="98661E1C"/>
+    <w:lvl w:ilvl="0">
+      <w:start w:val="1"/>
+      <w:numFmt w:val="bullet"/>
+      <w:lvlText w:val=""/>
+      <w:lvlJc w:val="left"/>
+      <w:pPr>
+        <w:tabs>
+          <w:tab w:val="num" w:pos="720"/>
+        </w:tabs>
+        <w:ind w:left="720" w:hanging="360"/>
+      </w:pPr>
+      <w:rPr>
+        <w:rFonts w:ascii="Symbol" w:hAnsi="Symbol" w:hint="default"/>
+        <w:sz w:val="20"/>
+      </w:rPr>
+    </w:lvl>
+    <w:lvl w:ilvl="1" w:tentative="1">
+      <w:start w:val="1"/>
+      <w:numFmt w:val="bullet"/>
+      <w:lvlText w:val="o"/>
+      <w:lvlJc w:val="left"/>
+      <w:pPr>
+        <w:tabs>
+          <w:tab w:val="num" w:pos="1440"/>
+        </w:tabs>
+        <w:ind w:left="1440" w:hanging="360"/>
+      </w:pPr>
+      <w:rPr>
+        <w:rFonts w:ascii="Courier New" w:hAnsi="Courier New" w:hint="default"/>
+        <w:sz w:val="20"/>
+      </w:rPr>
+    </w:lvl>
+    <w:lvl w:ilvl="2" w:tentative="1">
+      <w:start w:val="1"/>
+      <w:numFmt w:val="bullet"/>
+      <w:lvlText w:val=""/>
+      <w:lvlJc w:val="left"/>
+      <w:pPr>
+        <w:tabs>
+          <w:tab w:val="num" w:pos="2160"/>
+        </w:tabs>
+        <w:ind w:left="2160" w:hanging="360"/>
+      </w:pPr>
+      <w:rPr>
+        <w:rFonts w:ascii="Wingdings" w:hAnsi="Wingdings" w:hint="default"/>
+        <w:sz w:val="20"/>
+      </w:rPr>
+    </w:lvl>
+    <w:lvl w:ilvl="3" w:tentative="1">
+      <w:start w:val="1"/>
+      <w:numFmt w:val="bullet"/>
+      <w:lvlText w:val=""/>
+      <w:lvlJc w:val="left"/>
+      <w:pPr>
+        <w:tabs>
+          <w:tab w:val="num" w:pos="2880"/>
+        </w:tabs>
+        <w:ind w:left="2880" w:hanging="360"/>
+      </w:pPr>
+      <w:rPr>
+        <w:rFonts w:ascii="Wingdings" w:hAnsi="Wingdings" w:hint="default"/>
+        <w:sz w:val="20"/>
+      </w:rPr>
+    </w:lvl>
+    <w:lvl w:ilvl="4" w:tentative="1">
+      <w:start w:val="1"/>
+      <w:numFmt w:val="bullet"/>
+      <w:lvlText w:val=""/>
+      <w:lvlJc w:val="left"/>
+      <w:pPr>
+        <w:tabs>
+          <w:tab w:val="num" w:pos="3600"/>
+        </w:tabs>
+        <w:ind w:left="3600" w:hanging="360"/>
+      </w:pPr>
+      <w:rPr>
+        <w:rFonts w:ascii="Wingdings" w:hAnsi="Wingdings" w:hint="default"/>
+        <w:sz w:val="20"/>
+      </w:rPr>
+    </w:lvl>
+    <w:lvl w:ilvl="5" w:tentative="1">
+      <w:start w:val="1"/>
+      <w:numFmt w:val="bullet"/>
+      <w:lvlText w:val=""/>
+      <w:lvlJc w:val="left"/>
+      <w:pPr>
+        <w:tabs>
+          <w:tab w:val="num" w:pos="4320"/>
+        </w:tabs>
+        <w:ind w:left="4320" w:hanging="360"/>
+      </w:pPr>
+      <w:rPr>
+        <w:rFonts w:ascii="Wingdings" w:hAnsi="Wingdings" w:hint="default"/>
+        <w:sz w:val="20"/>
+      </w:rPr>
+    </w:lvl>
+    <w:lvl w:ilvl="6" w:tentative="1">
+      <w:start w:val="1"/>
+      <w:numFmt w:val="bullet"/>
+      <w:lvlText w:val=""/>
+      <w:lvlJc w:val="left"/>
+      <w:pPr>
+        <w:tabs>
+          <w:tab w:val="num" w:pos="5040"/>
+        </w:tabs>
+        <w:ind w:left="5040" w:hanging="360"/>
+      </w:pPr>
+      <w:rPr>
+        <w:rFonts w:ascii="Wingdings" w:hAnsi="Wingdings" w:hint="default"/>
+        <w:sz w:val="20"/>
+      </w:rPr>
+    </w:lvl>
+    <w:lvl w:ilvl="7" w:tentative="1">
+      <w:start w:val="1"/>
+      <w:numFmt w:val="bullet"/>
+      <w:lvlText w:val=""/>
+      <w:lvlJc w:val="left"/>
+      <w:pPr>
+        <w:tabs>
+          <w:tab w:val="num" w:pos="5760"/>
+        </w:tabs>
+        <w:ind w:left="5760" w:hanging="360"/>
+      </w:pPr>
+      <w:rPr>
+        <w:rFonts w:ascii="Wingdings" w:hAnsi="Wingdings" w:hint="default"/>
+        <w:sz w:val="20"/>
+      </w:rPr>
+    </w:lvl>
+    <w:lvl w:ilvl="8" w:tentative="1">
+      <w:start w:val="1"/>
+      <w:numFmt w:val="bullet"/>
+      <w:lvlText w:val=""/>
+      <w:lvlJc w:val="left"/>
+      <w:pPr>
+        <w:tabs>
+          <w:tab w:val="num" w:pos="6480"/>
+        </w:tabs>
+        <w:ind w:left="6480" w:hanging="360"/>
+      </w:pPr>
+      <w:rPr>
+        <w:rFonts w:ascii="Wingdings" w:hAnsi="Wingdings" w:hint="default"/>
+        <w:sz w:val="20"/>
+      </w:rPr>
+    </w:lvl>
+  </w:abstractNum>
+  <w:abstractNum w:abstractNumId="12" w15:restartNumberingAfterBreak="0">
+    <w:nsid w:val="3F5F612A"/>
+    <w:multiLevelType w:val="multilevel"/>
+    <w:tmpl w:val="A9EA06E2"/>
+    <w:lvl w:ilvl="0">
+      <w:start w:val="1"/>
+      <w:numFmt w:val="decimal"/>
+      <w:lvlText w:val="%1."/>
+      <w:lvlJc w:val="left"/>
+      <w:pPr>
+        <w:tabs>
+          <w:tab w:val="num" w:pos="720"/>
+        </w:tabs>
+        <w:ind w:left="720" w:hanging="360"/>
+      </w:pPr>
+    </w:lvl>
+    <w:lvl w:ilvl="1" w:tentative="1">
+      <w:start w:val="1"/>
+      <w:numFmt w:val="decimal"/>
+      <w:lvlText w:val="%2."/>
+      <w:lvlJc w:val="left"/>
+      <w:pPr>
+        <w:tabs>
+          <w:tab w:val="num" w:pos="1440"/>
+        </w:tabs>
+        <w:ind w:left="1440" w:hanging="360"/>
+      </w:pPr>
+    </w:lvl>
+    <w:lvl w:ilvl="2" w:tentative="1">
+      <w:start w:val="1"/>
+      <w:numFmt w:val="decimal"/>
+      <w:lvlText w:val="%3."/>
+      <w:lvlJc w:val="left"/>
+      <w:pPr>
+        <w:tabs>
+          <w:tab w:val="num" w:pos="2160"/>
+        </w:tabs>
+        <w:ind w:left="2160" w:hanging="360"/>
+      </w:pPr>
+    </w:lvl>
+    <w:lvl w:ilvl="3" w:tentative="1">
+      <w:start w:val="1"/>
+      <w:numFmt w:val="decimal"/>
+      <w:lvlText w:val="%4."/>
+      <w:lvlJc w:val="left"/>
+      <w:pPr>
+        <w:tabs>
+          <w:tab w:val="num" w:pos="2880"/>
+        </w:tabs>
+        <w:ind w:left="2880" w:hanging="360"/>
+      </w:pPr>
+    </w:lvl>
+    <w:lvl w:ilvl="4" w:tentative="1">
+      <w:start w:val="1"/>
+      <w:numFmt w:val="decimal"/>
+      <w:lvlText w:val="%5."/>
+      <w:lvlJc w:val="left"/>
+      <w:pPr>
+        <w:tabs>
+          <w:tab w:val="num" w:pos="3600"/>
+        </w:tabs>
+        <w:ind w:left="3600" w:hanging="360"/>
+      </w:pPr>
+    </w:lvl>
+    <w:lvl w:ilvl="5" w:tentative="1">
+      <w:start w:val="1"/>
+      <w:numFmt w:val="decimal"/>
+      <w:lvlText w:val="%6."/>
+      <w:lvlJc w:val="left"/>
+      <w:pPr>
+        <w:tabs>
+          <w:tab w:val="num" w:pos="4320"/>
+        </w:tabs>
+        <w:ind w:left="4320" w:hanging="360"/>
+      </w:pPr>
+    </w:lvl>
+    <w:lvl w:ilvl="6" w:tentative="1">
+      <w:start w:val="1"/>
+      <w:numFmt w:val="decimal"/>
+      <w:lvlText w:val="%7."/>
+      <w:lvlJc w:val="left"/>
+      <w:pPr>
+        <w:tabs>
+          <w:tab w:val="num" w:pos="5040"/>
+        </w:tabs>
+        <w:ind w:left="5040" w:hanging="360"/>
+      </w:pPr>
+    </w:lvl>
+    <w:lvl w:ilvl="7" w:tentative="1">
+      <w:start w:val="1"/>
+      <w:numFmt w:val="decimal"/>
+      <w:lvlText w:val="%8."/>
+      <w:lvlJc w:val="left"/>
+      <w:pPr>
+        <w:tabs>
+          <w:tab w:val="num" w:pos="5760"/>
+        </w:tabs>
+        <w:ind w:left="5760" w:hanging="360"/>
+      </w:pPr>
+    </w:lvl>
+    <w:lvl w:ilvl="8" w:tentative="1">
+      <w:start w:val="1"/>
+      <w:numFmt w:val="decimal"/>
+      <w:lvlText w:val="%9."/>
+      <w:lvlJc w:val="left"/>
+      <w:pPr>
+        <w:tabs>
+          <w:tab w:val="num" w:pos="6480"/>
+        </w:tabs>
+        <w:ind w:left="6480" w:hanging="360"/>
+      </w:pPr>
+    </w:lvl>
+  </w:abstractNum>
+  <w:abstractNum w:abstractNumId="13" w15:restartNumberingAfterBreak="0">
+    <w:nsid w:val="470E151C"/>
+    <w:multiLevelType w:val="multilevel"/>
+    <w:tmpl w:val="05C229AC"/>
+    <w:lvl w:ilvl="0">
+      <w:start w:val="1"/>
+      <w:numFmt w:val="bullet"/>
+      <w:lvlText w:val=""/>
+      <w:lvlJc w:val="left"/>
+      <w:pPr>
+        <w:tabs>
+          <w:tab w:val="num" w:pos="720"/>
+        </w:tabs>
+        <w:ind w:left="720" w:hanging="360"/>
+      </w:pPr>
+      <w:rPr>
+        <w:rFonts w:ascii="Symbol" w:hAnsi="Symbol" w:hint="default"/>
+        <w:sz w:val="20"/>
+      </w:rPr>
+    </w:lvl>
+    <w:lvl w:ilvl="1" w:tentative="1">
+      <w:start w:val="1"/>
+      <w:numFmt w:val="bullet"/>
+      <w:lvlText w:val="o"/>
+      <w:lvlJc w:val="left"/>
+      <w:pPr>
+        <w:tabs>
+          <w:tab w:val="num" w:pos="1440"/>
+        </w:tabs>
+        <w:ind w:left="1440" w:hanging="360"/>
+      </w:pPr>
+      <w:rPr>
+        <w:rFonts w:ascii="Courier New" w:hAnsi="Courier New" w:hint="default"/>
+        <w:sz w:val="20"/>
+      </w:rPr>
+    </w:lvl>
+    <w:lvl w:ilvl="2" w:tentative="1">
+      <w:start w:val="1"/>
+      <w:numFmt w:val="bullet"/>
+      <w:lvlText w:val=""/>
+      <w:lvlJc w:val="left"/>
+      <w:pPr>
+        <w:tabs>
+          <w:tab w:val="num" w:pos="2160"/>
+        </w:tabs>
+        <w:ind w:left="2160" w:hanging="360"/>
+      </w:pPr>
+      <w:rPr>
+        <w:rFonts w:ascii="Wingdings" w:hAnsi="Wingdings" w:hint="default"/>
+        <w:sz w:val="20"/>
+      </w:rPr>
+    </w:lvl>
+    <w:lvl w:ilvl="3" w:tentative="1">
+      <w:start w:val="1"/>
+      <w:numFmt w:val="bullet"/>
+      <w:lvlText w:val=""/>
+      <w:lvlJc w:val="left"/>
+      <w:pPr>
+        <w:tabs>
+          <w:tab w:val="num" w:pos="2880"/>
+        </w:tabs>
+        <w:ind w:left="2880" w:hanging="360"/>
+      </w:pPr>
+      <w:rPr>
+        <w:rFonts w:ascii="Wingdings" w:hAnsi="Wingdings" w:hint="default"/>
+        <w:sz w:val="20"/>
+      </w:rPr>
+    </w:lvl>
+    <w:lvl w:ilvl="4" w:tentative="1">
+      <w:start w:val="1"/>
+      <w:numFmt w:val="bullet"/>
+      <w:lvlText w:val=""/>
+      <w:lvlJc w:val="left"/>
+      <w:pPr>
+        <w:tabs>
+          <w:tab w:val="num" w:pos="3600"/>
+        </w:tabs>
+        <w:ind w:left="3600" w:hanging="360"/>
+      </w:pPr>
+      <w:rPr>
+        <w:rFonts w:ascii="Wingdings" w:hAnsi="Wingdings" w:hint="default"/>
+        <w:sz w:val="20"/>
+      </w:rPr>
+    </w:lvl>
+    <w:lvl w:ilvl="5" w:tentative="1">
+      <w:start w:val="1"/>
+      <w:numFmt w:val="bullet"/>
+      <w:lvlText w:val=""/>
+      <w:lvlJc w:val="left"/>
+      <w:pPr>
+        <w:tabs>
+          <w:tab w:val="num" w:pos="4320"/>
+        </w:tabs>
+        <w:ind w:left="4320" w:hanging="360"/>
+      </w:pPr>
+      <w:rPr>
+        <w:rFonts w:ascii="Wingdings" w:hAnsi="Wingdings" w:hint="default"/>
+        <w:sz w:val="20"/>
+      </w:rPr>
+    </w:lvl>
+    <w:lvl w:ilvl="6" w:tentative="1">
+      <w:start w:val="1"/>
+      <w:numFmt w:val="bullet"/>
+      <w:lvlText w:val=""/>
+      <w:lvlJc w:val="left"/>
+      <w:pPr>
+        <w:tabs>
+          <w:tab w:val="num" w:pos="5040"/>
+        </w:tabs>
+        <w:ind w:left="5040" w:hanging="360"/>
+      </w:pPr>
+      <w:rPr>
+        <w:rFonts w:ascii="Wingdings" w:hAnsi="Wingdings" w:hint="default"/>
+        <w:sz w:val="20"/>
+      </w:rPr>
+    </w:lvl>
+    <w:lvl w:ilvl="7" w:tentative="1">
+      <w:start w:val="1"/>
+      <w:numFmt w:val="bullet"/>
+      <w:lvlText w:val=""/>
+      <w:lvlJc w:val="left"/>
+      <w:pPr>
+        <w:tabs>
+          <w:tab w:val="num" w:pos="5760"/>
+        </w:tabs>
+        <w:ind w:left="5760" w:hanging="360"/>
+      </w:pPr>
+      <w:rPr>
+        <w:rFonts w:ascii="Wingdings" w:hAnsi="Wingdings" w:hint="default"/>
+        <w:sz w:val="20"/>
+      </w:rPr>
+    </w:lvl>
+    <w:lvl w:ilvl="8" w:tentative="1">
+      <w:start w:val="1"/>
+      <w:numFmt w:val="bullet"/>
+      <w:lvlText w:val=""/>
+      <w:lvlJc w:val="left"/>
+      <w:pPr>
+        <w:tabs>
+          <w:tab w:val="num" w:pos="6480"/>
+        </w:tabs>
+        <w:ind w:left="6480" w:hanging="360"/>
+      </w:pPr>
+      <w:rPr>
+        <w:rFonts w:ascii="Wingdings" w:hAnsi="Wingdings" w:hint="default"/>
+        <w:sz w:val="20"/>
+      </w:rPr>
+    </w:lvl>
+  </w:abstractNum>
+  <w:abstractNum w:abstractNumId="14" w15:restartNumberingAfterBreak="0">
+    <w:nsid w:val="4BC46757"/>
+    <w:multiLevelType w:val="multilevel"/>
+    <w:tmpl w:val="B16E3862"/>
+    <w:lvl w:ilvl="0">
+      <w:start w:val="1"/>
+      <w:numFmt w:val="bullet"/>
+      <w:lvlText w:val=""/>
+      <w:lvlJc w:val="left"/>
+      <w:pPr>
+        <w:tabs>
+          <w:tab w:val="num" w:pos="720"/>
+        </w:tabs>
+        <w:ind w:left="720" w:hanging="360"/>
+      </w:pPr>
+      <w:rPr>
+        <w:rFonts w:ascii="Symbol" w:hAnsi="Symbol" w:hint="default"/>
+        <w:sz w:val="20"/>
+      </w:rPr>
+    </w:lvl>
+    <w:lvl w:ilvl="1">
+      <w:start w:val="1"/>
+      <w:numFmt w:val="bullet"/>
+      <w:lvlText w:val=""/>
+      <w:lvlJc w:val="left"/>
+      <w:pPr>
+        <w:ind w:left="1440" w:hanging="360"/>
+      </w:pPr>
+      <w:rPr>
+        <w:rFonts w:ascii="Wingdings" w:hAnsi="Wingdings" w:hint="default"/>
+      </w:rPr>
+    </w:lvl>
+    <w:lvl w:ilvl="2" w:tentative="1">
+      <w:start w:val="1"/>
+      <w:numFmt w:val="bullet"/>
+      <w:lvlText w:val=""/>
+      <w:lvlJc w:val="left"/>
+      <w:pPr>
+        <w:tabs>
+          <w:tab w:val="num" w:pos="2160"/>
+        </w:tabs>
+        <w:ind w:left="2160" w:hanging="360"/>
+      </w:pPr>
+      <w:rPr>
+        <w:rFonts w:ascii="Wingdings" w:hAnsi="Wingdings" w:hint="default"/>
+        <w:sz w:val="20"/>
+      </w:rPr>
+    </w:lvl>
+    <w:lvl w:ilvl="3" w:tentative="1">
+      <w:start w:val="1"/>
+      <w:numFmt w:val="bullet"/>
+      <w:lvlText w:val=""/>
+      <w:lvlJc w:val="left"/>
+      <w:pPr>
+        <w:tabs>
+          <w:tab w:val="num" w:pos="2880"/>
+        </w:tabs>
+        <w:ind w:left="2880" w:hanging="360"/>
+      </w:pPr>
+      <w:rPr>
+        <w:rFonts w:ascii="Wingdings" w:hAnsi="Wingdings" w:hint="default"/>
+        <w:sz w:val="20"/>
+      </w:rPr>
+    </w:lvl>
+    <w:lvl w:ilvl="4" w:tentative="1">
+      <w:start w:val="1"/>
+      <w:numFmt w:val="bullet"/>
+      <w:lvlText w:val=""/>
+      <w:lvlJc w:val="left"/>
+      <w:pPr>
+        <w:tabs>
+          <w:tab w:val="num" w:pos="3600"/>
+        </w:tabs>
+        <w:ind w:left="3600" w:hanging="360"/>
+      </w:pPr>
+      <w:rPr>
+        <w:rFonts w:ascii="Wingdings" w:hAnsi="Wingdings" w:hint="default"/>
+        <w:sz w:val="20"/>
+      </w:rPr>
+    </w:lvl>
+    <w:lvl w:ilvl="5" w:tentative="1">
+      <w:start w:val="1"/>
+      <w:numFmt w:val="bullet"/>
+      <w:lvlText w:val=""/>
+      <w:lvlJc w:val="left"/>
+      <w:pPr>
+        <w:tabs>
+          <w:tab w:val="num" w:pos="4320"/>
+        </w:tabs>
+        <w:ind w:left="4320" w:hanging="360"/>
+      </w:pPr>
+      <w:rPr>
+        <w:rFonts w:ascii="Wingdings" w:hAnsi="Wingdings" w:hint="default"/>
+        <w:sz w:val="20"/>
+      </w:rPr>
+    </w:lvl>
+    <w:lvl w:ilvl="6" w:tentative="1">
+      <w:start w:val="1"/>
+      <w:numFmt w:val="bullet"/>
+      <w:lvlText w:val=""/>
+      <w:lvlJc w:val="left"/>
+      <w:pPr>
+        <w:tabs>
+          <w:tab w:val="num" w:pos="5040"/>
+        </w:tabs>
+        <w:ind w:left="5040" w:hanging="360"/>
+      </w:pPr>
+      <w:rPr>
+        <w:rFonts w:ascii="Wingdings" w:hAnsi="Wingdings" w:hint="default"/>
+        <w:sz w:val="20"/>
+      </w:rPr>
+    </w:lvl>
+    <w:lvl w:ilvl="7" w:tentative="1">
+      <w:start w:val="1"/>
+      <w:numFmt w:val="bullet"/>
+      <w:lvlText w:val=""/>
+      <w:lvlJc w:val="left"/>
+      <w:pPr>
+        <w:tabs>
+          <w:tab w:val="num" w:pos="5760"/>
+        </w:tabs>
+        <w:ind w:left="5760" w:hanging="360"/>
+      </w:pPr>
+      <w:rPr>
+        <w:rFonts w:ascii="Wingdings" w:hAnsi="Wingdings" w:hint="default"/>
+        <w:sz w:val="20"/>
+      </w:rPr>
+    </w:lvl>
+    <w:lvl w:ilvl="8" w:tentative="1">
+      <w:start w:val="1"/>
+      <w:numFmt w:val="bullet"/>
+      <w:lvlText w:val=""/>
+      <w:lvlJc w:val="left"/>
+      <w:pPr>
+        <w:tabs>
+          <w:tab w:val="num" w:pos="6480"/>
+        </w:tabs>
+        <w:ind w:left="6480" w:hanging="360"/>
+      </w:pPr>
+      <w:rPr>
+        <w:rFonts w:ascii="Wingdings" w:hAnsi="Wingdings" w:hint="default"/>
+        <w:sz w:val="20"/>
+      </w:rPr>
+    </w:lvl>
+  </w:abstractNum>
+  <w:abstractNum w:abstractNumId="15" w15:restartNumberingAfterBreak="0">
+    <w:nsid w:val="4D190705"/>
+    <w:multiLevelType w:val="multilevel"/>
+    <w:tmpl w:val="E8AED97C"/>
+    <w:lvl w:ilvl="0">
+      <w:start w:val="1"/>
+      <w:numFmt w:val="bullet"/>
+      <w:lvlText w:val=""/>
+      <w:lvlJc w:val="left"/>
+      <w:pPr>
+        <w:tabs>
+          <w:tab w:val="num" w:pos="720"/>
+        </w:tabs>
+        <w:ind w:left="720" w:hanging="360"/>
+      </w:pPr>
+      <w:rPr>
+        <w:rFonts w:ascii="Symbol" w:hAnsi="Symbol" w:hint="default"/>
+        <w:sz w:val="20"/>
+      </w:rPr>
+    </w:lvl>
+    <w:lvl w:ilvl="1" w:tentative="1">
+      <w:start w:val="1"/>
+      <w:numFmt w:val="bullet"/>
+      <w:lvlText w:val="o"/>
+      <w:lvlJc w:val="left"/>
+      <w:pPr>
+        <w:tabs>
+          <w:tab w:val="num" w:pos="1440"/>
+        </w:tabs>
+        <w:ind w:left="1440" w:hanging="360"/>
+      </w:pPr>
+      <w:rPr>
+        <w:rFonts w:ascii="Courier New" w:hAnsi="Courier New" w:hint="default"/>
+        <w:sz w:val="20"/>
+      </w:rPr>
+    </w:lvl>
+    <w:lvl w:ilvl="2" w:tentative="1">
+      <w:start w:val="1"/>
+      <w:numFmt w:val="bullet"/>
+      <w:lvlText w:val=""/>
+      <w:lvlJc w:val="left"/>
+      <w:pPr>
+        <w:tabs>
+          <w:tab w:val="num" w:pos="2160"/>
+        </w:tabs>
+        <w:ind w:left="2160" w:hanging="360"/>
+      </w:pPr>
+      <w:rPr>
+        <w:rFonts w:ascii="Wingdings" w:hAnsi="Wingdings" w:hint="default"/>
+        <w:sz w:val="20"/>
+      </w:rPr>
+    </w:lvl>
+    <w:lvl w:ilvl="3" w:tentative="1">
+      <w:start w:val="1"/>
+      <w:numFmt w:val="bullet"/>
+      <w:lvlText w:val=""/>
+      <w:lvlJc w:val="left"/>
+      <w:pPr>
+        <w:tabs>
+          <w:tab w:val="num" w:pos="2880"/>
+        </w:tabs>
+        <w:ind w:left="2880" w:hanging="360"/>
+      </w:pPr>
+      <w:rPr>
+        <w:rFonts w:ascii="Wingdings" w:hAnsi="Wingdings" w:hint="default"/>
+        <w:sz w:val="20"/>
+      </w:rPr>
+    </w:lvl>
+    <w:lvl w:ilvl="4" w:tentative="1">
+      <w:start w:val="1"/>
+      <w:numFmt w:val="bullet"/>
+      <w:lvlText w:val=""/>
+      <w:lvlJc w:val="left"/>
+      <w:pPr>
+        <w:tabs>
+          <w:tab w:val="num" w:pos="3600"/>
+        </w:tabs>
+        <w:ind w:left="3600" w:hanging="360"/>
+      </w:pPr>
+      <w:rPr>
+        <w:rFonts w:ascii="Wingdings" w:hAnsi="Wingdings" w:hint="default"/>
+        <w:sz w:val="20"/>
+      </w:rPr>
+    </w:lvl>
+    <w:lvl w:ilvl="5" w:tentative="1">
+      <w:start w:val="1"/>
+      <w:numFmt w:val="bullet"/>
+      <w:lvlText w:val=""/>
+      <w:lvlJc w:val="left"/>
+      <w:pPr>
+        <w:tabs>
+          <w:tab w:val="num" w:pos="4320"/>
+        </w:tabs>
+        <w:ind w:left="4320" w:hanging="360"/>
+      </w:pPr>
+      <w:rPr>
+        <w:rFonts w:ascii="Wingdings" w:hAnsi="Wingdings" w:hint="default"/>
+        <w:sz w:val="20"/>
+      </w:rPr>
+    </w:lvl>
+    <w:lvl w:ilvl="6" w:tentative="1">
+      <w:start w:val="1"/>
+      <w:numFmt w:val="bullet"/>
+      <w:lvlText w:val=""/>
+      <w:lvlJc w:val="left"/>
+      <w:pPr>
+        <w:tabs>
+          <w:tab w:val="num" w:pos="5040"/>
+        </w:tabs>
+        <w:ind w:left="5040" w:hanging="360"/>
+      </w:pPr>
+      <w:rPr>
+        <w:rFonts w:ascii="Wingdings" w:hAnsi="Wingdings" w:hint="default"/>
+        <w:sz w:val="20"/>
+      </w:rPr>
+    </w:lvl>
+    <w:lvl w:ilvl="7" w:tentative="1">
+      <w:start w:val="1"/>
+      <w:numFmt w:val="bullet"/>
+      <w:lvlText w:val=""/>
+      <w:lvlJc w:val="left"/>
+      <w:pPr>
+        <w:tabs>
+          <w:tab w:val="num" w:pos="5760"/>
+        </w:tabs>
+        <w:ind w:left="5760" w:hanging="360"/>
+      </w:pPr>
+      <w:rPr>
+        <w:rFonts w:ascii="Wingdings" w:hAnsi="Wingdings" w:hint="default"/>
+        <w:sz w:val="20"/>
+      </w:rPr>
+    </w:lvl>
+    <w:lvl w:ilvl="8" w:tentative="1">
+      <w:start w:val="1"/>
+      <w:numFmt w:val="bullet"/>
+      <w:lvlText w:val=""/>
+      <w:lvlJc w:val="left"/>
+      <w:pPr>
+        <w:tabs>
+          <w:tab w:val="num" w:pos="6480"/>
+        </w:tabs>
+        <w:ind w:left="6480" w:hanging="360"/>
+      </w:pPr>
+      <w:rPr>
+        <w:rFonts w:ascii="Wingdings" w:hAnsi="Wingdings" w:hint="default"/>
+        <w:sz w:val="20"/>
+      </w:rPr>
+    </w:lvl>
+  </w:abstractNum>
+  <w:abstractNum w:abstractNumId="16" w15:restartNumberingAfterBreak="0">
+    <w:nsid w:val="4D3C3275"/>
+    <w:multiLevelType w:val="multilevel"/>
+    <w:tmpl w:val="ED103DE0"/>
+    <w:lvl w:ilvl="0">
+      <w:start w:val="1"/>
+      <w:numFmt w:val="bullet"/>
+      <w:lvlText w:val=""/>
+      <w:lvlJc w:val="left"/>
+      <w:pPr>
+        <w:tabs>
+          <w:tab w:val="num" w:pos="720"/>
+        </w:tabs>
+        <w:ind w:left="720" w:hanging="360"/>
+      </w:pPr>
+      <w:rPr>
+        <w:rFonts w:ascii="Symbol" w:hAnsi="Symbol" w:hint="default"/>
+        <w:sz w:val="20"/>
+      </w:rPr>
+    </w:lvl>
+    <w:lvl w:ilvl="1" w:tentative="1">
+      <w:start w:val="1"/>
+      <w:numFmt w:val="bullet"/>
+      <w:lvlText w:val="o"/>
+      <w:lvlJc w:val="left"/>
+      <w:pPr>
+        <w:tabs>
+          <w:tab w:val="num" w:pos="1440"/>
+        </w:tabs>
+        <w:ind w:left="1440" w:hanging="360"/>
+      </w:pPr>
+      <w:rPr>
+        <w:rFonts w:ascii="Courier New" w:hAnsi="Courier New" w:hint="default"/>
+        <w:sz w:val="20"/>
+      </w:rPr>
+    </w:lvl>
+    <w:lvl w:ilvl="2" w:tentative="1">
+      <w:start w:val="1"/>
+      <w:numFmt w:val="bullet"/>
+      <w:lvlText w:val=""/>
+      <w:lvlJc w:val="left"/>
+      <w:pPr>
+        <w:tabs>
+          <w:tab w:val="num" w:pos="2160"/>
+        </w:tabs>
+        <w:ind w:left="2160" w:hanging="360"/>
+      </w:pPr>
+      <w:rPr>
+        <w:rFonts w:ascii="Wingdings" w:hAnsi="Wingdings" w:hint="default"/>
+        <w:sz w:val="20"/>
+      </w:rPr>
+    </w:lvl>
+    <w:lvl w:ilvl="3" w:tentative="1">
+      <w:start w:val="1"/>
+      <w:numFmt w:val="bullet"/>
+      <w:lvlText w:val=""/>
+      <w:lvlJc w:val="left"/>
+      <w:pPr>
+        <w:tabs>
+          <w:tab w:val="num" w:pos="2880"/>
+        </w:tabs>
+        <w:ind w:left="2880" w:hanging="360"/>
+      </w:pPr>
+      <w:rPr>
+        <w:rFonts w:ascii="Wingdings" w:hAnsi="Wingdings" w:hint="default"/>
+        <w:sz w:val="20"/>
+      </w:rPr>
+    </w:lvl>
+    <w:lvl w:ilvl="4" w:tentative="1">
+      <w:start w:val="1"/>
+      <w:numFmt w:val="bullet"/>
+      <w:lvlText w:val=""/>
+      <w:lvlJc w:val="left"/>
+      <w:pPr>
+        <w:tabs>
+          <w:tab w:val="num" w:pos="3600"/>
+        </w:tabs>
+        <w:ind w:left="3600" w:hanging="360"/>
+      </w:pPr>
+      <w:rPr>
+        <w:rFonts w:ascii="Wingdings" w:hAnsi="Wingdings" w:hint="default"/>
+        <w:sz w:val="20"/>
+      </w:rPr>
+    </w:lvl>
+    <w:lvl w:ilvl="5" w:tentative="1">
+      <w:start w:val="1"/>
+      <w:numFmt w:val="bullet"/>
+      <w:lvlText w:val=""/>
+      <w:lvlJc w:val="left"/>
+      <w:pPr>
+        <w:tabs>
+          <w:tab w:val="num" w:pos="4320"/>
+        </w:tabs>
+        <w:ind w:left="4320" w:hanging="360"/>
+      </w:pPr>
+      <w:rPr>
+        <w:rFonts w:ascii="Wingdings" w:hAnsi="Wingdings" w:hint="default"/>
+        <w:sz w:val="20"/>
+      </w:rPr>
+    </w:lvl>
+    <w:lvl w:ilvl="6" w:tentative="1">
+      <w:start w:val="1"/>
+      <w:numFmt w:val="bullet"/>
+      <w:lvlText w:val=""/>
+      <w:lvlJc w:val="left"/>
+      <w:pPr>
+        <w:tabs>
+          <w:tab w:val="num" w:pos="5040"/>
+        </w:tabs>
+        <w:ind w:left="5040" w:hanging="360"/>
+      </w:pPr>
+      <w:rPr>
+        <w:rFonts w:ascii="Wingdings" w:hAnsi="Wingdings" w:hint="default"/>
+        <w:sz w:val="20"/>
+      </w:rPr>
+    </w:lvl>
+    <w:lvl w:ilvl="7" w:tentative="1">
+      <w:start w:val="1"/>
+      <w:numFmt w:val="bullet"/>
+      <w:lvlText w:val=""/>
+      <w:lvlJc w:val="left"/>
+      <w:pPr>
+        <w:tabs>
+          <w:tab w:val="num" w:pos="5760"/>
+        </w:tabs>
+        <w:ind w:left="5760" w:hanging="360"/>
+      </w:pPr>
+      <w:rPr>
+        <w:rFonts w:ascii="Wingdings" w:hAnsi="Wingdings" w:hint="default"/>
+        <w:sz w:val="20"/>
+      </w:rPr>
+    </w:lvl>
+    <w:lvl w:ilvl="8" w:tentative="1">
+      <w:start w:val="1"/>
+      <w:numFmt w:val="bullet"/>
+      <w:lvlText w:val=""/>
+      <w:lvlJc w:val="left"/>
+      <w:pPr>
+        <w:tabs>
+          <w:tab w:val="num" w:pos="6480"/>
+        </w:tabs>
+        <w:ind w:left="6480" w:hanging="360"/>
+      </w:pPr>
+      <w:rPr>
+        <w:rFonts w:ascii="Wingdings" w:hAnsi="Wingdings" w:hint="default"/>
+        <w:sz w:val="20"/>
+      </w:rPr>
+    </w:lvl>
+  </w:abstractNum>
+  <w:abstractNum w:abstractNumId="17" w15:restartNumberingAfterBreak="0">
     <w:nsid w:val="4FBB77DF"/>
     <w:multiLevelType w:val="multilevel"/>
     <w:tmpl w:val="C0726226"/>
@@ -4494,7 +5085,269 @@
       </w:rPr>
     </w:lvl>
   </w:abstractNum>
-  <w:abstractNum w:abstractNumId="8" w15:restartNumberingAfterBreak="0">
+  <w:abstractNum w:abstractNumId="18" w15:restartNumberingAfterBreak="0">
+    <w:nsid w:val="52B825D3"/>
+    <w:multiLevelType w:val="multilevel"/>
+    <w:tmpl w:val="7E7E127A"/>
+    <w:lvl w:ilvl="0">
+      <w:start w:val="1"/>
+      <w:numFmt w:val="bullet"/>
+      <w:lvlText w:val=""/>
+      <w:lvlJc w:val="left"/>
+      <w:pPr>
+        <w:tabs>
+          <w:tab w:val="num" w:pos="720"/>
+        </w:tabs>
+        <w:ind w:left="720" w:hanging="360"/>
+      </w:pPr>
+      <w:rPr>
+        <w:rFonts w:ascii="Symbol" w:hAnsi="Symbol" w:hint="default"/>
+        <w:sz w:val="20"/>
+      </w:rPr>
+    </w:lvl>
+    <w:lvl w:ilvl="1" w:tentative="1">
+      <w:start w:val="1"/>
+      <w:numFmt w:val="bullet"/>
+      <w:lvlText w:val="o"/>
+      <w:lvlJc w:val="left"/>
+      <w:pPr>
+        <w:tabs>
+          <w:tab w:val="num" w:pos="1440"/>
+        </w:tabs>
+        <w:ind w:left="1440" w:hanging="360"/>
+      </w:pPr>
+      <w:rPr>
+        <w:rFonts w:ascii="Courier New" w:hAnsi="Courier New" w:hint="default"/>
+        <w:sz w:val="20"/>
+      </w:rPr>
+    </w:lvl>
+    <w:lvl w:ilvl="2" w:tentative="1">
+      <w:start w:val="1"/>
+      <w:numFmt w:val="bullet"/>
+      <w:lvlText w:val=""/>
+      <w:lvlJc w:val="left"/>
+      <w:pPr>
+        <w:tabs>
+          <w:tab w:val="num" w:pos="2160"/>
+        </w:tabs>
+        <w:ind w:left="2160" w:hanging="360"/>
+      </w:pPr>
+      <w:rPr>
+        <w:rFonts w:ascii="Wingdings" w:hAnsi="Wingdings" w:hint="default"/>
+        <w:sz w:val="20"/>
+      </w:rPr>
+    </w:lvl>
+    <w:lvl w:ilvl="3" w:tentative="1">
+      <w:start w:val="1"/>
+      <w:numFmt w:val="bullet"/>
+      <w:lvlText w:val=""/>
+      <w:lvlJc w:val="left"/>
+      <w:pPr>
+        <w:tabs>
+          <w:tab w:val="num" w:pos="2880"/>
+        </w:tabs>
+        <w:ind w:left="2880" w:hanging="360"/>
+      </w:pPr>
+      <w:rPr>
+        <w:rFonts w:ascii="Wingdings" w:hAnsi="Wingdings" w:hint="default"/>
+        <w:sz w:val="20"/>
+      </w:rPr>
+    </w:lvl>
+    <w:lvl w:ilvl="4" w:tentative="1">
+      <w:start w:val="1"/>
+      <w:numFmt w:val="bullet"/>
+      <w:lvlText w:val=""/>
+      <w:lvlJc w:val="left"/>
+      <w:pPr>
+        <w:tabs>
+          <w:tab w:val="num" w:pos="3600"/>
+        </w:tabs>
+        <w:ind w:left="3600" w:hanging="360"/>
+      </w:pPr>
+      <w:rPr>
+        <w:rFonts w:ascii="Wingdings" w:hAnsi="Wingdings" w:hint="default"/>
+        <w:sz w:val="20"/>
+      </w:rPr>
+    </w:lvl>
+    <w:lvl w:ilvl="5" w:tentative="1">
+      <w:start w:val="1"/>
+      <w:numFmt w:val="bullet"/>
+      <w:lvlText w:val=""/>
+      <w:lvlJc w:val="left"/>
+      <w:pPr>
+        <w:tabs>
+          <w:tab w:val="num" w:pos="4320"/>
+        </w:tabs>
+        <w:ind w:left="4320" w:hanging="360"/>
+      </w:pPr>
+      <w:rPr>
+        <w:rFonts w:ascii="Wingdings" w:hAnsi="Wingdings" w:hint="default"/>
+        <w:sz w:val="20"/>
+      </w:rPr>
+    </w:lvl>
+    <w:lvl w:ilvl="6" w:tentative="1">
+      <w:start w:val="1"/>
+      <w:numFmt w:val="bullet"/>
+      <w:lvlText w:val=""/>
+      <w:lvlJc w:val="left"/>
+      <w:pPr>
+        <w:tabs>
+          <w:tab w:val="num" w:pos="5040"/>
+        </w:tabs>
+        <w:ind w:left="5040" w:hanging="360"/>
+      </w:pPr>
+      <w:rPr>
+        <w:rFonts w:ascii="Wingdings" w:hAnsi="Wingdings" w:hint="default"/>
+        <w:sz w:val="20"/>
+      </w:rPr>
+    </w:lvl>
+    <w:lvl w:ilvl="7" w:tentative="1">
+      <w:start w:val="1"/>
+      <w:numFmt w:val="bullet"/>
+      <w:lvlText w:val=""/>
+      <w:lvlJc w:val="left"/>
+      <w:pPr>
+        <w:tabs>
+          <w:tab w:val="num" w:pos="5760"/>
+        </w:tabs>
+        <w:ind w:left="5760" w:hanging="360"/>
+      </w:pPr>
+      <w:rPr>
+        <w:rFonts w:ascii="Wingdings" w:hAnsi="Wingdings" w:hint="default"/>
+        <w:sz w:val="20"/>
+      </w:rPr>
+    </w:lvl>
+    <w:lvl w:ilvl="8" w:tentative="1">
+      <w:start w:val="1"/>
+      <w:numFmt w:val="bullet"/>
+      <w:lvlText w:val=""/>
+      <w:lvlJc w:val="left"/>
+      <w:pPr>
+        <w:tabs>
+          <w:tab w:val="num" w:pos="6480"/>
+        </w:tabs>
+        <w:ind w:left="6480" w:hanging="360"/>
+      </w:pPr>
+      <w:rPr>
+        <w:rFonts w:ascii="Wingdings" w:hAnsi="Wingdings" w:hint="default"/>
+        <w:sz w:val="20"/>
+      </w:rPr>
+    </w:lvl>
+  </w:abstractNum>
+  <w:abstractNum w:abstractNumId="19" w15:restartNumberingAfterBreak="0">
+    <w:nsid w:val="561651D3"/>
+    <w:multiLevelType w:val="multilevel"/>
+    <w:tmpl w:val="7FE4B714"/>
+    <w:lvl w:ilvl="0">
+      <w:start w:val="1"/>
+      <w:numFmt w:val="decimal"/>
+      <w:lvlText w:val="%1."/>
+      <w:lvlJc w:val="left"/>
+      <w:pPr>
+        <w:tabs>
+          <w:tab w:val="num" w:pos="720"/>
+        </w:tabs>
+        <w:ind w:left="720" w:hanging="360"/>
+      </w:pPr>
+    </w:lvl>
+    <w:lvl w:ilvl="1" w:tentative="1">
+      <w:start w:val="1"/>
+      <w:numFmt w:val="decimal"/>
+      <w:lvlText w:val="%2."/>
+      <w:lvlJc w:val="left"/>
+      <w:pPr>
+        <w:tabs>
+          <w:tab w:val="num" w:pos="1440"/>
+        </w:tabs>
+        <w:ind w:left="1440" w:hanging="360"/>
+      </w:pPr>
+    </w:lvl>
+    <w:lvl w:ilvl="2" w:tentative="1">
+      <w:start w:val="1"/>
+      <w:numFmt w:val="decimal"/>
+      <w:lvlText w:val="%3."/>
+      <w:lvlJc w:val="left"/>
+      <w:pPr>
+        <w:tabs>
+          <w:tab w:val="num" w:pos="2160"/>
+        </w:tabs>
+        <w:ind w:left="2160" w:hanging="360"/>
+      </w:pPr>
+    </w:lvl>
+    <w:lvl w:ilvl="3" w:tentative="1">
+      <w:start w:val="1"/>
+      <w:numFmt w:val="decimal"/>
+      <w:lvlText w:val="%4."/>
+      <w:lvlJc w:val="left"/>
+      <w:pPr>
+        <w:tabs>
+          <w:tab w:val="num" w:pos="2880"/>
+        </w:tabs>
+        <w:ind w:left="2880" w:hanging="360"/>
+      </w:pPr>
+    </w:lvl>
+    <w:lvl w:ilvl="4" w:tentative="1">
+      <w:start w:val="1"/>
+      <w:numFmt w:val="decimal"/>
+      <w:lvlText w:val="%5."/>
+      <w:lvlJc w:val="left"/>
+      <w:pPr>
+        <w:tabs>
+          <w:tab w:val="num" w:pos="3600"/>
+        </w:tabs>
+        <w:ind w:left="3600" w:hanging="360"/>
+      </w:pPr>
+    </w:lvl>
+    <w:lvl w:ilvl="5" w:tentative="1">
+      <w:start w:val="1"/>
+      <w:numFmt w:val="decimal"/>
+      <w:lvlText w:val="%6."/>
+      <w:lvlJc w:val="left"/>
+      <w:pPr>
+        <w:tabs>
+          <w:tab w:val="num" w:pos="4320"/>
+        </w:tabs>
+        <w:ind w:left="4320" w:hanging="360"/>
+      </w:pPr>
+    </w:lvl>
+    <w:lvl w:ilvl="6" w:tentative="1">
+      <w:start w:val="1"/>
+      <w:numFmt w:val="decimal"/>
+      <w:lvlText w:val="%7."/>
+      <w:lvlJc w:val="left"/>
+      <w:pPr>
+        <w:tabs>
+          <w:tab w:val="num" w:pos="5040"/>
+        </w:tabs>
+        <w:ind w:left="5040" w:hanging="360"/>
+      </w:pPr>
+    </w:lvl>
+    <w:lvl w:ilvl="7" w:tentative="1">
+      <w:start w:val="1"/>
+      <w:numFmt w:val="decimal"/>
+      <w:lvlText w:val="%8."/>
+      <w:lvlJc w:val="left"/>
+      <w:pPr>
+        <w:tabs>
+          <w:tab w:val="num" w:pos="5760"/>
+        </w:tabs>
+        <w:ind w:left="5760" w:hanging="360"/>
+      </w:pPr>
+    </w:lvl>
+    <w:lvl w:ilvl="8" w:tentative="1">
+      <w:start w:val="1"/>
+      <w:numFmt w:val="decimal"/>
+      <w:lvlText w:val="%9."/>
+      <w:lvlJc w:val="left"/>
+      <w:pPr>
+        <w:tabs>
+          <w:tab w:val="num" w:pos="6480"/>
+        </w:tabs>
+        <w:ind w:left="6480" w:hanging="360"/>
+      </w:pPr>
+    </w:lvl>
+  </w:abstractNum>
+  <w:abstractNum w:abstractNumId="20" w15:restartNumberingAfterBreak="0">
     <w:nsid w:val="64DD3BC1"/>
     <w:multiLevelType w:val="multilevel"/>
     <w:tmpl w:val="402C3C10"/>
@@ -4611,7 +5464,7 @@
       </w:pPr>
     </w:lvl>
   </w:abstractNum>
-  <w:abstractNum w:abstractNumId="9" w15:restartNumberingAfterBreak="0">
+  <w:abstractNum w:abstractNumId="21" w15:restartNumberingAfterBreak="0">
     <w:nsid w:val="66D70AF4"/>
     <w:multiLevelType w:val="multilevel"/>
     <w:tmpl w:val="B4469656"/>
@@ -4760,7 +5613,7 @@
       </w:rPr>
     </w:lvl>
   </w:abstractNum>
-  <w:abstractNum w:abstractNumId="10" w15:restartNumberingAfterBreak="0">
+  <w:abstractNum w:abstractNumId="22" w15:restartNumberingAfterBreak="0">
     <w:nsid w:val="6AA80493"/>
     <w:multiLevelType w:val="multilevel"/>
     <w:tmpl w:val="320671EA"/>
@@ -4873,7 +5726,156 @@
       </w:pPr>
     </w:lvl>
   </w:abstractNum>
-  <w:abstractNum w:abstractNumId="11" w15:restartNumberingAfterBreak="0">
+  <w:abstractNum w:abstractNumId="23" w15:restartNumberingAfterBreak="0">
+    <w:nsid w:val="6B352D5D"/>
+    <w:multiLevelType w:val="multilevel"/>
+    <w:tmpl w:val="05E0DE0E"/>
+    <w:lvl w:ilvl="0">
+      <w:start w:val="1"/>
+      <w:numFmt w:val="bullet"/>
+      <w:lvlText w:val=""/>
+      <w:lvlJc w:val="left"/>
+      <w:pPr>
+        <w:tabs>
+          <w:tab w:val="num" w:pos="720"/>
+        </w:tabs>
+        <w:ind w:left="720" w:hanging="360"/>
+      </w:pPr>
+      <w:rPr>
+        <w:rFonts w:ascii="Symbol" w:hAnsi="Symbol" w:hint="default"/>
+        <w:sz w:val="20"/>
+      </w:rPr>
+    </w:lvl>
+    <w:lvl w:ilvl="1" w:tentative="1">
+      <w:start w:val="1"/>
+      <w:numFmt w:val="bullet"/>
+      <w:lvlText w:val="o"/>
+      <w:lvlJc w:val="left"/>
+      <w:pPr>
+        <w:tabs>
+          <w:tab w:val="num" w:pos="1440"/>
+        </w:tabs>
+        <w:ind w:left="1440" w:hanging="360"/>
+      </w:pPr>
+      <w:rPr>
+        <w:rFonts w:ascii="Courier New" w:hAnsi="Courier New" w:hint="default"/>
+        <w:sz w:val="20"/>
+      </w:rPr>
+    </w:lvl>
+    <w:lvl w:ilvl="2" w:tentative="1">
+      <w:start w:val="1"/>
+      <w:numFmt w:val="bullet"/>
+      <w:lvlText w:val=""/>
+      <w:lvlJc w:val="left"/>
+      <w:pPr>
+        <w:tabs>
+          <w:tab w:val="num" w:pos="2160"/>
+        </w:tabs>
+        <w:ind w:left="2160" w:hanging="360"/>
+      </w:pPr>
+      <w:rPr>
+        <w:rFonts w:ascii="Wingdings" w:hAnsi="Wingdings" w:hint="default"/>
+        <w:sz w:val="20"/>
+      </w:rPr>
+    </w:lvl>
+    <w:lvl w:ilvl="3" w:tentative="1">
+      <w:start w:val="1"/>
+      <w:numFmt w:val="bullet"/>
+      <w:lvlText w:val=""/>
+      <w:lvlJc w:val="left"/>
+      <w:pPr>
+        <w:tabs>
+          <w:tab w:val="num" w:pos="2880"/>
+        </w:tabs>
+        <w:ind w:left="2880" w:hanging="360"/>
+      </w:pPr>
+      <w:rPr>
+        <w:rFonts w:ascii="Wingdings" w:hAnsi="Wingdings" w:hint="default"/>
+        <w:sz w:val="20"/>
+      </w:rPr>
+    </w:lvl>
+    <w:lvl w:ilvl="4" w:tentative="1">
+      <w:start w:val="1"/>
+      <w:numFmt w:val="bullet"/>
+      <w:lvlText w:val=""/>
+      <w:lvlJc w:val="left"/>
+      <w:pPr>
+        <w:tabs>
+          <w:tab w:val="num" w:pos="3600"/>
+        </w:tabs>
+        <w:ind w:left="3600" w:hanging="360"/>
+      </w:pPr>
+      <w:rPr>
+        <w:rFonts w:ascii="Wingdings" w:hAnsi="Wingdings" w:hint="default"/>
+        <w:sz w:val="20"/>
+      </w:rPr>
+    </w:lvl>
+    <w:lvl w:ilvl="5" w:tentative="1">
+      <w:start w:val="1"/>
+      <w:numFmt w:val="bullet"/>
+      <w:lvlText w:val=""/>
+      <w:lvlJc w:val="left"/>
+      <w:pPr>
+        <w:tabs>
+          <w:tab w:val="num" w:pos="4320"/>
+        </w:tabs>
+        <w:ind w:left="4320" w:hanging="360"/>
+      </w:pPr>
+      <w:rPr>
+        <w:rFonts w:ascii="Wingdings" w:hAnsi="Wingdings" w:hint="default"/>
+        <w:sz w:val="20"/>
+      </w:rPr>
+    </w:lvl>
+    <w:lvl w:ilvl="6" w:tentative="1">
+      <w:start w:val="1"/>
+      <w:numFmt w:val="bullet"/>
+      <w:lvlText w:val=""/>
+      <w:lvlJc w:val="left"/>
+      <w:pPr>
+        <w:tabs>
+          <w:tab w:val="num" w:pos="5040"/>
+        </w:tabs>
+        <w:ind w:left="5040" w:hanging="360"/>
+      </w:pPr>
+      <w:rPr>
+        <w:rFonts w:ascii="Wingdings" w:hAnsi="Wingdings" w:hint="default"/>
+        <w:sz w:val="20"/>
+      </w:rPr>
+    </w:lvl>
+    <w:lvl w:ilvl="7" w:tentative="1">
+      <w:start w:val="1"/>
+      <w:numFmt w:val="bullet"/>
+      <w:lvlText w:val=""/>
+      <w:lvlJc w:val="left"/>
+      <w:pPr>
+        <w:tabs>
+          <w:tab w:val="num" w:pos="5760"/>
+        </w:tabs>
+        <w:ind w:left="5760" w:hanging="360"/>
+      </w:pPr>
+      <w:rPr>
+        <w:rFonts w:ascii="Wingdings" w:hAnsi="Wingdings" w:hint="default"/>
+        <w:sz w:val="20"/>
+      </w:rPr>
+    </w:lvl>
+    <w:lvl w:ilvl="8" w:tentative="1">
+      <w:start w:val="1"/>
+      <w:numFmt w:val="bullet"/>
+      <w:lvlText w:val=""/>
+      <w:lvlJc w:val="left"/>
+      <w:pPr>
+        <w:tabs>
+          <w:tab w:val="num" w:pos="6480"/>
+        </w:tabs>
+        <w:ind w:left="6480" w:hanging="360"/>
+      </w:pPr>
+      <w:rPr>
+        <w:rFonts w:ascii="Wingdings" w:hAnsi="Wingdings" w:hint="default"/>
+        <w:sz w:val="20"/>
+      </w:rPr>
+    </w:lvl>
+  </w:abstractNum>
+  <w:abstractNum w:abstractNumId="24" w15:restartNumberingAfterBreak="0">
     <w:nsid w:val="797019DC"/>
     <w:multiLevelType w:val="hybridMultilevel"/>
     <w:tmpl w:val="8B246418"/>
@@ -4986,7 +5988,7 @@
       </w:rPr>
     </w:lvl>
   </w:abstractNum>
-  <w:abstractNum w:abstractNumId="12" w15:restartNumberingAfterBreak="0">
+  <w:abstractNum w:abstractNumId="25" w15:restartNumberingAfterBreak="0">
     <w:nsid w:val="7BCD3C8B"/>
     <w:multiLevelType w:val="multilevel"/>
     <w:tmpl w:val="C0726226"/>
@@ -5136,43 +6138,82 @@
     </w:lvl>
   </w:abstractNum>
   <w:num w:numId="1" w16cid:durableId="539127770">
-    <w:abstractNumId w:val="6"/>
+    <w:abstractNumId w:val="10"/>
   </w:num>
   <w:num w:numId="2" w16cid:durableId="1641812174">
-    <w:abstractNumId w:val="8"/>
+    <w:abstractNumId w:val="20"/>
   </w:num>
   <w:num w:numId="3" w16cid:durableId="268971307">
-    <w:abstractNumId w:val="11"/>
+    <w:abstractNumId w:val="24"/>
   </w:num>
   <w:num w:numId="4" w16cid:durableId="1259368126">
+    <w:abstractNumId w:val="17"/>
+  </w:num>
+  <w:num w:numId="5" w16cid:durableId="1600672443">
+    <w:abstractNumId w:val="25"/>
+  </w:num>
+  <w:num w:numId="6" w16cid:durableId="1547792367">
     <w:abstractNumId w:val="7"/>
   </w:num>
-  <w:num w:numId="5" w16cid:durableId="1600672443">
-    <w:abstractNumId w:val="12"/>
-  </w:num>
-  <w:num w:numId="6" w16cid:durableId="1547792367">
-    <w:abstractNumId w:val="4"/>
-  </w:num>
   <w:num w:numId="7" w16cid:durableId="1986546349">
-    <w:abstractNumId w:val="9"/>
+    <w:abstractNumId w:val="21"/>
   </w:num>
   <w:num w:numId="8" w16cid:durableId="2014800333">
     <w:abstractNumId w:val="0"/>
   </w:num>
   <w:num w:numId="9" w16cid:durableId="126289677">
+    <w:abstractNumId w:val="5"/>
+  </w:num>
+  <w:num w:numId="10" w16cid:durableId="839782100">
+    <w:abstractNumId w:val="9"/>
+  </w:num>
+  <w:num w:numId="11" w16cid:durableId="303463034">
     <w:abstractNumId w:val="2"/>
   </w:num>
-  <w:num w:numId="10" w16cid:durableId="839782100">
-    <w:abstractNumId w:val="5"/>
+  <w:num w:numId="12" w16cid:durableId="2132436358">
+    <w:abstractNumId w:val="6"/>
   </w:num>
-  <w:num w:numId="11" w16cid:durableId="303463034">
+  <w:num w:numId="13" w16cid:durableId="1577089360">
+    <w:abstractNumId w:val="22"/>
+  </w:num>
+  <w:num w:numId="14" w16cid:durableId="1436091461">
+    <w:abstractNumId w:val="4"/>
+  </w:num>
+  <w:num w:numId="15" w16cid:durableId="1655647272">
+    <w:abstractNumId w:val="14"/>
+  </w:num>
+  <w:num w:numId="16" w16cid:durableId="1297025232">
+    <w:abstractNumId w:val="8"/>
+  </w:num>
+  <w:num w:numId="17" w16cid:durableId="250087988">
+    <w:abstractNumId w:val="16"/>
+  </w:num>
+  <w:num w:numId="18" w16cid:durableId="825895254">
+    <w:abstractNumId w:val="12"/>
+  </w:num>
+  <w:num w:numId="19" w16cid:durableId="499466668">
     <w:abstractNumId w:val="1"/>
   </w:num>
-  <w:num w:numId="12" w16cid:durableId="2132436358">
+  <w:num w:numId="20" w16cid:durableId="429543574">
+    <w:abstractNumId w:val="19"/>
+  </w:num>
+  <w:num w:numId="21" w16cid:durableId="260576495">
+    <w:abstractNumId w:val="18"/>
+  </w:num>
+  <w:num w:numId="22" w16cid:durableId="664092804">
+    <w:abstractNumId w:val="23"/>
+  </w:num>
+  <w:num w:numId="23" w16cid:durableId="428694028">
+    <w:abstractNumId w:val="13"/>
+  </w:num>
+  <w:num w:numId="24" w16cid:durableId="815608940">
+    <w:abstractNumId w:val="11"/>
+  </w:num>
+  <w:num w:numId="25" w16cid:durableId="274875612">
+    <w:abstractNumId w:val="15"/>
+  </w:num>
+  <w:num w:numId="26" w16cid:durableId="113520163">
     <w:abstractNumId w:val="3"/>
-  </w:num>
-  <w:num w:numId="13" w16cid:durableId="1577089360">
-    <w:abstractNumId w:val="10"/>
   </w:num>
 </w:numbering>
 </file>
